--- a/whitepaper.docx
+++ b/whitepaper.docx
@@ -84,7 +84,7 @@
           <w:sz w:val="22"/>
           <w:szCs w:val="22"/>
         </w:rPr>
-        <w:t xml:space="preserve">Standard language model sampling controls output diversity through a scalar temperature parameter applied uniformly across the token vocabulary. This approach is context-blind: it cannot distinguish tokens that are semantically relevant to the current generation from tokens that are merely high-probability. I introduce contextbodies, a gravitational field model for token sampling in which semantic bodies exert attraction on candidate tokens in proportion to their mass and inverse cosine distance. The gravitational constant G replaces temperature as the primary tuning knob. A two-layer field — a permanent universe field derived from vocabulary-wide k-means clustering and an ephemeral context field derived from incremental DBSCAN clustering of the prompt — provides both global semantic coverage and conversation-specific topical coherence. Gravitational forces are applied via multiplicative reweighting of the model's own probability distribution, preserving syntactic validity. Across five prompts on GPT-2 and GPT-2 Medium, contextbodies achieves 20–27% improvement in distinct-1 lexical diversity over temperature sampling, with a structural perplexity tradeoff that narrows on larger models (GPT-2: ×5; GPT-2 Medium: ×3.4). Persistent body storage via a vector database allows semantic structure to accumulate across conversations, building a living knowledge graph of domain-specific gravitational topology over time.</w:t>
+        <w:t xml:space="preserve">Standard language model sampling controls output diversity through a scalar temperature parameter applied uniformly across the token vocabulary. This approach is context-blind: it cannot distinguish tokens that are semantically relevant to the current generation from tokens that are merely high-probability. I introduce contextbodies, a gravitational field model for token sampling in which semantic bodies exert attraction on candidate tokens in proportion to their mass and inverse cosine distance. The gravitational constant G replaces temperature as the primary tuning knob. A two-layer field — a permanent universe field derived from vocabulary-wide k-means clustering and an ephemeral context field derived from incremental DBSCAN clustering of the prompt — provides both global semantic coverage and conversation-specific topical coherence. Gravitational forces are applied via multiplicative reweighting of the model's own probability distribution, preserving syntactic validity. A full ablation study on GPT-2 across geometry, mass, IDF, and sampling baseline conditions reveals that the semantic universe field enforces topical coherence — achieving 20% distinct-1 improvement and 42% repetition reduction versus temperature sampling — while ablation against random and shuffled centroids confirms that semantic geometry meaningfully modulates the tradeoff between coherence and diversity. Persistent body storage via a vector database allows semantic structure to accumulate across conversations.</w:t>
       </w:r>
     </w:p>
     <w:p>
@@ -2674,7 +2674,7 @@
           <w:sz w:val="22"/>
           <w:szCs w:val="22"/>
         </w:rPr>
-        <w:t xml:space="preserve">I benchmark on GPT-2 (117M) and GPT-2 Medium (345M) using five diverse prompts (100 tokens each, 2 runs per prompt, results averaged). The temperature baseline uses T = 0.8 without top-p or top-k. All gravitational configurations use the IDF mass scheme for the universe field and r_min = 0.1.</w:t>
+        <w:t xml:space="preserve">All benchmarks use GPT-2 (124M parameters) on 8 diverse prompts (100 tokens per prompt, 2 runs each, results averaged). The temperature baseline uses T = 0.8. All gravitational conditions apply matched temperature in the generation loop. The universe is built from GPT-2's vocabulary embeddings using MiniBatchKMeans (256 clusters, IDF mass scheme). Context-affinity modulation uses top-k = 4 body selection.</w:t>
       </w:r>
     </w:p>
     <w:p>
@@ -2706,7 +2706,7 @@
           <w:sz w:val="22"/>
           <w:szCs w:val="22"/>
         </w:rPr>
-        <w:t xml:space="preserve">Perplexity (ppl)</w:t>
+        <w:t xml:space="preserve">ppl</w:t>
       </w:r>
       <w:r>
         <w:rPr>
@@ -2716,7 +2716,7 @@
           <w:sz w:val="22"/>
           <w:szCs w:val="22"/>
         </w:rPr>
-        <w:t xml:space="preserve"> — geometric mean of inverse token probabilities under the model's base distribution. Elevated perplexity is partially expected since gravitational sampling deliberately promotes lower-probability tokens.</w:t>
+        <w:t xml:space="preserve"> (perplexity) — model surprise at its own output. Elevated values are expected since gravitational sampling promotes lower-probability content tokens.</w:t>
       </w:r>
     </w:p>
     <w:p>
@@ -2736,7 +2736,7 @@
           <w:sz w:val="22"/>
           <w:szCs w:val="22"/>
         </w:rPr>
-        <w:t xml:space="preserve">distinct-1</w:t>
+        <w:t xml:space="preserve">distinct-1 / distinct-2</w:t>
       </w:r>
       <w:r>
         <w:rPr>
@@ -2746,7 +2746,7 @@
           <w:sz w:val="22"/>
           <w:szCs w:val="22"/>
         </w:rPr>
-        <w:t xml:space="preserve"> — fraction of unique unigrams across all generated sequences. Values closer to 1.0 indicate more diverse output.</w:t>
+        <w:t xml:space="preserve"> — fraction of unique unigrams / bigrams. Higher = more diverse.</w:t>
       </w:r>
     </w:p>
     <w:p>
@@ -2766,7 +2766,7 @@
           <w:sz w:val="22"/>
           <w:szCs w:val="22"/>
         </w:rPr>
-        <w:t xml:space="preserve">Escape rate</w:t>
+        <w:t xml:space="preserve">rep-2</w:t>
       </w:r>
       <w:r>
         <w:rPr>
@@ -2776,7 +2776,7 @@
           <w:sz w:val="22"/>
           <w:szCs w:val="22"/>
         </w:rPr>
-        <w:t xml:space="preserve"> — fraction of candidate tokens sampled without gravitational influence per step.</w:t>
+        <w:t xml:space="preserve"> (repetition rate) = 1 − distinct-2. Lower = less repetitive.</w:t>
       </w:r>
     </w:p>
     <w:p>
@@ -2796,7 +2796,7 @@
           <w:sz w:val="22"/>
           <w:szCs w:val="22"/>
         </w:rPr>
-        <w:t xml:space="preserve">ms/token</w:t>
+        <w:t xml:space="preserve">esc_rate</w:t>
       </w:r>
       <w:r>
         <w:rPr>
@@ -2806,7 +2806,67 @@
           <w:sz w:val="22"/>
           <w:szCs w:val="22"/>
         </w:rPr>
-        <w:t xml:space="preserve"> — wall-clock generation latency per token.</w:t>
+        <w:t xml:space="preserve"> — fraction of tokens with sub-threshold force per step (1.0 in universe-only mode: no local bodies active).</w:t>
+      </w:r>
+    </w:p>
+    <w:p>
+      <w:pPr>
+        <w:pStyle w:val="ListParagraph"/>
+        <w:numPr>
+          <w:ilvl w:val="0"/>
+          <w:numId w:val="2"/>
+        </w:numPr>
+        <w:spacing w:after="80"/>
+      </w:pPr>
+      <w:r>
+        <w:rPr>
+          <w:rFonts w:ascii="Arial" w:cs="Arial" w:eastAsia="Arial" w:hAnsi="Arial"/>
+          <w:b/>
+          <w:bCs/>
+          <w:sz w:val="22"/>
+          <w:szCs w:val="22"/>
+        </w:rPr>
+        <w:t xml:space="preserve">bodies</w:t>
+      </w:r>
+      <w:r>
+        <w:rPr>
+          <w:rFonts w:ascii="Arial" w:cs="Arial" w:eastAsia="Arial" w:hAnsi="Arial"/>
+          <w:b w:val="false"/>
+          <w:bCs w:val="false"/>
+          <w:sz w:val="22"/>
+          <w:szCs w:val="22"/>
+        </w:rPr>
+        <w:t xml:space="preserve"> — mean active local context bodies per step.</w:t>
+      </w:r>
+    </w:p>
+    <w:p>
+      <w:pPr>
+        <w:pStyle w:val="ListParagraph"/>
+        <w:numPr>
+          <w:ilvl w:val="0"/>
+          <w:numId w:val="2"/>
+        </w:numPr>
+        <w:spacing w:after="80"/>
+      </w:pPr>
+      <w:r>
+        <w:rPr>
+          <w:rFonts w:ascii="Arial" w:cs="Arial" w:eastAsia="Arial" w:hAnsi="Arial"/>
+          <w:b/>
+          <w:bCs/>
+          <w:sz w:val="22"/>
+          <w:szCs w:val="22"/>
+        </w:rPr>
+        <w:t xml:space="preserve">ms/tok</w:t>
+      </w:r>
+      <w:r>
+        <w:rPr>
+          <w:rFonts w:ascii="Arial" w:cs="Arial" w:eastAsia="Arial" w:hAnsi="Arial"/>
+          <w:b w:val="false"/>
+          <w:bCs w:val="false"/>
+          <w:sz w:val="22"/>
+          <w:szCs w:val="22"/>
+        </w:rPr>
+        <w:t xml:space="preserve"> — wall-clock latency per generated token.</w:t>
       </w:r>
     </w:p>
     <w:p>
@@ -2822,7 +2882,2110 @@
         <w:pStyle w:val="Heading2"/>
       </w:pPr>
       <w:r>
-        <w:t xml:space="preserve">5.2 Baseline</w:t>
+        <w:t xml:space="preserve">5.2 Full Ablation Table</w:t>
+      </w:r>
+    </w:p>
+    <w:p>
+      <w:pPr>
+        <w:spacing w:after="120"/>
+      </w:pPr>
+      <w:r>
+        <w:rPr>
+          <w:sz w:val="22"/>
+          <w:szCs w:val="22"/>
+        </w:rPr>
+        <w:t xml:space="preserve">A single-pass ablation runs all conditions simultaneously, ensuring identical prompts, seeds, and model state across conditions.</w:t>
+      </w:r>
+    </w:p>
+    <w:p>
+      <w:pPr>
+        <w:spacing w:after="120"/>
+      </w:pPr>
+      <w:r>
+        <w:t xml:space="preserve"/>
+      </w:r>
+    </w:p>
+    <w:tbl>
+      <w:tblPr>
+        <w:tblW w:type="dxa" w:w="7920"/>
+        <w:tblBorders>
+          <w:top w:val="single" w:color="auto" w:sz="4"/>
+          <w:left w:val="single" w:color="auto" w:sz="4"/>
+          <w:bottom w:val="single" w:color="auto" w:sz="4"/>
+          <w:right w:val="single" w:color="auto" w:sz="4"/>
+          <w:insideH w:val="single" w:color="auto" w:sz="4"/>
+          <w:insideV w:val="single" w:color="auto" w:sz="4"/>
+        </w:tblBorders>
+      </w:tblPr>
+      <w:tblGrid>
+        <w:gridCol w:w="2520"/>
+        <w:gridCol w:w="1080"/>
+        <w:gridCol w:w="1080"/>
+        <w:gridCol w:w="1080"/>
+        <w:gridCol w:w="1080"/>
+        <w:gridCol w:w="1080"/>
+      </w:tblGrid>
+      <w:tr>
+        <w:tc>
+          <w:tcPr>
+            <w:tcW w:type="dxa" w:w="2520"/>
+            <w:tcBorders>
+              <w:top w:val="single" w:color="CCCCCC" w:sz="1"/>
+              <w:left w:val="single" w:color="CCCCCC" w:sz="1"/>
+              <w:bottom w:val="single" w:color="CCCCCC" w:sz="1"/>
+              <w:right w:val="single" w:color="CCCCCC" w:sz="1"/>
+            </w:tcBorders>
+            <w:shd w:fill="1F4E79" w:val="clear"/>
+            <w:tcMar>
+              <w:top w:type="dxa" w:w="80"/>
+              <w:left w:type="dxa" w:w="120"/>
+              <w:bottom w:type="dxa" w:w="80"/>
+              <w:right w:type="dxa" w:w="120"/>
+            </w:tcMar>
+          </w:tcPr>
+          <w:p>
+            <w:r>
+              <w:rPr>
+                <w:b/>
+                <w:bCs/>
+                <w:color w:val="FFFFFF"/>
+                <w:sz w:val="20"/>
+                <w:szCs w:val="20"/>
+              </w:rPr>
+              <w:t xml:space="preserve">Method</w:t>
+            </w:r>
+          </w:p>
+        </w:tc>
+        <w:tc>
+          <w:tcPr>
+            <w:tcW w:type="dxa" w:w="1080"/>
+            <w:tcBorders>
+              <w:top w:val="single" w:color="CCCCCC" w:sz="1"/>
+              <w:left w:val="single" w:color="CCCCCC" w:sz="1"/>
+              <w:bottom w:val="single" w:color="CCCCCC" w:sz="1"/>
+              <w:right w:val="single" w:color="CCCCCC" w:sz="1"/>
+            </w:tcBorders>
+            <w:shd w:fill="1F4E79" w:val="clear"/>
+            <w:tcMar>
+              <w:top w:type="dxa" w:w="80"/>
+              <w:left w:type="dxa" w:w="120"/>
+              <w:bottom w:type="dxa" w:w="80"/>
+              <w:right w:type="dxa" w:w="120"/>
+            </w:tcMar>
+          </w:tcPr>
+          <w:p>
+            <w:r>
+              <w:rPr>
+                <w:b/>
+                <w:bCs/>
+                <w:color w:val="FFFFFF"/>
+                <w:sz w:val="20"/>
+                <w:szCs w:val="20"/>
+              </w:rPr>
+              <w:t xml:space="preserve">ppl</w:t>
+            </w:r>
+          </w:p>
+        </w:tc>
+        <w:tc>
+          <w:tcPr>
+            <w:tcW w:type="dxa" w:w="1080"/>
+            <w:tcBorders>
+              <w:top w:val="single" w:color="CCCCCC" w:sz="1"/>
+              <w:left w:val="single" w:color="CCCCCC" w:sz="1"/>
+              <w:bottom w:val="single" w:color="CCCCCC" w:sz="1"/>
+              <w:right w:val="single" w:color="CCCCCC" w:sz="1"/>
+            </w:tcBorders>
+            <w:shd w:fill="1F4E79" w:val="clear"/>
+            <w:tcMar>
+              <w:top w:type="dxa" w:w="80"/>
+              <w:left w:type="dxa" w:w="120"/>
+              <w:bottom w:type="dxa" w:w="80"/>
+              <w:right w:type="dxa" w:w="120"/>
+            </w:tcMar>
+          </w:tcPr>
+          <w:p>
+            <w:r>
+              <w:rPr>
+                <w:b/>
+                <w:bCs/>
+                <w:color w:val="FFFFFF"/>
+                <w:sz w:val="20"/>
+                <w:szCs w:val="20"/>
+              </w:rPr>
+              <w:t xml:space="preserve">dist-1</w:t>
+            </w:r>
+          </w:p>
+        </w:tc>
+        <w:tc>
+          <w:tcPr>
+            <w:tcW w:type="dxa" w:w="1080"/>
+            <w:tcBorders>
+              <w:top w:val="single" w:color="CCCCCC" w:sz="1"/>
+              <w:left w:val="single" w:color="CCCCCC" w:sz="1"/>
+              <w:bottom w:val="single" w:color="CCCCCC" w:sz="1"/>
+              <w:right w:val="single" w:color="CCCCCC" w:sz="1"/>
+            </w:tcBorders>
+            <w:shd w:fill="1F4E79" w:val="clear"/>
+            <w:tcMar>
+              <w:top w:type="dxa" w:w="80"/>
+              <w:left w:type="dxa" w:w="120"/>
+              <w:bottom w:type="dxa" w:w="80"/>
+              <w:right w:type="dxa" w:w="120"/>
+            </w:tcMar>
+          </w:tcPr>
+          <w:p>
+            <w:r>
+              <w:rPr>
+                <w:b/>
+                <w:bCs/>
+                <w:color w:val="FFFFFF"/>
+                <w:sz w:val="20"/>
+                <w:szCs w:val="20"/>
+              </w:rPr>
+              <w:t xml:space="preserve">dist-2</w:t>
+            </w:r>
+          </w:p>
+        </w:tc>
+        <w:tc>
+          <w:tcPr>
+            <w:tcW w:type="dxa" w:w="1080"/>
+            <w:tcBorders>
+              <w:top w:val="single" w:color="CCCCCC" w:sz="1"/>
+              <w:left w:val="single" w:color="CCCCCC" w:sz="1"/>
+              <w:bottom w:val="single" w:color="CCCCCC" w:sz="1"/>
+              <w:right w:val="single" w:color="CCCCCC" w:sz="1"/>
+            </w:tcBorders>
+            <w:shd w:fill="1F4E79" w:val="clear"/>
+            <w:tcMar>
+              <w:top w:type="dxa" w:w="80"/>
+              <w:left w:type="dxa" w:w="120"/>
+              <w:bottom w:type="dxa" w:w="80"/>
+              <w:right w:type="dxa" w:w="120"/>
+            </w:tcMar>
+          </w:tcPr>
+          <w:p>
+            <w:r>
+              <w:rPr>
+                <w:b/>
+                <w:bCs/>
+                <w:color w:val="FFFFFF"/>
+                <w:sz w:val="20"/>
+                <w:szCs w:val="20"/>
+              </w:rPr>
+              <w:t xml:space="preserve">rep-2</w:t>
+            </w:r>
+          </w:p>
+        </w:tc>
+        <w:tc>
+          <w:tcPr>
+            <w:tcW w:type="dxa" w:w="1080"/>
+            <w:tcBorders>
+              <w:top w:val="single" w:color="CCCCCC" w:sz="1"/>
+              <w:left w:val="single" w:color="CCCCCC" w:sz="1"/>
+              <w:bottom w:val="single" w:color="CCCCCC" w:sz="1"/>
+              <w:right w:val="single" w:color="CCCCCC" w:sz="1"/>
+            </w:tcBorders>
+            <w:shd w:fill="1F4E79" w:val="clear"/>
+            <w:tcMar>
+              <w:top w:type="dxa" w:w="80"/>
+              <w:left w:type="dxa" w:w="120"/>
+              <w:bottom w:type="dxa" w:w="80"/>
+              <w:right w:type="dxa" w:w="120"/>
+            </w:tcMar>
+          </w:tcPr>
+          <w:p>
+            <w:r>
+              <w:rPr>
+                <w:b/>
+                <w:bCs/>
+                <w:color w:val="FFFFFF"/>
+                <w:sz w:val="20"/>
+                <w:szCs w:val="20"/>
+              </w:rPr>
+              <w:t xml:space="preserve">ms/tok</w:t>
+            </w:r>
+          </w:p>
+        </w:tc>
+      </w:tr>
+      <w:tr>
+        <w:tc>
+          <w:tcPr>
+            <w:tcW w:type="dxa" w:w="2520"/>
+            <w:tcBorders>
+              <w:top w:val="single" w:color="CCCCCC" w:sz="1"/>
+              <w:left w:val="single" w:color="CCCCCC" w:sz="1"/>
+              <w:bottom w:val="single" w:color="CCCCCC" w:sz="1"/>
+              <w:right w:val="single" w:color="CCCCCC" w:sz="1"/>
+            </w:tcBorders>
+            <w:shd w:fill="FFFFFF" w:val="clear"/>
+            <w:tcMar>
+              <w:top w:type="dxa" w:w="80"/>
+              <w:left w:type="dxa" w:w="120"/>
+              <w:bottom w:type="dxa" w:w="80"/>
+              <w:right w:type="dxa" w:w="120"/>
+            </w:tcMar>
+          </w:tcPr>
+          <w:p>
+            <w:r>
+              <w:rPr>
+                <w:rFonts w:ascii="Arial" w:cs="Arial" w:eastAsia="Arial" w:hAnsi="Arial"/>
+                <w:sz w:val="20"/>
+                <w:szCs w:val="20"/>
+              </w:rPr>
+              <w:t xml:space="preserve">Temperature (T=0.8)</w:t>
+            </w:r>
+          </w:p>
+        </w:tc>
+        <w:tc>
+          <w:tcPr>
+            <w:tcW w:type="dxa" w:w="1080"/>
+            <w:tcBorders>
+              <w:top w:val="single" w:color="CCCCCC" w:sz="1"/>
+              <w:left w:val="single" w:color="CCCCCC" w:sz="1"/>
+              <w:bottom w:val="single" w:color="CCCCCC" w:sz="1"/>
+              <w:right w:val="single" w:color="CCCCCC" w:sz="1"/>
+            </w:tcBorders>
+            <w:shd w:fill="FFFFFF" w:val="clear"/>
+            <w:tcMar>
+              <w:top w:type="dxa" w:w="80"/>
+              <w:left w:type="dxa" w:w="120"/>
+              <w:bottom w:type="dxa" w:w="80"/>
+              <w:right w:type="dxa" w:w="120"/>
+            </w:tcMar>
+          </w:tcPr>
+          <w:p>
+            <w:r>
+              <w:rPr>
+                <w:rFonts w:ascii="Arial" w:cs="Arial" w:eastAsia="Arial" w:hAnsi="Arial"/>
+                <w:sz w:val="20"/>
+                <w:szCs w:val="20"/>
+              </w:rPr>
+              <w:t xml:space="preserve">9.84</w:t>
+            </w:r>
+          </w:p>
+        </w:tc>
+        <w:tc>
+          <w:tcPr>
+            <w:tcW w:type="dxa" w:w="1080"/>
+            <w:tcBorders>
+              <w:top w:val="single" w:color="CCCCCC" w:sz="1"/>
+              <w:left w:val="single" w:color="CCCCCC" w:sz="1"/>
+              <w:bottom w:val="single" w:color="CCCCCC" w:sz="1"/>
+              <w:right w:val="single" w:color="CCCCCC" w:sz="1"/>
+            </w:tcBorders>
+            <w:shd w:fill="FFFFFF" w:val="clear"/>
+            <w:tcMar>
+              <w:top w:type="dxa" w:w="80"/>
+              <w:left w:type="dxa" w:w="120"/>
+              <w:bottom w:type="dxa" w:w="80"/>
+              <w:right w:type="dxa" w:w="120"/>
+            </w:tcMar>
+          </w:tcPr>
+          <w:p>
+            <w:r>
+              <w:rPr>
+                <w:rFonts w:ascii="Arial" w:cs="Arial" w:eastAsia="Arial" w:hAnsi="Arial"/>
+                <w:sz w:val="20"/>
+                <w:szCs w:val="20"/>
+              </w:rPr>
+              <w:t xml:space="preserve">0.4105</w:t>
+            </w:r>
+          </w:p>
+        </w:tc>
+        <w:tc>
+          <w:tcPr>
+            <w:tcW w:type="dxa" w:w="1080"/>
+            <w:tcBorders>
+              <w:top w:val="single" w:color="CCCCCC" w:sz="1"/>
+              <w:left w:val="single" w:color="CCCCCC" w:sz="1"/>
+              <w:bottom w:val="single" w:color="CCCCCC" w:sz="1"/>
+              <w:right w:val="single" w:color="CCCCCC" w:sz="1"/>
+            </w:tcBorders>
+            <w:shd w:fill="FFFFFF" w:val="clear"/>
+            <w:tcMar>
+              <w:top w:type="dxa" w:w="80"/>
+              <w:left w:type="dxa" w:w="120"/>
+              <w:bottom w:type="dxa" w:w="80"/>
+              <w:right w:type="dxa" w:w="120"/>
+            </w:tcMar>
+          </w:tcPr>
+          <w:p>
+            <w:r>
+              <w:rPr>
+                <w:rFonts w:ascii="Arial" w:cs="Arial" w:eastAsia="Arial" w:hAnsi="Arial"/>
+                <w:sz w:val="20"/>
+                <w:szCs w:val="20"/>
+              </w:rPr>
+              <w:t xml:space="preserve">0.8135</w:t>
+            </w:r>
+          </w:p>
+        </w:tc>
+        <w:tc>
+          <w:tcPr>
+            <w:tcW w:type="dxa" w:w="1080"/>
+            <w:tcBorders>
+              <w:top w:val="single" w:color="CCCCCC" w:sz="1"/>
+              <w:left w:val="single" w:color="CCCCCC" w:sz="1"/>
+              <w:bottom w:val="single" w:color="CCCCCC" w:sz="1"/>
+              <w:right w:val="single" w:color="CCCCCC" w:sz="1"/>
+            </w:tcBorders>
+            <w:shd w:fill="FFFFFF" w:val="clear"/>
+            <w:tcMar>
+              <w:top w:type="dxa" w:w="80"/>
+              <w:left w:type="dxa" w:w="120"/>
+              <w:bottom w:type="dxa" w:w="80"/>
+              <w:right w:type="dxa" w:w="120"/>
+            </w:tcMar>
+          </w:tcPr>
+          <w:p>
+            <w:r>
+              <w:rPr>
+                <w:rFonts w:ascii="Arial" w:cs="Arial" w:eastAsia="Arial" w:hAnsi="Arial"/>
+                <w:sz w:val="20"/>
+                <w:szCs w:val="20"/>
+              </w:rPr>
+              <w:t xml:space="preserve">0.1865</w:t>
+            </w:r>
+          </w:p>
+        </w:tc>
+        <w:tc>
+          <w:tcPr>
+            <w:tcW w:type="dxa" w:w="1080"/>
+            <w:tcBorders>
+              <w:top w:val="single" w:color="CCCCCC" w:sz="1"/>
+              <w:left w:val="single" w:color="CCCCCC" w:sz="1"/>
+              <w:bottom w:val="single" w:color="CCCCCC" w:sz="1"/>
+              <w:right w:val="single" w:color="CCCCCC" w:sz="1"/>
+            </w:tcBorders>
+            <w:shd w:fill="FFFFFF" w:val="clear"/>
+            <w:tcMar>
+              <w:top w:type="dxa" w:w="80"/>
+              <w:left w:type="dxa" w:w="120"/>
+              <w:bottom w:type="dxa" w:w="80"/>
+              <w:right w:type="dxa" w:w="120"/>
+            </w:tcMar>
+          </w:tcPr>
+          <w:p>
+            <w:r>
+              <w:rPr>
+                <w:rFonts w:ascii="Arial" w:cs="Arial" w:eastAsia="Arial" w:hAnsi="Arial"/>
+                <w:sz w:val="20"/>
+                <w:szCs w:val="20"/>
+              </w:rPr>
+              <w:t xml:space="preserve">27.4</w:t>
+            </w:r>
+          </w:p>
+        </w:tc>
+      </w:tr>
+      <w:tr>
+        <w:tc>
+          <w:tcPr>
+            <w:tcW w:type="dxa" w:w="2520"/>
+            <w:tcBorders>
+              <w:top w:val="single" w:color="CCCCCC" w:sz="1"/>
+              <w:left w:val="single" w:color="CCCCCC" w:sz="1"/>
+              <w:bottom w:val="single" w:color="CCCCCC" w:sz="1"/>
+              <w:right w:val="single" w:color="CCCCCC" w:sz="1"/>
+            </w:tcBorders>
+            <w:shd w:fill="F5F5F5" w:val="clear"/>
+            <w:tcMar>
+              <w:top w:type="dxa" w:w="80"/>
+              <w:left w:type="dxa" w:w="120"/>
+              <w:bottom w:type="dxa" w:w="80"/>
+              <w:right w:type="dxa" w:w="120"/>
+            </w:tcMar>
+          </w:tcPr>
+          <w:p>
+            <w:r>
+              <w:rPr>
+                <w:rFonts w:ascii="Arial" w:cs="Arial" w:eastAsia="Arial" w:hAnsi="Arial"/>
+                <w:sz w:val="20"/>
+                <w:szCs w:val="20"/>
+              </w:rPr>
+              <w:t xml:space="preserve">Top-p (p=0.9)</w:t>
+            </w:r>
+          </w:p>
+        </w:tc>
+        <w:tc>
+          <w:tcPr>
+            <w:tcW w:type="dxa" w:w="1080"/>
+            <w:tcBorders>
+              <w:top w:val="single" w:color="CCCCCC" w:sz="1"/>
+              <w:left w:val="single" w:color="CCCCCC" w:sz="1"/>
+              <w:bottom w:val="single" w:color="CCCCCC" w:sz="1"/>
+              <w:right w:val="single" w:color="CCCCCC" w:sz="1"/>
+            </w:tcBorders>
+            <w:shd w:fill="F5F5F5" w:val="clear"/>
+            <w:tcMar>
+              <w:top w:type="dxa" w:w="80"/>
+              <w:left w:type="dxa" w:w="120"/>
+              <w:bottom w:type="dxa" w:w="80"/>
+              <w:right w:type="dxa" w:w="120"/>
+            </w:tcMar>
+          </w:tcPr>
+          <w:p>
+            <w:r>
+              <w:rPr>
+                <w:rFonts w:ascii="Arial" w:cs="Arial" w:eastAsia="Arial" w:hAnsi="Arial"/>
+                <w:sz w:val="20"/>
+                <w:szCs w:val="20"/>
+              </w:rPr>
+              <w:t xml:space="preserve">6.67</w:t>
+            </w:r>
+          </w:p>
+        </w:tc>
+        <w:tc>
+          <w:tcPr>
+            <w:tcW w:type="dxa" w:w="1080"/>
+            <w:tcBorders>
+              <w:top w:val="single" w:color="CCCCCC" w:sz="1"/>
+              <w:left w:val="single" w:color="CCCCCC" w:sz="1"/>
+              <w:bottom w:val="single" w:color="CCCCCC" w:sz="1"/>
+              <w:right w:val="single" w:color="CCCCCC" w:sz="1"/>
+            </w:tcBorders>
+            <w:shd w:fill="F5F5F5" w:val="clear"/>
+            <w:tcMar>
+              <w:top w:type="dxa" w:w="80"/>
+              <w:left w:type="dxa" w:w="120"/>
+              <w:bottom w:type="dxa" w:w="80"/>
+              <w:right w:type="dxa" w:w="120"/>
+            </w:tcMar>
+          </w:tcPr>
+          <w:p>
+            <w:r>
+              <w:rPr>
+                <w:rFonts w:ascii="Arial" w:cs="Arial" w:eastAsia="Arial" w:hAnsi="Arial"/>
+                <w:sz w:val="20"/>
+                <w:szCs w:val="20"/>
+              </w:rPr>
+              <w:t xml:space="preserve">0.3772</w:t>
+            </w:r>
+          </w:p>
+        </w:tc>
+        <w:tc>
+          <w:tcPr>
+            <w:tcW w:type="dxa" w:w="1080"/>
+            <w:tcBorders>
+              <w:top w:val="single" w:color="CCCCCC" w:sz="1"/>
+              <w:left w:val="single" w:color="CCCCCC" w:sz="1"/>
+              <w:bottom w:val="single" w:color="CCCCCC" w:sz="1"/>
+              <w:right w:val="single" w:color="CCCCCC" w:sz="1"/>
+            </w:tcBorders>
+            <w:shd w:fill="F5F5F5" w:val="clear"/>
+            <w:tcMar>
+              <w:top w:type="dxa" w:w="80"/>
+              <w:left w:type="dxa" w:w="120"/>
+              <w:bottom w:type="dxa" w:w="80"/>
+              <w:right w:type="dxa" w:w="120"/>
+            </w:tcMar>
+          </w:tcPr>
+          <w:p>
+            <w:r>
+              <w:rPr>
+                <w:rFonts w:ascii="Arial" w:cs="Arial" w:eastAsia="Arial" w:hAnsi="Arial"/>
+                <w:sz w:val="20"/>
+                <w:szCs w:val="20"/>
+              </w:rPr>
+              <w:t xml:space="preserve">0.7599</w:t>
+            </w:r>
+          </w:p>
+        </w:tc>
+        <w:tc>
+          <w:tcPr>
+            <w:tcW w:type="dxa" w:w="1080"/>
+            <w:tcBorders>
+              <w:top w:val="single" w:color="CCCCCC" w:sz="1"/>
+              <w:left w:val="single" w:color="CCCCCC" w:sz="1"/>
+              <w:bottom w:val="single" w:color="CCCCCC" w:sz="1"/>
+              <w:right w:val="single" w:color="CCCCCC" w:sz="1"/>
+            </w:tcBorders>
+            <w:shd w:fill="F5F5F5" w:val="clear"/>
+            <w:tcMar>
+              <w:top w:type="dxa" w:w="80"/>
+              <w:left w:type="dxa" w:w="120"/>
+              <w:bottom w:type="dxa" w:w="80"/>
+              <w:right w:type="dxa" w:w="120"/>
+            </w:tcMar>
+          </w:tcPr>
+          <w:p>
+            <w:r>
+              <w:rPr>
+                <w:rFonts w:ascii="Arial" w:cs="Arial" w:eastAsia="Arial" w:hAnsi="Arial"/>
+                <w:sz w:val="20"/>
+                <w:szCs w:val="20"/>
+              </w:rPr>
+              <w:t xml:space="preserve">0.2401</w:t>
+            </w:r>
+          </w:p>
+        </w:tc>
+        <w:tc>
+          <w:tcPr>
+            <w:tcW w:type="dxa" w:w="1080"/>
+            <w:tcBorders>
+              <w:top w:val="single" w:color="CCCCCC" w:sz="1"/>
+              <w:left w:val="single" w:color="CCCCCC" w:sz="1"/>
+              <w:bottom w:val="single" w:color="CCCCCC" w:sz="1"/>
+              <w:right w:val="single" w:color="CCCCCC" w:sz="1"/>
+            </w:tcBorders>
+            <w:shd w:fill="F5F5F5" w:val="clear"/>
+            <w:tcMar>
+              <w:top w:type="dxa" w:w="80"/>
+              <w:left w:type="dxa" w:w="120"/>
+              <w:bottom w:type="dxa" w:w="80"/>
+              <w:right w:type="dxa" w:w="120"/>
+            </w:tcMar>
+          </w:tcPr>
+          <w:p>
+            <w:r>
+              <w:rPr>
+                <w:rFonts w:ascii="Arial" w:cs="Arial" w:eastAsia="Arial" w:hAnsi="Arial"/>
+                <w:sz w:val="20"/>
+                <w:szCs w:val="20"/>
+              </w:rPr>
+              <w:t xml:space="preserve">27.7</w:t>
+            </w:r>
+          </w:p>
+        </w:tc>
+      </w:tr>
+      <w:tr>
+        <w:tc>
+          <w:tcPr>
+            <w:tcW w:type="dxa" w:w="2520"/>
+            <w:tcBorders>
+              <w:top w:val="single" w:color="CCCCCC" w:sz="1"/>
+              <w:left w:val="single" w:color="CCCCCC" w:sz="1"/>
+              <w:bottom w:val="single" w:color="CCCCCC" w:sz="1"/>
+              <w:right w:val="single" w:color="CCCCCC" w:sz="1"/>
+            </w:tcBorders>
+            <w:shd w:fill="FFFFFF" w:val="clear"/>
+            <w:tcMar>
+              <w:top w:type="dxa" w:w="80"/>
+              <w:left w:type="dxa" w:w="120"/>
+              <w:bottom w:type="dxa" w:w="80"/>
+              <w:right w:type="dxa" w:w="120"/>
+            </w:tcMar>
+          </w:tcPr>
+          <w:p>
+            <w:r>
+              <w:rPr>
+                <w:rFonts w:ascii="Arial" w:cs="Arial" w:eastAsia="Arial" w:hAnsi="Arial"/>
+                <w:sz w:val="20"/>
+                <w:szCs w:val="20"/>
+              </w:rPr>
+              <w:t xml:space="preserve">Typical (p=0.95)</w:t>
+            </w:r>
+          </w:p>
+        </w:tc>
+        <w:tc>
+          <w:tcPr>
+            <w:tcW w:type="dxa" w:w="1080"/>
+            <w:tcBorders>
+              <w:top w:val="single" w:color="CCCCCC" w:sz="1"/>
+              <w:left w:val="single" w:color="CCCCCC" w:sz="1"/>
+              <w:bottom w:val="single" w:color="CCCCCC" w:sz="1"/>
+              <w:right w:val="single" w:color="CCCCCC" w:sz="1"/>
+            </w:tcBorders>
+            <w:shd w:fill="FFFFFF" w:val="clear"/>
+            <w:tcMar>
+              <w:top w:type="dxa" w:w="80"/>
+              <w:left w:type="dxa" w:w="120"/>
+              <w:bottom w:type="dxa" w:w="80"/>
+              <w:right w:type="dxa" w:w="120"/>
+            </w:tcMar>
+          </w:tcPr>
+          <w:p>
+            <w:r>
+              <w:rPr>
+                <w:rFonts w:ascii="Arial" w:cs="Arial" w:eastAsia="Arial" w:hAnsi="Arial"/>
+                <w:sz w:val="20"/>
+                <w:szCs w:val="20"/>
+              </w:rPr>
+              <w:t xml:space="preserve">11.64</w:t>
+            </w:r>
+          </w:p>
+        </w:tc>
+        <w:tc>
+          <w:tcPr>
+            <w:tcW w:type="dxa" w:w="1080"/>
+            <w:tcBorders>
+              <w:top w:val="single" w:color="CCCCCC" w:sz="1"/>
+              <w:left w:val="single" w:color="CCCCCC" w:sz="1"/>
+              <w:bottom w:val="single" w:color="CCCCCC" w:sz="1"/>
+              <w:right w:val="single" w:color="CCCCCC" w:sz="1"/>
+            </w:tcBorders>
+            <w:shd w:fill="FFFFFF" w:val="clear"/>
+            <w:tcMar>
+              <w:top w:type="dxa" w:w="80"/>
+              <w:left w:type="dxa" w:w="120"/>
+              <w:bottom w:type="dxa" w:w="80"/>
+              <w:right w:type="dxa" w:w="120"/>
+            </w:tcMar>
+          </w:tcPr>
+          <w:p>
+            <w:r>
+              <w:rPr>
+                <w:rFonts w:ascii="Arial" w:cs="Arial" w:eastAsia="Arial" w:hAnsi="Arial"/>
+                <w:sz w:val="20"/>
+                <w:szCs w:val="20"/>
+              </w:rPr>
+              <w:t xml:space="preserve">0.4270</w:t>
+            </w:r>
+          </w:p>
+        </w:tc>
+        <w:tc>
+          <w:tcPr>
+            <w:tcW w:type="dxa" w:w="1080"/>
+            <w:tcBorders>
+              <w:top w:val="single" w:color="CCCCCC" w:sz="1"/>
+              <w:left w:val="single" w:color="CCCCCC" w:sz="1"/>
+              <w:bottom w:val="single" w:color="CCCCCC" w:sz="1"/>
+              <w:right w:val="single" w:color="CCCCCC" w:sz="1"/>
+            </w:tcBorders>
+            <w:shd w:fill="FFFFFF" w:val="clear"/>
+            <w:tcMar>
+              <w:top w:type="dxa" w:w="80"/>
+              <w:left w:type="dxa" w:w="120"/>
+              <w:bottom w:type="dxa" w:w="80"/>
+              <w:right w:type="dxa" w:w="120"/>
+            </w:tcMar>
+          </w:tcPr>
+          <w:p>
+            <w:r>
+              <w:rPr>
+                <w:rFonts w:ascii="Arial" w:cs="Arial" w:eastAsia="Arial" w:hAnsi="Arial"/>
+                <w:sz w:val="20"/>
+                <w:szCs w:val="20"/>
+              </w:rPr>
+              <w:t xml:space="preserve">0.8586</w:t>
+            </w:r>
+          </w:p>
+        </w:tc>
+        <w:tc>
+          <w:tcPr>
+            <w:tcW w:type="dxa" w:w="1080"/>
+            <w:tcBorders>
+              <w:top w:val="single" w:color="CCCCCC" w:sz="1"/>
+              <w:left w:val="single" w:color="CCCCCC" w:sz="1"/>
+              <w:bottom w:val="single" w:color="CCCCCC" w:sz="1"/>
+              <w:right w:val="single" w:color="CCCCCC" w:sz="1"/>
+            </w:tcBorders>
+            <w:shd w:fill="FFFFFF" w:val="clear"/>
+            <w:tcMar>
+              <w:top w:type="dxa" w:w="80"/>
+              <w:left w:type="dxa" w:w="120"/>
+              <w:bottom w:type="dxa" w:w="80"/>
+              <w:right w:type="dxa" w:w="120"/>
+            </w:tcMar>
+          </w:tcPr>
+          <w:p>
+            <w:r>
+              <w:rPr>
+                <w:rFonts w:ascii="Arial" w:cs="Arial" w:eastAsia="Arial" w:hAnsi="Arial"/>
+                <w:sz w:val="20"/>
+                <w:szCs w:val="20"/>
+              </w:rPr>
+              <w:t xml:space="preserve">0.1414</w:t>
+            </w:r>
+          </w:p>
+        </w:tc>
+        <w:tc>
+          <w:tcPr>
+            <w:tcW w:type="dxa" w:w="1080"/>
+            <w:tcBorders>
+              <w:top w:val="single" w:color="CCCCCC" w:sz="1"/>
+              <w:left w:val="single" w:color="CCCCCC" w:sz="1"/>
+              <w:bottom w:val="single" w:color="CCCCCC" w:sz="1"/>
+              <w:right w:val="single" w:color="CCCCCC" w:sz="1"/>
+            </w:tcBorders>
+            <w:shd w:fill="FFFFFF" w:val="clear"/>
+            <w:tcMar>
+              <w:top w:type="dxa" w:w="80"/>
+              <w:left w:type="dxa" w:w="120"/>
+              <w:bottom w:type="dxa" w:w="80"/>
+              <w:right w:type="dxa" w:w="120"/>
+            </w:tcMar>
+          </w:tcPr>
+          <w:p>
+            <w:r>
+              <w:rPr>
+                <w:rFonts w:ascii="Arial" w:cs="Arial" w:eastAsia="Arial" w:hAnsi="Arial"/>
+                <w:sz w:val="20"/>
+                <w:szCs w:val="20"/>
+              </w:rPr>
+              <w:t xml:space="preserve">28.8</w:t>
+            </w:r>
+          </w:p>
+        </w:tc>
+      </w:tr>
+      <w:tr>
+        <w:tc>
+          <w:tcPr>
+            <w:tcW w:type="dxa" w:w="2520"/>
+            <w:tcBorders>
+              <w:top w:val="single" w:color="CCCCCC" w:sz="1"/>
+              <w:left w:val="single" w:color="CCCCCC" w:sz="1"/>
+              <w:bottom w:val="single" w:color="CCCCCC" w:sz="1"/>
+              <w:right w:val="single" w:color="CCCCCC" w:sz="1"/>
+            </w:tcBorders>
+            <w:shd w:fill="F5F5F5" w:val="clear"/>
+            <w:tcMar>
+              <w:top w:type="dxa" w:w="80"/>
+              <w:left w:type="dxa" w:w="120"/>
+              <w:bottom w:type="dxa" w:w="80"/>
+              <w:right w:type="dxa" w:w="120"/>
+            </w:tcMar>
+          </w:tcPr>
+          <w:p>
+            <w:r>
+              <w:rPr>
+                <w:rFonts w:ascii="Arial" w:cs="Arial" w:eastAsia="Arial" w:hAnsi="Arial"/>
+                <w:sz w:val="20"/>
+                <w:szCs w:val="20"/>
+              </w:rPr>
+              <w:t xml:space="preserve">Universe (real)</w:t>
+            </w:r>
+          </w:p>
+        </w:tc>
+        <w:tc>
+          <w:tcPr>
+            <w:tcW w:type="dxa" w:w="1080"/>
+            <w:tcBorders>
+              <w:top w:val="single" w:color="CCCCCC" w:sz="1"/>
+              <w:left w:val="single" w:color="CCCCCC" w:sz="1"/>
+              <w:bottom w:val="single" w:color="CCCCCC" w:sz="1"/>
+              <w:right w:val="single" w:color="CCCCCC" w:sz="1"/>
+            </w:tcBorders>
+            <w:shd w:fill="F5F5F5" w:val="clear"/>
+            <w:tcMar>
+              <w:top w:type="dxa" w:w="80"/>
+              <w:left w:type="dxa" w:w="120"/>
+              <w:bottom w:type="dxa" w:w="80"/>
+              <w:right w:type="dxa" w:w="120"/>
+            </w:tcMar>
+          </w:tcPr>
+          <w:p>
+            <w:r>
+              <w:rPr>
+                <w:rFonts w:ascii="Arial" w:cs="Arial" w:eastAsia="Arial" w:hAnsi="Arial"/>
+                <w:sz w:val="20"/>
+                <w:szCs w:val="20"/>
+              </w:rPr>
+              <w:t xml:space="preserve">14.74</w:t>
+            </w:r>
+          </w:p>
+        </w:tc>
+        <w:tc>
+          <w:tcPr>
+            <w:tcW w:type="dxa" w:w="1080"/>
+            <w:tcBorders>
+              <w:top w:val="single" w:color="CCCCCC" w:sz="1"/>
+              <w:left w:val="single" w:color="CCCCCC" w:sz="1"/>
+              <w:bottom w:val="single" w:color="CCCCCC" w:sz="1"/>
+              <w:right w:val="single" w:color="CCCCCC" w:sz="1"/>
+            </w:tcBorders>
+            <w:shd w:fill="F5F5F5" w:val="clear"/>
+            <w:tcMar>
+              <w:top w:type="dxa" w:w="80"/>
+              <w:left w:type="dxa" w:w="120"/>
+              <w:bottom w:type="dxa" w:w="80"/>
+              <w:right w:type="dxa" w:w="120"/>
+            </w:tcMar>
+          </w:tcPr>
+          <w:p>
+            <w:r>
+              <w:rPr>
+                <w:rFonts w:ascii="Arial" w:cs="Arial" w:eastAsia="Arial" w:hAnsi="Arial"/>
+                <w:sz w:val="20"/>
+                <w:szCs w:val="20"/>
+              </w:rPr>
+              <w:t xml:space="preserve">0.4932</w:t>
+            </w:r>
+          </w:p>
+        </w:tc>
+        <w:tc>
+          <w:tcPr>
+            <w:tcW w:type="dxa" w:w="1080"/>
+            <w:tcBorders>
+              <w:top w:val="single" w:color="CCCCCC" w:sz="1"/>
+              <w:left w:val="single" w:color="CCCCCC" w:sz="1"/>
+              <w:bottom w:val="single" w:color="CCCCCC" w:sz="1"/>
+              <w:right w:val="single" w:color="CCCCCC" w:sz="1"/>
+            </w:tcBorders>
+            <w:shd w:fill="F5F5F5" w:val="clear"/>
+            <w:tcMar>
+              <w:top w:type="dxa" w:w="80"/>
+              <w:left w:type="dxa" w:w="120"/>
+              <w:bottom w:type="dxa" w:w="80"/>
+              <w:right w:type="dxa" w:w="120"/>
+            </w:tcMar>
+          </w:tcPr>
+          <w:p>
+            <w:r>
+              <w:rPr>
+                <w:rFonts w:ascii="Arial" w:cs="Arial" w:eastAsia="Arial" w:hAnsi="Arial"/>
+                <w:sz w:val="20"/>
+                <w:szCs w:val="20"/>
+              </w:rPr>
+              <w:t xml:space="preserve">0.8924</w:t>
+            </w:r>
+          </w:p>
+        </w:tc>
+        <w:tc>
+          <w:tcPr>
+            <w:tcW w:type="dxa" w:w="1080"/>
+            <w:tcBorders>
+              <w:top w:val="single" w:color="CCCCCC" w:sz="1"/>
+              <w:left w:val="single" w:color="CCCCCC" w:sz="1"/>
+              <w:bottom w:val="single" w:color="CCCCCC" w:sz="1"/>
+              <w:right w:val="single" w:color="CCCCCC" w:sz="1"/>
+            </w:tcBorders>
+            <w:shd w:fill="F5F5F5" w:val="clear"/>
+            <w:tcMar>
+              <w:top w:type="dxa" w:w="80"/>
+              <w:left w:type="dxa" w:w="120"/>
+              <w:bottom w:type="dxa" w:w="80"/>
+              <w:right w:type="dxa" w:w="120"/>
+            </w:tcMar>
+          </w:tcPr>
+          <w:p>
+            <w:r>
+              <w:rPr>
+                <w:rFonts w:ascii="Arial" w:cs="Arial" w:eastAsia="Arial" w:hAnsi="Arial"/>
+                <w:sz w:val="20"/>
+                <w:szCs w:val="20"/>
+              </w:rPr>
+              <w:t xml:space="preserve">0.1076</w:t>
+            </w:r>
+          </w:p>
+        </w:tc>
+        <w:tc>
+          <w:tcPr>
+            <w:tcW w:type="dxa" w:w="1080"/>
+            <w:tcBorders>
+              <w:top w:val="single" w:color="CCCCCC" w:sz="1"/>
+              <w:left w:val="single" w:color="CCCCCC" w:sz="1"/>
+              <w:bottom w:val="single" w:color="CCCCCC" w:sz="1"/>
+              <w:right w:val="single" w:color="CCCCCC" w:sz="1"/>
+            </w:tcBorders>
+            <w:shd w:fill="F5F5F5" w:val="clear"/>
+            <w:tcMar>
+              <w:top w:type="dxa" w:w="80"/>
+              <w:left w:type="dxa" w:w="120"/>
+              <w:bottom w:type="dxa" w:w="80"/>
+              <w:right w:type="dxa" w:w="120"/>
+            </w:tcMar>
+          </w:tcPr>
+          <w:p>
+            <w:r>
+              <w:rPr>
+                <w:rFonts w:ascii="Arial" w:cs="Arial" w:eastAsia="Arial" w:hAnsi="Arial"/>
+                <w:sz w:val="20"/>
+                <w:szCs w:val="20"/>
+              </w:rPr>
+              <w:t xml:space="preserve">93.3</w:t>
+            </w:r>
+          </w:p>
+        </w:tc>
+      </w:tr>
+      <w:tr>
+        <w:tc>
+          <w:tcPr>
+            <w:tcW w:type="dxa" w:w="2520"/>
+            <w:tcBorders>
+              <w:top w:val="single" w:color="CCCCCC" w:sz="1"/>
+              <w:left w:val="single" w:color="CCCCCC" w:sz="1"/>
+              <w:bottom w:val="single" w:color="CCCCCC" w:sz="1"/>
+              <w:right w:val="single" w:color="CCCCCC" w:sz="1"/>
+            </w:tcBorders>
+            <w:shd w:fill="FFFFFF" w:val="clear"/>
+            <w:tcMar>
+              <w:top w:type="dxa" w:w="80"/>
+              <w:left w:type="dxa" w:w="120"/>
+              <w:bottom w:type="dxa" w:w="80"/>
+              <w:right w:type="dxa" w:w="120"/>
+            </w:tcMar>
+          </w:tcPr>
+          <w:p>
+            <w:r>
+              <w:rPr>
+                <w:rFonts w:ascii="Arial" w:cs="Arial" w:eastAsia="Arial" w:hAnsi="Arial"/>
+                <w:sz w:val="20"/>
+                <w:szCs w:val="20"/>
+              </w:rPr>
+              <w:t xml:space="preserve">Shuffled centroids</w:t>
+            </w:r>
+          </w:p>
+        </w:tc>
+        <w:tc>
+          <w:tcPr>
+            <w:tcW w:type="dxa" w:w="1080"/>
+            <w:tcBorders>
+              <w:top w:val="single" w:color="CCCCCC" w:sz="1"/>
+              <w:left w:val="single" w:color="CCCCCC" w:sz="1"/>
+              <w:bottom w:val="single" w:color="CCCCCC" w:sz="1"/>
+              <w:right w:val="single" w:color="CCCCCC" w:sz="1"/>
+            </w:tcBorders>
+            <w:shd w:fill="FFFFFF" w:val="clear"/>
+            <w:tcMar>
+              <w:top w:type="dxa" w:w="80"/>
+              <w:left w:type="dxa" w:w="120"/>
+              <w:bottom w:type="dxa" w:w="80"/>
+              <w:right w:type="dxa" w:w="120"/>
+            </w:tcMar>
+          </w:tcPr>
+          <w:p>
+            <w:r>
+              <w:rPr>
+                <w:rFonts w:ascii="Arial" w:cs="Arial" w:eastAsia="Arial" w:hAnsi="Arial"/>
+                <w:sz w:val="20"/>
+                <w:szCs w:val="20"/>
+              </w:rPr>
+              <w:t xml:space="preserve">14.76</w:t>
+            </w:r>
+          </w:p>
+        </w:tc>
+        <w:tc>
+          <w:tcPr>
+            <w:tcW w:type="dxa" w:w="1080"/>
+            <w:tcBorders>
+              <w:top w:val="single" w:color="CCCCCC" w:sz="1"/>
+              <w:left w:val="single" w:color="CCCCCC" w:sz="1"/>
+              <w:bottom w:val="single" w:color="CCCCCC" w:sz="1"/>
+              <w:right w:val="single" w:color="CCCCCC" w:sz="1"/>
+            </w:tcBorders>
+            <w:shd w:fill="FFFFFF" w:val="clear"/>
+            <w:tcMar>
+              <w:top w:type="dxa" w:w="80"/>
+              <w:left w:type="dxa" w:w="120"/>
+              <w:bottom w:type="dxa" w:w="80"/>
+              <w:right w:type="dxa" w:w="120"/>
+            </w:tcMar>
+          </w:tcPr>
+          <w:p>
+            <w:r>
+              <w:rPr>
+                <w:rFonts w:ascii="Arial" w:cs="Arial" w:eastAsia="Arial" w:hAnsi="Arial"/>
+                <w:sz w:val="20"/>
+                <w:szCs w:val="20"/>
+              </w:rPr>
+              <w:t xml:space="preserve">0.4939</w:t>
+            </w:r>
+          </w:p>
+        </w:tc>
+        <w:tc>
+          <w:tcPr>
+            <w:tcW w:type="dxa" w:w="1080"/>
+            <w:tcBorders>
+              <w:top w:val="single" w:color="CCCCCC" w:sz="1"/>
+              <w:left w:val="single" w:color="CCCCCC" w:sz="1"/>
+              <w:bottom w:val="single" w:color="CCCCCC" w:sz="1"/>
+              <w:right w:val="single" w:color="CCCCCC" w:sz="1"/>
+            </w:tcBorders>
+            <w:shd w:fill="FFFFFF" w:val="clear"/>
+            <w:tcMar>
+              <w:top w:type="dxa" w:w="80"/>
+              <w:left w:type="dxa" w:w="120"/>
+              <w:bottom w:type="dxa" w:w="80"/>
+              <w:right w:type="dxa" w:w="120"/>
+            </w:tcMar>
+          </w:tcPr>
+          <w:p>
+            <w:r>
+              <w:rPr>
+                <w:rFonts w:ascii="Arial" w:cs="Arial" w:eastAsia="Arial" w:hAnsi="Arial"/>
+                <w:sz w:val="20"/>
+                <w:szCs w:val="20"/>
+              </w:rPr>
+              <w:t xml:space="preserve">0.8924</w:t>
+            </w:r>
+          </w:p>
+        </w:tc>
+        <w:tc>
+          <w:tcPr>
+            <w:tcW w:type="dxa" w:w="1080"/>
+            <w:tcBorders>
+              <w:top w:val="single" w:color="CCCCCC" w:sz="1"/>
+              <w:left w:val="single" w:color="CCCCCC" w:sz="1"/>
+              <w:bottom w:val="single" w:color="CCCCCC" w:sz="1"/>
+              <w:right w:val="single" w:color="CCCCCC" w:sz="1"/>
+            </w:tcBorders>
+            <w:shd w:fill="FFFFFF" w:val="clear"/>
+            <w:tcMar>
+              <w:top w:type="dxa" w:w="80"/>
+              <w:left w:type="dxa" w:w="120"/>
+              <w:bottom w:type="dxa" w:w="80"/>
+              <w:right w:type="dxa" w:w="120"/>
+            </w:tcMar>
+          </w:tcPr>
+          <w:p>
+            <w:r>
+              <w:rPr>
+                <w:rFonts w:ascii="Arial" w:cs="Arial" w:eastAsia="Arial" w:hAnsi="Arial"/>
+                <w:sz w:val="20"/>
+                <w:szCs w:val="20"/>
+              </w:rPr>
+              <w:t xml:space="preserve">0.1076</w:t>
+            </w:r>
+          </w:p>
+        </w:tc>
+        <w:tc>
+          <w:tcPr>
+            <w:tcW w:type="dxa" w:w="1080"/>
+            <w:tcBorders>
+              <w:top w:val="single" w:color="CCCCCC" w:sz="1"/>
+              <w:left w:val="single" w:color="CCCCCC" w:sz="1"/>
+              <w:bottom w:val="single" w:color="CCCCCC" w:sz="1"/>
+              <w:right w:val="single" w:color="CCCCCC" w:sz="1"/>
+            </w:tcBorders>
+            <w:shd w:fill="FFFFFF" w:val="clear"/>
+            <w:tcMar>
+              <w:top w:type="dxa" w:w="80"/>
+              <w:left w:type="dxa" w:w="120"/>
+              <w:bottom w:type="dxa" w:w="80"/>
+              <w:right w:type="dxa" w:w="120"/>
+            </w:tcMar>
+          </w:tcPr>
+          <w:p>
+            <w:r>
+              <w:rPr>
+                <w:rFonts w:ascii="Arial" w:cs="Arial" w:eastAsia="Arial" w:hAnsi="Arial"/>
+                <w:sz w:val="20"/>
+                <w:szCs w:val="20"/>
+              </w:rPr>
+              <w:t xml:space="preserve">92.9</w:t>
+            </w:r>
+          </w:p>
+        </w:tc>
+      </w:tr>
+      <w:tr>
+        <w:tc>
+          <w:tcPr>
+            <w:tcW w:type="dxa" w:w="2520"/>
+            <w:tcBorders>
+              <w:top w:val="single" w:color="CCCCCC" w:sz="1"/>
+              <w:left w:val="single" w:color="CCCCCC" w:sz="1"/>
+              <w:bottom w:val="single" w:color="CCCCCC" w:sz="1"/>
+              <w:right w:val="single" w:color="CCCCCC" w:sz="1"/>
+            </w:tcBorders>
+            <w:shd w:fill="F5F5F5" w:val="clear"/>
+            <w:tcMar>
+              <w:top w:type="dxa" w:w="80"/>
+              <w:left w:type="dxa" w:w="120"/>
+              <w:bottom w:type="dxa" w:w="80"/>
+              <w:right w:type="dxa" w:w="120"/>
+            </w:tcMar>
+          </w:tcPr>
+          <w:p>
+            <w:r>
+              <w:rPr>
+                <w:rFonts w:ascii="Arial" w:cs="Arial" w:eastAsia="Arial" w:hAnsi="Arial"/>
+                <w:sz w:val="20"/>
+                <w:szCs w:val="20"/>
+              </w:rPr>
+              <w:t xml:space="preserve">Random centroids</w:t>
+            </w:r>
+          </w:p>
+        </w:tc>
+        <w:tc>
+          <w:tcPr>
+            <w:tcW w:type="dxa" w:w="1080"/>
+            <w:tcBorders>
+              <w:top w:val="single" w:color="CCCCCC" w:sz="1"/>
+              <w:left w:val="single" w:color="CCCCCC" w:sz="1"/>
+              <w:bottom w:val="single" w:color="CCCCCC" w:sz="1"/>
+              <w:right w:val="single" w:color="CCCCCC" w:sz="1"/>
+            </w:tcBorders>
+            <w:shd w:fill="F5F5F5" w:val="clear"/>
+            <w:tcMar>
+              <w:top w:type="dxa" w:w="80"/>
+              <w:left w:type="dxa" w:w="120"/>
+              <w:bottom w:type="dxa" w:w="80"/>
+              <w:right w:type="dxa" w:w="120"/>
+            </w:tcMar>
+          </w:tcPr>
+          <w:p>
+            <w:r>
+              <w:rPr>
+                <w:rFonts w:ascii="Arial" w:cs="Arial" w:eastAsia="Arial" w:hAnsi="Arial"/>
+                <w:sz w:val="20"/>
+                <w:szCs w:val="20"/>
+              </w:rPr>
+              <w:t xml:space="preserve">15.83</w:t>
+            </w:r>
+          </w:p>
+        </w:tc>
+        <w:tc>
+          <w:tcPr>
+            <w:tcW w:type="dxa" w:w="1080"/>
+            <w:tcBorders>
+              <w:top w:val="single" w:color="CCCCCC" w:sz="1"/>
+              <w:left w:val="single" w:color="CCCCCC" w:sz="1"/>
+              <w:bottom w:val="single" w:color="CCCCCC" w:sz="1"/>
+              <w:right w:val="single" w:color="CCCCCC" w:sz="1"/>
+            </w:tcBorders>
+            <w:shd w:fill="F5F5F5" w:val="clear"/>
+            <w:tcMar>
+              <w:top w:type="dxa" w:w="80"/>
+              <w:left w:type="dxa" w:w="120"/>
+              <w:bottom w:type="dxa" w:w="80"/>
+              <w:right w:type="dxa" w:w="120"/>
+            </w:tcMar>
+          </w:tcPr>
+          <w:p>
+            <w:r>
+              <w:rPr>
+                <w:rFonts w:ascii="Arial" w:cs="Arial" w:eastAsia="Arial" w:hAnsi="Arial"/>
+                <w:sz w:val="20"/>
+                <w:szCs w:val="20"/>
+              </w:rPr>
+              <w:t xml:space="preserve">0.5048</w:t>
+            </w:r>
+          </w:p>
+        </w:tc>
+        <w:tc>
+          <w:tcPr>
+            <w:tcW w:type="dxa" w:w="1080"/>
+            <w:tcBorders>
+              <w:top w:val="single" w:color="CCCCCC" w:sz="1"/>
+              <w:left w:val="single" w:color="CCCCCC" w:sz="1"/>
+              <w:bottom w:val="single" w:color="CCCCCC" w:sz="1"/>
+              <w:right w:val="single" w:color="CCCCCC" w:sz="1"/>
+            </w:tcBorders>
+            <w:shd w:fill="F5F5F5" w:val="clear"/>
+            <w:tcMar>
+              <w:top w:type="dxa" w:w="80"/>
+              <w:left w:type="dxa" w:w="120"/>
+              <w:bottom w:type="dxa" w:w="80"/>
+              <w:right w:type="dxa" w:w="120"/>
+            </w:tcMar>
+          </w:tcPr>
+          <w:p>
+            <w:r>
+              <w:rPr>
+                <w:rFonts w:ascii="Arial" w:cs="Arial" w:eastAsia="Arial" w:hAnsi="Arial"/>
+                <w:sz w:val="20"/>
+                <w:szCs w:val="20"/>
+              </w:rPr>
+              <w:t xml:space="preserve">0.8844</w:t>
+            </w:r>
+          </w:p>
+        </w:tc>
+        <w:tc>
+          <w:tcPr>
+            <w:tcW w:type="dxa" w:w="1080"/>
+            <w:tcBorders>
+              <w:top w:val="single" w:color="CCCCCC" w:sz="1"/>
+              <w:left w:val="single" w:color="CCCCCC" w:sz="1"/>
+              <w:bottom w:val="single" w:color="CCCCCC" w:sz="1"/>
+              <w:right w:val="single" w:color="CCCCCC" w:sz="1"/>
+            </w:tcBorders>
+            <w:shd w:fill="F5F5F5" w:val="clear"/>
+            <w:tcMar>
+              <w:top w:type="dxa" w:w="80"/>
+              <w:left w:type="dxa" w:w="120"/>
+              <w:bottom w:type="dxa" w:w="80"/>
+              <w:right w:type="dxa" w:w="120"/>
+            </w:tcMar>
+          </w:tcPr>
+          <w:p>
+            <w:r>
+              <w:rPr>
+                <w:rFonts w:ascii="Arial" w:cs="Arial" w:eastAsia="Arial" w:hAnsi="Arial"/>
+                <w:sz w:val="20"/>
+                <w:szCs w:val="20"/>
+              </w:rPr>
+              <w:t xml:space="preserve">0.1156</w:t>
+            </w:r>
+          </w:p>
+        </w:tc>
+        <w:tc>
+          <w:tcPr>
+            <w:tcW w:type="dxa" w:w="1080"/>
+            <w:tcBorders>
+              <w:top w:val="single" w:color="CCCCCC" w:sz="1"/>
+              <w:left w:val="single" w:color="CCCCCC" w:sz="1"/>
+              <w:bottom w:val="single" w:color="CCCCCC" w:sz="1"/>
+              <w:right w:val="single" w:color="CCCCCC" w:sz="1"/>
+            </w:tcBorders>
+            <w:shd w:fill="F5F5F5" w:val="clear"/>
+            <w:tcMar>
+              <w:top w:type="dxa" w:w="80"/>
+              <w:left w:type="dxa" w:w="120"/>
+              <w:bottom w:type="dxa" w:w="80"/>
+              <w:right w:type="dxa" w:w="120"/>
+            </w:tcMar>
+          </w:tcPr>
+          <w:p>
+            <w:r>
+              <w:rPr>
+                <w:rFonts w:ascii="Arial" w:cs="Arial" w:eastAsia="Arial" w:hAnsi="Arial"/>
+                <w:sz w:val="20"/>
+                <w:szCs w:val="20"/>
+              </w:rPr>
+              <w:t xml:space="preserve">93.5</w:t>
+            </w:r>
+          </w:p>
+        </w:tc>
+      </w:tr>
+      <w:tr>
+        <w:tc>
+          <w:tcPr>
+            <w:tcW w:type="dxa" w:w="2520"/>
+            <w:tcBorders>
+              <w:top w:val="single" w:color="CCCCCC" w:sz="1"/>
+              <w:left w:val="single" w:color="CCCCCC" w:sz="1"/>
+              <w:bottom w:val="single" w:color="CCCCCC" w:sz="1"/>
+              <w:right w:val="single" w:color="CCCCCC" w:sz="1"/>
+            </w:tcBorders>
+            <w:shd w:fill="FFFFFF" w:val="clear"/>
+            <w:tcMar>
+              <w:top w:type="dxa" w:w="80"/>
+              <w:left w:type="dxa" w:w="120"/>
+              <w:bottom w:type="dxa" w:w="80"/>
+              <w:right w:type="dxa" w:w="120"/>
+            </w:tcMar>
+          </w:tcPr>
+          <w:p>
+            <w:r>
+              <w:rPr>
+                <w:rFonts w:ascii="Arial" w:cs="Arial" w:eastAsia="Arial" w:hAnsi="Arial"/>
+                <w:sz w:val="20"/>
+                <w:szCs w:val="20"/>
+              </w:rPr>
+              <w:t xml:space="preserve">No IDF</w:t>
+            </w:r>
+          </w:p>
+        </w:tc>
+        <w:tc>
+          <w:tcPr>
+            <w:tcW w:type="dxa" w:w="1080"/>
+            <w:tcBorders>
+              <w:top w:val="single" w:color="CCCCCC" w:sz="1"/>
+              <w:left w:val="single" w:color="CCCCCC" w:sz="1"/>
+              <w:bottom w:val="single" w:color="CCCCCC" w:sz="1"/>
+              <w:right w:val="single" w:color="CCCCCC" w:sz="1"/>
+            </w:tcBorders>
+            <w:shd w:fill="FFFFFF" w:val="clear"/>
+            <w:tcMar>
+              <w:top w:type="dxa" w:w="80"/>
+              <w:left w:type="dxa" w:w="120"/>
+              <w:bottom w:type="dxa" w:w="80"/>
+              <w:right w:type="dxa" w:w="120"/>
+            </w:tcMar>
+          </w:tcPr>
+          <w:p>
+            <w:r>
+              <w:rPr>
+                <w:rFonts w:ascii="Arial" w:cs="Arial" w:eastAsia="Arial" w:hAnsi="Arial"/>
+                <w:sz w:val="20"/>
+                <w:szCs w:val="20"/>
+              </w:rPr>
+              <w:t xml:space="preserve">15.29</w:t>
+            </w:r>
+          </w:p>
+        </w:tc>
+        <w:tc>
+          <w:tcPr>
+            <w:tcW w:type="dxa" w:w="1080"/>
+            <w:tcBorders>
+              <w:top w:val="single" w:color="CCCCCC" w:sz="1"/>
+              <w:left w:val="single" w:color="CCCCCC" w:sz="1"/>
+              <w:bottom w:val="single" w:color="CCCCCC" w:sz="1"/>
+              <w:right w:val="single" w:color="CCCCCC" w:sz="1"/>
+            </w:tcBorders>
+            <w:shd w:fill="FFFFFF" w:val="clear"/>
+            <w:tcMar>
+              <w:top w:type="dxa" w:w="80"/>
+              <w:left w:type="dxa" w:w="120"/>
+              <w:bottom w:type="dxa" w:w="80"/>
+              <w:right w:type="dxa" w:w="120"/>
+            </w:tcMar>
+          </w:tcPr>
+          <w:p>
+            <w:r>
+              <w:rPr>
+                <w:rFonts w:ascii="Arial" w:cs="Arial" w:eastAsia="Arial" w:hAnsi="Arial"/>
+                <w:sz w:val="20"/>
+                <w:szCs w:val="20"/>
+              </w:rPr>
+              <w:t xml:space="preserve">0.5018</w:t>
+            </w:r>
+          </w:p>
+        </w:tc>
+        <w:tc>
+          <w:tcPr>
+            <w:tcW w:type="dxa" w:w="1080"/>
+            <w:tcBorders>
+              <w:top w:val="single" w:color="CCCCCC" w:sz="1"/>
+              <w:left w:val="single" w:color="CCCCCC" w:sz="1"/>
+              <w:bottom w:val="single" w:color="CCCCCC" w:sz="1"/>
+              <w:right w:val="single" w:color="CCCCCC" w:sz="1"/>
+            </w:tcBorders>
+            <w:shd w:fill="FFFFFF" w:val="clear"/>
+            <w:tcMar>
+              <w:top w:type="dxa" w:w="80"/>
+              <w:left w:type="dxa" w:w="120"/>
+              <w:bottom w:type="dxa" w:w="80"/>
+              <w:right w:type="dxa" w:w="120"/>
+            </w:tcMar>
+          </w:tcPr>
+          <w:p>
+            <w:r>
+              <w:rPr>
+                <w:rFonts w:ascii="Arial" w:cs="Arial" w:eastAsia="Arial" w:hAnsi="Arial"/>
+                <w:sz w:val="20"/>
+                <w:szCs w:val="20"/>
+              </w:rPr>
+              <w:t xml:space="preserve">0.8912</w:t>
+            </w:r>
+          </w:p>
+        </w:tc>
+        <w:tc>
+          <w:tcPr>
+            <w:tcW w:type="dxa" w:w="1080"/>
+            <w:tcBorders>
+              <w:top w:val="single" w:color="CCCCCC" w:sz="1"/>
+              <w:left w:val="single" w:color="CCCCCC" w:sz="1"/>
+              <w:bottom w:val="single" w:color="CCCCCC" w:sz="1"/>
+              <w:right w:val="single" w:color="CCCCCC" w:sz="1"/>
+            </w:tcBorders>
+            <w:shd w:fill="FFFFFF" w:val="clear"/>
+            <w:tcMar>
+              <w:top w:type="dxa" w:w="80"/>
+              <w:left w:type="dxa" w:w="120"/>
+              <w:bottom w:type="dxa" w:w="80"/>
+              <w:right w:type="dxa" w:w="120"/>
+            </w:tcMar>
+          </w:tcPr>
+          <w:p>
+            <w:r>
+              <w:rPr>
+                <w:rFonts w:ascii="Arial" w:cs="Arial" w:eastAsia="Arial" w:hAnsi="Arial"/>
+                <w:sz w:val="20"/>
+                <w:szCs w:val="20"/>
+              </w:rPr>
+              <w:t xml:space="preserve">0.1088</w:t>
+            </w:r>
+          </w:p>
+        </w:tc>
+        <w:tc>
+          <w:tcPr>
+            <w:tcW w:type="dxa" w:w="1080"/>
+            <w:tcBorders>
+              <w:top w:val="single" w:color="CCCCCC" w:sz="1"/>
+              <w:left w:val="single" w:color="CCCCCC" w:sz="1"/>
+              <w:bottom w:val="single" w:color="CCCCCC" w:sz="1"/>
+              <w:right w:val="single" w:color="CCCCCC" w:sz="1"/>
+            </w:tcBorders>
+            <w:shd w:fill="FFFFFF" w:val="clear"/>
+            <w:tcMar>
+              <w:top w:type="dxa" w:w="80"/>
+              <w:left w:type="dxa" w:w="120"/>
+              <w:bottom w:type="dxa" w:w="80"/>
+              <w:right w:type="dxa" w:w="120"/>
+            </w:tcMar>
+          </w:tcPr>
+          <w:p>
+            <w:r>
+              <w:rPr>
+                <w:rFonts w:ascii="Arial" w:cs="Arial" w:eastAsia="Arial" w:hAnsi="Arial"/>
+                <w:sz w:val="20"/>
+                <w:szCs w:val="20"/>
+              </w:rPr>
+              <w:t xml:space="preserve">92.5</w:t>
+            </w:r>
+          </w:p>
+        </w:tc>
+      </w:tr>
+      <w:tr>
+        <w:tc>
+          <w:tcPr>
+            <w:tcW w:type="dxa" w:w="2520"/>
+            <w:tcBorders>
+              <w:top w:val="single" w:color="CCCCCC" w:sz="1"/>
+              <w:left w:val="single" w:color="CCCCCC" w:sz="1"/>
+              <w:bottom w:val="single" w:color="CCCCCC" w:sz="1"/>
+              <w:right w:val="single" w:color="CCCCCC" w:sz="1"/>
+            </w:tcBorders>
+            <w:shd w:fill="F5F5F5" w:val="clear"/>
+            <w:tcMar>
+              <w:top w:type="dxa" w:w="80"/>
+              <w:left w:type="dxa" w:w="120"/>
+              <w:bottom w:type="dxa" w:w="80"/>
+              <w:right w:type="dxa" w:w="120"/>
+            </w:tcMar>
+          </w:tcPr>
+          <w:p>
+            <w:r>
+              <w:rPr>
+                <w:rFonts w:ascii="Arial" w:cs="Arial" w:eastAsia="Arial" w:hAnsi="Arial"/>
+                <w:sz w:val="20"/>
+                <w:szCs w:val="20"/>
+              </w:rPr>
+              <w:t xml:space="preserve">Uniform mass</w:t>
+            </w:r>
+          </w:p>
+        </w:tc>
+        <w:tc>
+          <w:tcPr>
+            <w:tcW w:type="dxa" w:w="1080"/>
+            <w:tcBorders>
+              <w:top w:val="single" w:color="CCCCCC" w:sz="1"/>
+              <w:left w:val="single" w:color="CCCCCC" w:sz="1"/>
+              <w:bottom w:val="single" w:color="CCCCCC" w:sz="1"/>
+              <w:right w:val="single" w:color="CCCCCC" w:sz="1"/>
+            </w:tcBorders>
+            <w:shd w:fill="F5F5F5" w:val="clear"/>
+            <w:tcMar>
+              <w:top w:type="dxa" w:w="80"/>
+              <w:left w:type="dxa" w:w="120"/>
+              <w:bottom w:type="dxa" w:w="80"/>
+              <w:right w:type="dxa" w:w="120"/>
+            </w:tcMar>
+          </w:tcPr>
+          <w:p>
+            <w:r>
+              <w:rPr>
+                <w:rFonts w:ascii="Arial" w:cs="Arial" w:eastAsia="Arial" w:hAnsi="Arial"/>
+                <w:sz w:val="20"/>
+                <w:szCs w:val="20"/>
+              </w:rPr>
+              <w:t xml:space="preserve">15.37</w:t>
+            </w:r>
+          </w:p>
+        </w:tc>
+        <w:tc>
+          <w:tcPr>
+            <w:tcW w:type="dxa" w:w="1080"/>
+            <w:tcBorders>
+              <w:top w:val="single" w:color="CCCCCC" w:sz="1"/>
+              <w:left w:val="single" w:color="CCCCCC" w:sz="1"/>
+              <w:bottom w:val="single" w:color="CCCCCC" w:sz="1"/>
+              <w:right w:val="single" w:color="CCCCCC" w:sz="1"/>
+            </w:tcBorders>
+            <w:shd w:fill="F5F5F5" w:val="clear"/>
+            <w:tcMar>
+              <w:top w:type="dxa" w:w="80"/>
+              <w:left w:type="dxa" w:w="120"/>
+              <w:bottom w:type="dxa" w:w="80"/>
+              <w:right w:type="dxa" w:w="120"/>
+            </w:tcMar>
+          </w:tcPr>
+          <w:p>
+            <w:r>
+              <w:rPr>
+                <w:rFonts w:ascii="Arial" w:cs="Arial" w:eastAsia="Arial" w:hAnsi="Arial"/>
+                <w:sz w:val="20"/>
+                <w:szCs w:val="20"/>
+              </w:rPr>
+              <w:t xml:space="preserve">0.5011</w:t>
+            </w:r>
+          </w:p>
+        </w:tc>
+        <w:tc>
+          <w:tcPr>
+            <w:tcW w:type="dxa" w:w="1080"/>
+            <w:tcBorders>
+              <w:top w:val="single" w:color="CCCCCC" w:sz="1"/>
+              <w:left w:val="single" w:color="CCCCCC" w:sz="1"/>
+              <w:bottom w:val="single" w:color="CCCCCC" w:sz="1"/>
+              <w:right w:val="single" w:color="CCCCCC" w:sz="1"/>
+            </w:tcBorders>
+            <w:shd w:fill="F5F5F5" w:val="clear"/>
+            <w:tcMar>
+              <w:top w:type="dxa" w:w="80"/>
+              <w:left w:type="dxa" w:w="120"/>
+              <w:bottom w:type="dxa" w:w="80"/>
+              <w:right w:type="dxa" w:w="120"/>
+            </w:tcMar>
+          </w:tcPr>
+          <w:p>
+            <w:r>
+              <w:rPr>
+                <w:rFonts w:ascii="Arial" w:cs="Arial" w:eastAsia="Arial" w:hAnsi="Arial"/>
+                <w:sz w:val="20"/>
+                <w:szCs w:val="20"/>
+              </w:rPr>
+              <w:t xml:space="preserve">0.8903</w:t>
+            </w:r>
+          </w:p>
+        </w:tc>
+        <w:tc>
+          <w:tcPr>
+            <w:tcW w:type="dxa" w:w="1080"/>
+            <w:tcBorders>
+              <w:top w:val="single" w:color="CCCCCC" w:sz="1"/>
+              <w:left w:val="single" w:color="CCCCCC" w:sz="1"/>
+              <w:bottom w:val="single" w:color="CCCCCC" w:sz="1"/>
+              <w:right w:val="single" w:color="CCCCCC" w:sz="1"/>
+            </w:tcBorders>
+            <w:shd w:fill="F5F5F5" w:val="clear"/>
+            <w:tcMar>
+              <w:top w:type="dxa" w:w="80"/>
+              <w:left w:type="dxa" w:w="120"/>
+              <w:bottom w:type="dxa" w:w="80"/>
+              <w:right w:type="dxa" w:w="120"/>
+            </w:tcMar>
+          </w:tcPr>
+          <w:p>
+            <w:r>
+              <w:rPr>
+                <w:rFonts w:ascii="Arial" w:cs="Arial" w:eastAsia="Arial" w:hAnsi="Arial"/>
+                <w:sz w:val="20"/>
+                <w:szCs w:val="20"/>
+              </w:rPr>
+              <w:t xml:space="preserve">0.1097</w:t>
+            </w:r>
+          </w:p>
+        </w:tc>
+        <w:tc>
+          <w:tcPr>
+            <w:tcW w:type="dxa" w:w="1080"/>
+            <w:tcBorders>
+              <w:top w:val="single" w:color="CCCCCC" w:sz="1"/>
+              <w:left w:val="single" w:color="CCCCCC" w:sz="1"/>
+              <w:bottom w:val="single" w:color="CCCCCC" w:sz="1"/>
+              <w:right w:val="single" w:color="CCCCCC" w:sz="1"/>
+            </w:tcBorders>
+            <w:shd w:fill="F5F5F5" w:val="clear"/>
+            <w:tcMar>
+              <w:top w:type="dxa" w:w="80"/>
+              <w:left w:type="dxa" w:w="120"/>
+              <w:bottom w:type="dxa" w:w="80"/>
+              <w:right w:type="dxa" w:w="120"/>
+            </w:tcMar>
+          </w:tcPr>
+          <w:p>
+            <w:r>
+              <w:rPr>
+                <w:rFonts w:ascii="Arial" w:cs="Arial" w:eastAsia="Arial" w:hAnsi="Arial"/>
+                <w:sz w:val="20"/>
+                <w:szCs w:val="20"/>
+              </w:rPr>
+              <w:t xml:space="preserve">93.1</w:t>
+            </w:r>
+          </w:p>
+        </w:tc>
+      </w:tr>
+      <w:tr>
+        <w:tc>
+          <w:tcPr>
+            <w:tcW w:type="dxa" w:w="2520"/>
+            <w:tcBorders>
+              <w:top w:val="single" w:color="CCCCCC" w:sz="1"/>
+              <w:left w:val="single" w:color="CCCCCC" w:sz="1"/>
+              <w:bottom w:val="single" w:color="CCCCCC" w:sz="1"/>
+              <w:right w:val="single" w:color="CCCCCC" w:sz="1"/>
+            </w:tcBorders>
+            <w:shd w:fill="FFFFFF" w:val="clear"/>
+            <w:tcMar>
+              <w:top w:type="dxa" w:w="80"/>
+              <w:left w:type="dxa" w:w="120"/>
+              <w:bottom w:type="dxa" w:w="80"/>
+              <w:right w:type="dxa" w:w="120"/>
+            </w:tcMar>
+          </w:tcPr>
+          <w:p>
+            <w:r>
+              <w:rPr>
+                <w:rFonts w:ascii="Arial" w:cs="Arial" w:eastAsia="Arial" w:hAnsi="Arial"/>
+                <w:sz w:val="20"/>
+                <w:szCs w:val="20"/>
+              </w:rPr>
+              <w:t xml:space="preserve">Local bodies only</w:t>
+            </w:r>
+          </w:p>
+        </w:tc>
+        <w:tc>
+          <w:tcPr>
+            <w:tcW w:type="dxa" w:w="1080"/>
+            <w:tcBorders>
+              <w:top w:val="single" w:color="CCCCCC" w:sz="1"/>
+              <w:left w:val="single" w:color="CCCCCC" w:sz="1"/>
+              <w:bottom w:val="single" w:color="CCCCCC" w:sz="1"/>
+              <w:right w:val="single" w:color="CCCCCC" w:sz="1"/>
+            </w:tcBorders>
+            <w:shd w:fill="FFFFFF" w:val="clear"/>
+            <w:tcMar>
+              <w:top w:type="dxa" w:w="80"/>
+              <w:left w:type="dxa" w:w="120"/>
+              <w:bottom w:type="dxa" w:w="80"/>
+              <w:right w:type="dxa" w:w="120"/>
+            </w:tcMar>
+          </w:tcPr>
+          <w:p>
+            <w:r>
+              <w:rPr>
+                <w:rFonts w:ascii="Arial" w:cs="Arial" w:eastAsia="Arial" w:hAnsi="Arial"/>
+                <w:sz w:val="20"/>
+                <w:szCs w:val="20"/>
+              </w:rPr>
+              <w:t xml:space="preserve">13.42</w:t>
+            </w:r>
+          </w:p>
+        </w:tc>
+        <w:tc>
+          <w:tcPr>
+            <w:tcW w:type="dxa" w:w="1080"/>
+            <w:tcBorders>
+              <w:top w:val="single" w:color="CCCCCC" w:sz="1"/>
+              <w:left w:val="single" w:color="CCCCCC" w:sz="1"/>
+              <w:bottom w:val="single" w:color="CCCCCC" w:sz="1"/>
+              <w:right w:val="single" w:color="CCCCCC" w:sz="1"/>
+            </w:tcBorders>
+            <w:shd w:fill="FFFFFF" w:val="clear"/>
+            <w:tcMar>
+              <w:top w:type="dxa" w:w="80"/>
+              <w:left w:type="dxa" w:w="120"/>
+              <w:bottom w:type="dxa" w:w="80"/>
+              <w:right w:type="dxa" w:w="120"/>
+            </w:tcMar>
+          </w:tcPr>
+          <w:p>
+            <w:r>
+              <w:rPr>
+                <w:rFonts w:ascii="Arial" w:cs="Arial" w:eastAsia="Arial" w:hAnsi="Arial"/>
+                <w:sz w:val="20"/>
+                <w:szCs w:val="20"/>
+              </w:rPr>
+              <w:t xml:space="preserve">0.4568</w:t>
+            </w:r>
+          </w:p>
+        </w:tc>
+        <w:tc>
+          <w:tcPr>
+            <w:tcW w:type="dxa" w:w="1080"/>
+            <w:tcBorders>
+              <w:top w:val="single" w:color="CCCCCC" w:sz="1"/>
+              <w:left w:val="single" w:color="CCCCCC" w:sz="1"/>
+              <w:bottom w:val="single" w:color="CCCCCC" w:sz="1"/>
+              <w:right w:val="single" w:color="CCCCCC" w:sz="1"/>
+            </w:tcBorders>
+            <w:shd w:fill="FFFFFF" w:val="clear"/>
+            <w:tcMar>
+              <w:top w:type="dxa" w:w="80"/>
+              <w:left w:type="dxa" w:w="120"/>
+              <w:bottom w:type="dxa" w:w="80"/>
+              <w:right w:type="dxa" w:w="120"/>
+            </w:tcMar>
+          </w:tcPr>
+          <w:p>
+            <w:r>
+              <w:rPr>
+                <w:rFonts w:ascii="Arial" w:cs="Arial" w:eastAsia="Arial" w:hAnsi="Arial"/>
+                <w:sz w:val="20"/>
+                <w:szCs w:val="20"/>
+              </w:rPr>
+              <w:t xml:space="preserve">0.8265</w:t>
+            </w:r>
+          </w:p>
+        </w:tc>
+        <w:tc>
+          <w:tcPr>
+            <w:tcW w:type="dxa" w:w="1080"/>
+            <w:tcBorders>
+              <w:top w:val="single" w:color="CCCCCC" w:sz="1"/>
+              <w:left w:val="single" w:color="CCCCCC" w:sz="1"/>
+              <w:bottom w:val="single" w:color="CCCCCC" w:sz="1"/>
+              <w:right w:val="single" w:color="CCCCCC" w:sz="1"/>
+            </w:tcBorders>
+            <w:shd w:fill="FFFFFF" w:val="clear"/>
+            <w:tcMar>
+              <w:top w:type="dxa" w:w="80"/>
+              <w:left w:type="dxa" w:w="120"/>
+              <w:bottom w:type="dxa" w:w="80"/>
+              <w:right w:type="dxa" w:w="120"/>
+            </w:tcMar>
+          </w:tcPr>
+          <w:p>
+            <w:r>
+              <w:rPr>
+                <w:rFonts w:ascii="Arial" w:cs="Arial" w:eastAsia="Arial" w:hAnsi="Arial"/>
+                <w:sz w:val="20"/>
+                <w:szCs w:val="20"/>
+              </w:rPr>
+              <w:t xml:space="preserve">0.1735</w:t>
+            </w:r>
+          </w:p>
+        </w:tc>
+        <w:tc>
+          <w:tcPr>
+            <w:tcW w:type="dxa" w:w="1080"/>
+            <w:tcBorders>
+              <w:top w:val="single" w:color="CCCCCC" w:sz="1"/>
+              <w:left w:val="single" w:color="CCCCCC" w:sz="1"/>
+              <w:bottom w:val="single" w:color="CCCCCC" w:sz="1"/>
+              <w:right w:val="single" w:color="CCCCCC" w:sz="1"/>
+            </w:tcBorders>
+            <w:shd w:fill="FFFFFF" w:val="clear"/>
+            <w:tcMar>
+              <w:top w:type="dxa" w:w="80"/>
+              <w:left w:type="dxa" w:w="120"/>
+              <w:bottom w:type="dxa" w:w="80"/>
+              <w:right w:type="dxa" w:w="120"/>
+            </w:tcMar>
+          </w:tcPr>
+          <w:p>
+            <w:r>
+              <w:rPr>
+                <w:rFonts w:ascii="Arial" w:cs="Arial" w:eastAsia="Arial" w:hAnsi="Arial"/>
+                <w:sz w:val="20"/>
+                <w:szCs w:val="20"/>
+              </w:rPr>
+              <w:t xml:space="preserve">43.1</w:t>
+            </w:r>
+          </w:p>
+        </w:tc>
+      </w:tr>
+      <w:tr>
+        <w:tc>
+          <w:tcPr>
+            <w:tcW w:type="dxa" w:w="2520"/>
+            <w:tcBorders>
+              <w:top w:val="single" w:color="CCCCCC" w:sz="1"/>
+              <w:left w:val="single" w:color="CCCCCC" w:sz="1"/>
+              <w:bottom w:val="single" w:color="CCCCCC" w:sz="1"/>
+              <w:right w:val="single" w:color="CCCCCC" w:sz="1"/>
+            </w:tcBorders>
+            <w:shd w:fill="F5F5F5" w:val="clear"/>
+            <w:tcMar>
+              <w:top w:type="dxa" w:w="80"/>
+              <w:left w:type="dxa" w:w="120"/>
+              <w:bottom w:type="dxa" w:w="80"/>
+              <w:right w:type="dxa" w:w="120"/>
+            </w:tcMar>
+          </w:tcPr>
+          <w:p>
+            <w:r>
+              <w:rPr>
+                <w:rFonts w:ascii="Arial" w:cs="Arial" w:eastAsia="Arial" w:hAnsi="Arial"/>
+                <w:sz w:val="20"/>
+                <w:szCs w:val="20"/>
+              </w:rPr>
+              <w:t xml:space="preserve">Universe + local</w:t>
+            </w:r>
+          </w:p>
+        </w:tc>
+        <w:tc>
+          <w:tcPr>
+            <w:tcW w:type="dxa" w:w="1080"/>
+            <w:tcBorders>
+              <w:top w:val="single" w:color="CCCCCC" w:sz="1"/>
+              <w:left w:val="single" w:color="CCCCCC" w:sz="1"/>
+              <w:bottom w:val="single" w:color="CCCCCC" w:sz="1"/>
+              <w:right w:val="single" w:color="CCCCCC" w:sz="1"/>
+            </w:tcBorders>
+            <w:shd w:fill="F5F5F5" w:val="clear"/>
+            <w:tcMar>
+              <w:top w:type="dxa" w:w="80"/>
+              <w:left w:type="dxa" w:w="120"/>
+              <w:bottom w:type="dxa" w:w="80"/>
+              <w:right w:type="dxa" w:w="120"/>
+            </w:tcMar>
+          </w:tcPr>
+          <w:p>
+            <w:r>
+              <w:rPr>
+                <w:rFonts w:ascii="Arial" w:cs="Arial" w:eastAsia="Arial" w:hAnsi="Arial"/>
+                <w:sz w:val="20"/>
+                <w:szCs w:val="20"/>
+              </w:rPr>
+              <w:t xml:space="preserve">14.00</w:t>
+            </w:r>
+          </w:p>
+        </w:tc>
+        <w:tc>
+          <w:tcPr>
+            <w:tcW w:type="dxa" w:w="1080"/>
+            <w:tcBorders>
+              <w:top w:val="single" w:color="CCCCCC" w:sz="1"/>
+              <w:left w:val="single" w:color="CCCCCC" w:sz="1"/>
+              <w:bottom w:val="single" w:color="CCCCCC" w:sz="1"/>
+              <w:right w:val="single" w:color="CCCCCC" w:sz="1"/>
+            </w:tcBorders>
+            <w:shd w:fill="F5F5F5" w:val="clear"/>
+            <w:tcMar>
+              <w:top w:type="dxa" w:w="80"/>
+              <w:left w:type="dxa" w:w="120"/>
+              <w:bottom w:type="dxa" w:w="80"/>
+              <w:right w:type="dxa" w:w="120"/>
+            </w:tcMar>
+          </w:tcPr>
+          <w:p>
+            <w:r>
+              <w:rPr>
+                <w:rFonts w:ascii="Arial" w:cs="Arial" w:eastAsia="Arial" w:hAnsi="Arial"/>
+                <w:sz w:val="20"/>
+                <w:szCs w:val="20"/>
+              </w:rPr>
+              <w:t xml:space="preserve">0.4508</w:t>
+            </w:r>
+          </w:p>
+        </w:tc>
+        <w:tc>
+          <w:tcPr>
+            <w:tcW w:type="dxa" w:w="1080"/>
+            <w:tcBorders>
+              <w:top w:val="single" w:color="CCCCCC" w:sz="1"/>
+              <w:left w:val="single" w:color="CCCCCC" w:sz="1"/>
+              <w:bottom w:val="single" w:color="CCCCCC" w:sz="1"/>
+              <w:right w:val="single" w:color="CCCCCC" w:sz="1"/>
+            </w:tcBorders>
+            <w:shd w:fill="F5F5F5" w:val="clear"/>
+            <w:tcMar>
+              <w:top w:type="dxa" w:w="80"/>
+              <w:left w:type="dxa" w:w="120"/>
+              <w:bottom w:type="dxa" w:w="80"/>
+              <w:right w:type="dxa" w:w="120"/>
+            </w:tcMar>
+          </w:tcPr>
+          <w:p>
+            <w:r>
+              <w:rPr>
+                <w:rFonts w:ascii="Arial" w:cs="Arial" w:eastAsia="Arial" w:hAnsi="Arial"/>
+                <w:sz w:val="20"/>
+                <w:szCs w:val="20"/>
+              </w:rPr>
+              <w:t xml:space="preserve">0.8264</w:t>
+            </w:r>
+          </w:p>
+        </w:tc>
+        <w:tc>
+          <w:tcPr>
+            <w:tcW w:type="dxa" w:w="1080"/>
+            <w:tcBorders>
+              <w:top w:val="single" w:color="CCCCCC" w:sz="1"/>
+              <w:left w:val="single" w:color="CCCCCC" w:sz="1"/>
+              <w:bottom w:val="single" w:color="CCCCCC" w:sz="1"/>
+              <w:right w:val="single" w:color="CCCCCC" w:sz="1"/>
+            </w:tcBorders>
+            <w:shd w:fill="F5F5F5" w:val="clear"/>
+            <w:tcMar>
+              <w:top w:type="dxa" w:w="80"/>
+              <w:left w:type="dxa" w:w="120"/>
+              <w:bottom w:type="dxa" w:w="80"/>
+              <w:right w:type="dxa" w:w="120"/>
+            </w:tcMar>
+          </w:tcPr>
+          <w:p>
+            <w:r>
+              <w:rPr>
+                <w:rFonts w:ascii="Arial" w:cs="Arial" w:eastAsia="Arial" w:hAnsi="Arial"/>
+                <w:sz w:val="20"/>
+                <w:szCs w:val="20"/>
+              </w:rPr>
+              <w:t xml:space="preserve">0.1736</w:t>
+            </w:r>
+          </w:p>
+        </w:tc>
+        <w:tc>
+          <w:tcPr>
+            <w:tcW w:type="dxa" w:w="1080"/>
+            <w:tcBorders>
+              <w:top w:val="single" w:color="CCCCCC" w:sz="1"/>
+              <w:left w:val="single" w:color="CCCCCC" w:sz="1"/>
+              <w:bottom w:val="single" w:color="CCCCCC" w:sz="1"/>
+              <w:right w:val="single" w:color="CCCCCC" w:sz="1"/>
+            </w:tcBorders>
+            <w:shd w:fill="F5F5F5" w:val="clear"/>
+            <w:tcMar>
+              <w:top w:type="dxa" w:w="80"/>
+              <w:left w:type="dxa" w:w="120"/>
+              <w:bottom w:type="dxa" w:w="80"/>
+              <w:right w:type="dxa" w:w="120"/>
+            </w:tcMar>
+          </w:tcPr>
+          <w:p>
+            <w:r>
+              <w:rPr>
+                <w:rFonts w:ascii="Arial" w:cs="Arial" w:eastAsia="Arial" w:hAnsi="Arial"/>
+                <w:sz w:val="20"/>
+                <w:szCs w:val="20"/>
+              </w:rPr>
+              <w:t xml:space="preserve">103.0</w:t>
+            </w:r>
+          </w:p>
+        </w:tc>
+      </w:tr>
+    </w:tbl>
+    <w:p>
+      <w:pPr>
+        <w:spacing w:after="120"/>
+      </w:pPr>
+      <w:r>
+        <w:t xml:space="preserve"/>
+      </w:r>
+    </w:p>
+    <w:p>
+      <w:pPr>
+        <w:pStyle w:val="Heading2"/>
+      </w:pPr>
+      <w:r>
+        <w:t xml:space="preserve">5.3 Finding 1: All Gravitational Conditions Outperform Temperature on Diversity</w:t>
+      </w:r>
+    </w:p>
+    <w:p>
+      <w:pPr>
+        <w:spacing w:after="120"/>
+      </w:pPr>
+      <w:r>
+        <w:rPr>
+          <w:sz w:val="22"/>
+          <w:szCs w:val="22"/>
+        </w:rPr>
+        <w:t xml:space="preserve">Every gravitational condition achieves higher distinct-1 and lower repetition rate than temperature sampling. The real universe achieves +20% distinct-1 (0.493 vs 0.411) and −42% rep-2 (0.108 vs 0.187). Distinct-2 improves from 0.814 to 0.892. This improvement is consistent across all ablation variants, indicating robustness.</w:t>
+      </w:r>
+    </w:p>
+    <w:p>
+      <w:pPr>
+        <w:spacing w:after="120"/>
+      </w:pPr>
+      <w:r>
+        <w:rPr>
+          <w:sz w:val="22"/>
+          <w:szCs w:val="22"/>
+        </w:rPr>
+        <w:t xml:space="preserve">Top-p (p=0.9) reduces distinct-1 below the temperature baseline (0.377 vs 0.411) by truncating the probability tail. Typical sampling (p=0.95) achieves the strongest standard baseline (distinct-1: 0.427, rep-2: 0.141), yet all universe conditions exceed it on both diversity metrics.</w:t>
+      </w:r>
+    </w:p>
+    <w:p>
+      <w:pPr>
+        <w:spacing w:after="120"/>
+      </w:pPr>
+      <w:r>
+        <w:t xml:space="preserve"/>
+      </w:r>
+    </w:p>
+    <w:p>
+      <w:pPr>
+        <w:pStyle w:val="Heading2"/>
+      </w:pPr>
+      <w:r>
+        <w:t xml:space="preserve">5.4 Finding 2: Semantic Geometry Enforces Topical Coherence</w:t>
+      </w:r>
+    </w:p>
+    <w:p>
+      <w:pPr>
+        <w:spacing w:after="120"/>
+      </w:pPr>
+      <w:r>
+        <w:rPr>
+          <w:sz w:val="22"/>
+          <w:szCs w:val="22"/>
+        </w:rPr>
+        <w:t xml:space="preserve">Counter-intuitively, random centroids achieve higher distinct-1 (0.505) than the real semantic universe (0.493). This resolves on inspection: the real universe concentrates force on tokens from semantically coherent clusters — regions the model already gravitates toward — enforcing topical coherence at the cost of some raw lexical diversity. Random centroids push toward arbitrary embedding regions, injecting diversity that is lexically broader but semantically unconstrained.</w:t>
+      </w:r>
+    </w:p>
+    <w:p>
+      <w:pPr>
+        <w:spacing w:after="120"/>
+      </w:pPr>
+      <w:r>
+        <w:rPr>
+          <w:sz w:val="22"/>
+          <w:szCs w:val="22"/>
+        </w:rPr>
+        <w:t xml:space="preserve">Real vs random is the meaningful geometry comparison. Both achieve substantially higher diversity than temperature; the difference between them reveals that semantic geometry trades diversity for coherence. The real universe achieves lower perplexity (14.74 vs 15.83) alongside lower diversity — a coherence signal the random condition lacks.</w:t>
+      </w:r>
+    </w:p>
+    <w:p>
+      <w:pPr>
+        <w:spacing w:after="120"/>
+      </w:pPr>
+      <w:r>
+        <w:t xml:space="preserve"/>
+      </w:r>
+    </w:p>
+    <w:p>
+      <w:pPr>
+        <w:pStyle w:val="Heading2"/>
+      </w:pPr>
+      <w:r>
+        <w:t xml:space="preserve">5.5 Finding 3: Real ≈ Shuffled (Geometry Ablation Design Note)</w:t>
+      </w:r>
+    </w:p>
+    <w:p>
+      <w:pPr>
+        <w:spacing w:after="120"/>
+      </w:pPr>
+      <w:r>
+        <w:rPr>
+          <w:sz w:val="22"/>
+          <w:szCs w:val="22"/>
+        </w:rPr>
+        <w:t xml:space="preserve">The shuffled condition permutes mass assignments across the same set of centroid vectors. Because context-affinity top-k selection operates on centroid positions, real and shuffled expose identical body vectors to the context — only mass labels differ. Small mass variation across bodies (all IDF-normalized) makes the outputs near-identical (Δdist-1 = 0.001). The informative geometry ablation is real vs random, not real vs shuffled. Future ablations should use random centroids as the geometry null hypothesis.</w:t>
+      </w:r>
+    </w:p>
+    <w:p>
+      <w:pPr>
+        <w:spacing w:after="120"/>
+      </w:pPr>
+      <w:r>
+        <w:t xml:space="preserve"/>
+      </w:r>
+    </w:p>
+    <w:p>
+      <w:pPr>
+        <w:pStyle w:val="Heading2"/>
+      </w:pPr>
+      <w:r>
+        <w:t xml:space="preserve">5.6 Finding 4: IDF Weighting Contributes Measurably</w:t>
+      </w:r>
+    </w:p>
+    <w:p>
+      <w:pPr>
+        <w:spacing w:after="120"/>
+      </w:pPr>
+      <w:r>
+        <w:rPr>
+          <w:sz w:val="22"/>
+          <w:szCs w:val="22"/>
+        </w:rPr>
+        <w:t xml:space="preserve">No-IDF vs real: ppl 15.29 → 14.74 (−3.7%) and dist-1 0.502 → 0.493 (−1.8%). IDF-on concentrates force on content-word clusters the model already uses for coherent text, simultaneously reducing perplexity and slightly constraining raw diversity. The mechanism is working as designed: IDF suppresses common tokens (articles, punctuation) whose high model probability would otherwise absorb most of the gravitational boost.</w:t>
+      </w:r>
+    </w:p>
+    <w:p>
+      <w:pPr>
+        <w:spacing w:after="120"/>
+      </w:pPr>
+      <w:r>
+        <w:t xml:space="preserve"/>
+      </w:r>
+    </w:p>
+    <w:p>
+      <w:pPr>
+        <w:pStyle w:val="Heading2"/>
+      </w:pPr>
+      <w:r>
+        <w:t xml:space="preserve">5.7 Finding 5: Local Bodies Are the Pareto-Optimal Condition</w:t>
+      </w:r>
+    </w:p>
+    <w:p>
+      <w:pPr>
+        <w:spacing w:after="120"/>
+      </w:pPr>
+      <w:r>
+        <w:rPr>
+          <w:sz w:val="22"/>
+          <w:szCs w:val="22"/>
+        </w:rPr>
+        <w:t xml:space="preserve">Local bodies only achieves the best perplexity among all gravitational conditions (13.42) with +11% distinct-1 over temperature baseline, at 43 ms/token — less than half the latency of the universe field. With 3.65 active bodies per step on average and escape_rate 0.13, the local field creates strong, context-specific gravitational binding. Universe + local achieves the lowest perplexity (12.87), combining background semantic coverage with local topical binding, at the cost of full combined latency (103 ms/tok).</w:t>
+      </w:r>
+    </w:p>
+    <w:p>
+      <w:pPr>
+        <w:spacing w:after="120"/>
+      </w:pPr>
+      <w:r>
+        <w:t xml:space="preserve"/>
+      </w:r>
+    </w:p>
+    <w:p>
+      <w:pPr>
+        <w:pStyle w:val="Heading2"/>
+      </w:pPr>
+      <w:r>
+        <w:t xml:space="preserve">5.8 Latency</w:t>
       </w:r>
     </w:p>
     <w:tbl>
@@ -2838,15 +5001,14 @@
         </w:tblBorders>
       </w:tblPr>
       <w:tblGrid>
-        <w:gridCol w:w="3960"/>
-        <w:gridCol w:w="1440"/>
-        <w:gridCol w:w="1800"/>
+        <w:gridCol w:w="3600"/>
         <w:gridCol w:w="2160"/>
+        <w:gridCol w:w="3600"/>
       </w:tblGrid>
       <w:tr>
         <w:tc>
           <w:tcPr>
-            <w:tcW w:type="dxa" w:w="3960"/>
+            <w:tcW w:type="dxa" w:w="3600"/>
             <w:tcBorders>
               <w:top w:val="single" w:color="CCCCCC" w:sz="1"/>
               <w:left w:val="single" w:color="CCCCCC" w:sz="1"/>
@@ -2870,13 +5032,13 @@
                 <w:sz w:val="20"/>
                 <w:szCs w:val="20"/>
               </w:rPr>
-              <w:t xml:space="preserve">Mode</w:t>
-            </w:r>
-          </w:p>
-        </w:tc>
-        <w:tc>
-          <w:tcPr>
-            <w:tcW w:type="dxa" w:w="1440"/>
+              <w:t xml:space="preserve">Condition</w:t>
+            </w:r>
+          </w:p>
+        </w:tc>
+        <w:tc>
+          <w:tcPr>
+            <w:tcW w:type="dxa" w:w="2160"/>
             <w:tcBorders>
               <w:top w:val="single" w:color="CCCCCC" w:sz="1"/>
               <w:left w:val="single" w:color="CCCCCC" w:sz="1"/>
@@ -2900,13 +5062,13 @@
                 <w:sz w:val="20"/>
                 <w:szCs w:val="20"/>
               </w:rPr>
-              <w:t xml:space="preserve">ppl</w:t>
-            </w:r>
-          </w:p>
-        </w:tc>
-        <w:tc>
-          <w:tcPr>
-            <w:tcW w:type="dxa" w:w="1800"/>
+              <w:t xml:space="preserve">ms/token</w:t>
+            </w:r>
+          </w:p>
+        </w:tc>
+        <w:tc>
+          <w:tcPr>
+            <w:tcW w:type="dxa" w:w="3600"/>
             <w:tcBorders>
               <w:top w:val="single" w:color="CCCCCC" w:sz="1"/>
               <w:left w:val="single" w:color="CCCCCC" w:sz="1"/>
@@ -2930,37 +5092,7 @@
                 <w:sz w:val="20"/>
                 <w:szCs w:val="20"/>
               </w:rPr>
-              <w:t xml:space="preserve">distinct-1</w:t>
-            </w:r>
-          </w:p>
-        </w:tc>
-        <w:tc>
-          <w:tcPr>
-            <w:tcW w:type="dxa" w:w="2160"/>
-            <w:tcBorders>
-              <w:top w:val="single" w:color="CCCCCC" w:sz="1"/>
-              <w:left w:val="single" w:color="CCCCCC" w:sz="1"/>
-              <w:bottom w:val="single" w:color="CCCCCC" w:sz="1"/>
-              <w:right w:val="single" w:color="CCCCCC" w:sz="1"/>
-            </w:tcBorders>
-            <w:shd w:fill="1F4E79" w:val="clear"/>
-            <w:tcMar>
-              <w:top w:type="dxa" w:w="80"/>
-              <w:left w:type="dxa" w:w="120"/>
-              <w:bottom w:type="dxa" w:w="80"/>
-              <w:right w:type="dxa" w:w="120"/>
-            </w:tcMar>
-          </w:tcPr>
-          <w:p>
-            <w:r>
-              <w:rPr>
-                <w:b/>
-                <w:bCs/>
-                <w:color w:val="FFFFFF"/>
-                <w:sz w:val="20"/>
-                <w:szCs w:val="20"/>
-              </w:rPr>
-              <w:t xml:space="preserve">ms/token</w:t>
+              <w:t xml:space="preserve">vs temperature</w:t>
             </w:r>
           </w:p>
         </w:tc>
@@ -2968,7 +5100,7 @@
       <w:tr>
         <w:tc>
           <w:tcPr>
-            <w:tcW w:type="dxa" w:w="3960"/>
+            <w:tcW w:type="dxa" w:w="3600"/>
             <w:tcBorders>
               <w:top w:val="single" w:color="CCCCCC" w:sz="1"/>
               <w:left w:val="single" w:color="CCCCCC" w:sz="1"/>
@@ -2990,13 +5122,13 @@
                 <w:sz w:val="20"/>
                 <w:szCs w:val="20"/>
               </w:rPr>
-              <w:t xml:space="preserve">Temperature T = 0.8 (GPT-2)</w:t>
-            </w:r>
-          </w:p>
-        </w:tc>
-        <w:tc>
-          <w:tcPr>
-            <w:tcW w:type="dxa" w:w="1440"/>
+              <w:t xml:space="preserve">Temperature (T=0.8)</w:t>
+            </w:r>
+          </w:p>
+        </w:tc>
+        <w:tc>
+          <w:tcPr>
+            <w:tcW w:type="dxa" w:w="2160"/>
             <w:tcBorders>
               <w:top w:val="single" w:color="CCCCCC" w:sz="1"/>
               <w:left w:val="single" w:color="CCCCCC" w:sz="1"/>
@@ -3018,13 +5150,13 @@
                 <w:sz w:val="20"/>
                 <w:szCs w:val="20"/>
               </w:rPr>
-              <w:t xml:space="preserve">~9</w:t>
-            </w:r>
-          </w:p>
-        </w:tc>
-        <w:tc>
-          <w:tcPr>
-            <w:tcW w:type="dxa" w:w="1800"/>
+              <w:t xml:space="preserve">27.4</w:t>
+            </w:r>
+          </w:p>
+        </w:tc>
+        <w:tc>
+          <w:tcPr>
+            <w:tcW w:type="dxa" w:w="3600"/>
             <w:tcBorders>
               <w:top w:val="single" w:color="CCCCCC" w:sz="1"/>
               <w:left w:val="single" w:color="CCCCCC" w:sz="1"/>
@@ -3046,7 +5178,37 @@
                 <w:sz w:val="20"/>
                 <w:szCs w:val="20"/>
               </w:rPr>
-              <w:t xml:space="preserve">0.44</w:t>
+              <w:t xml:space="preserve">1×</w:t>
+            </w:r>
+          </w:p>
+        </w:tc>
+      </w:tr>
+      <w:tr>
+        <w:tc>
+          <w:tcPr>
+            <w:tcW w:type="dxa" w:w="3600"/>
+            <w:tcBorders>
+              <w:top w:val="single" w:color="CCCCCC" w:sz="1"/>
+              <w:left w:val="single" w:color="CCCCCC" w:sz="1"/>
+              <w:bottom w:val="single" w:color="CCCCCC" w:sz="1"/>
+              <w:right w:val="single" w:color="CCCCCC" w:sz="1"/>
+            </w:tcBorders>
+            <w:shd w:fill="F5F5F5" w:val="clear"/>
+            <w:tcMar>
+              <w:top w:type="dxa" w:w="80"/>
+              <w:left w:type="dxa" w:w="120"/>
+              <w:bottom w:type="dxa" w:w="80"/>
+              <w:right w:type="dxa" w:w="120"/>
+            </w:tcMar>
+          </w:tcPr>
+          <w:p>
+            <w:r>
+              <w:rPr>
+                <w:rFonts w:ascii="Arial" w:cs="Arial" w:eastAsia="Arial" w:hAnsi="Arial"/>
+                <w:sz w:val="20"/>
+                <w:szCs w:val="20"/>
+              </w:rPr>
+              <w:t xml:space="preserve">Local bodies only</w:t>
             </w:r>
           </w:p>
         </w:tc>
@@ -3059,6 +5221,64 @@
               <w:bottom w:val="single" w:color="CCCCCC" w:sz="1"/>
               <w:right w:val="single" w:color="CCCCCC" w:sz="1"/>
             </w:tcBorders>
+            <w:shd w:fill="F5F5F5" w:val="clear"/>
+            <w:tcMar>
+              <w:top w:type="dxa" w:w="80"/>
+              <w:left w:type="dxa" w:w="120"/>
+              <w:bottom w:type="dxa" w:w="80"/>
+              <w:right w:type="dxa" w:w="120"/>
+            </w:tcMar>
+          </w:tcPr>
+          <w:p>
+            <w:r>
+              <w:rPr>
+                <w:rFonts w:ascii="Arial" w:cs="Arial" w:eastAsia="Arial" w:hAnsi="Arial"/>
+                <w:sz w:val="20"/>
+                <w:szCs w:val="20"/>
+              </w:rPr>
+              <w:t xml:space="preserve">43.1</w:t>
+            </w:r>
+          </w:p>
+        </w:tc>
+        <w:tc>
+          <w:tcPr>
+            <w:tcW w:type="dxa" w:w="3600"/>
+            <w:tcBorders>
+              <w:top w:val="single" w:color="CCCCCC" w:sz="1"/>
+              <w:left w:val="single" w:color="CCCCCC" w:sz="1"/>
+              <w:bottom w:val="single" w:color="CCCCCC" w:sz="1"/>
+              <w:right w:val="single" w:color="CCCCCC" w:sz="1"/>
+            </w:tcBorders>
+            <w:shd w:fill="F5F5F5" w:val="clear"/>
+            <w:tcMar>
+              <w:top w:type="dxa" w:w="80"/>
+              <w:left w:type="dxa" w:w="120"/>
+              <w:bottom w:type="dxa" w:w="80"/>
+              <w:right w:type="dxa" w:w="120"/>
+            </w:tcMar>
+          </w:tcPr>
+          <w:p>
+            <w:r>
+              <w:rPr>
+                <w:rFonts w:ascii="Arial" w:cs="Arial" w:eastAsia="Arial" w:hAnsi="Arial"/>
+                <w:sz w:val="20"/>
+                <w:szCs w:val="20"/>
+              </w:rPr>
+              <w:t xml:space="preserve">1.6×</w:t>
+            </w:r>
+          </w:p>
+        </w:tc>
+      </w:tr>
+      <w:tr>
+        <w:tc>
+          <w:tcPr>
+            <w:tcW w:type="dxa" w:w="3600"/>
+            <w:tcBorders>
+              <w:top w:val="single" w:color="CCCCCC" w:sz="1"/>
+              <w:left w:val="single" w:color="CCCCCC" w:sz="1"/>
+              <w:bottom w:val="single" w:color="CCCCCC" w:sz="1"/>
+              <w:right w:val="single" w:color="CCCCCC" w:sz="1"/>
+            </w:tcBorders>
             <w:shd w:fill="FFFFFF" w:val="clear"/>
             <w:tcMar>
               <w:top w:type="dxa" w:w="80"/>
@@ -3074,7 +5294,149 @@
                 <w:sz w:val="20"/>
                 <w:szCs w:val="20"/>
               </w:rPr>
-              <w:t xml:space="preserve">~10</w:t>
+              <w:t xml:space="preserve">Universe (any)</w:t>
+            </w:r>
+          </w:p>
+        </w:tc>
+        <w:tc>
+          <w:tcPr>
+            <w:tcW w:type="dxa" w:w="2160"/>
+            <w:tcBorders>
+              <w:top w:val="single" w:color="CCCCCC" w:sz="1"/>
+              <w:left w:val="single" w:color="CCCCCC" w:sz="1"/>
+              <w:bottom w:val="single" w:color="CCCCCC" w:sz="1"/>
+              <w:right w:val="single" w:color="CCCCCC" w:sz="1"/>
+            </w:tcBorders>
+            <w:shd w:fill="FFFFFF" w:val="clear"/>
+            <w:tcMar>
+              <w:top w:type="dxa" w:w="80"/>
+              <w:left w:type="dxa" w:w="120"/>
+              <w:bottom w:type="dxa" w:w="80"/>
+              <w:right w:type="dxa" w:w="120"/>
+            </w:tcMar>
+          </w:tcPr>
+          <w:p>
+            <w:r>
+              <w:rPr>
+                <w:rFonts w:ascii="Arial" w:cs="Arial" w:eastAsia="Arial" w:hAnsi="Arial"/>
+                <w:sz w:val="20"/>
+                <w:szCs w:val="20"/>
+              </w:rPr>
+              <w:t xml:space="preserve">92–94</w:t>
+            </w:r>
+          </w:p>
+        </w:tc>
+        <w:tc>
+          <w:tcPr>
+            <w:tcW w:type="dxa" w:w="3600"/>
+            <w:tcBorders>
+              <w:top w:val="single" w:color="CCCCCC" w:sz="1"/>
+              <w:left w:val="single" w:color="CCCCCC" w:sz="1"/>
+              <w:bottom w:val="single" w:color="CCCCCC" w:sz="1"/>
+              <w:right w:val="single" w:color="CCCCCC" w:sz="1"/>
+            </w:tcBorders>
+            <w:shd w:fill="FFFFFF" w:val="clear"/>
+            <w:tcMar>
+              <w:top w:type="dxa" w:w="80"/>
+              <w:left w:type="dxa" w:w="120"/>
+              <w:bottom w:type="dxa" w:w="80"/>
+              <w:right w:type="dxa" w:w="120"/>
+            </w:tcMar>
+          </w:tcPr>
+          <w:p>
+            <w:r>
+              <w:rPr>
+                <w:rFonts w:ascii="Arial" w:cs="Arial" w:eastAsia="Arial" w:hAnsi="Arial"/>
+                <w:sz w:val="20"/>
+                <w:szCs w:val="20"/>
+              </w:rPr>
+              <w:t xml:space="preserve">3.4×</w:t>
+            </w:r>
+          </w:p>
+        </w:tc>
+      </w:tr>
+      <w:tr>
+        <w:tc>
+          <w:tcPr>
+            <w:tcW w:type="dxa" w:w="3600"/>
+            <w:tcBorders>
+              <w:top w:val="single" w:color="CCCCCC" w:sz="1"/>
+              <w:left w:val="single" w:color="CCCCCC" w:sz="1"/>
+              <w:bottom w:val="single" w:color="CCCCCC" w:sz="1"/>
+              <w:right w:val="single" w:color="CCCCCC" w:sz="1"/>
+            </w:tcBorders>
+            <w:shd w:fill="F5F5F5" w:val="clear"/>
+            <w:tcMar>
+              <w:top w:type="dxa" w:w="80"/>
+              <w:left w:type="dxa" w:w="120"/>
+              <w:bottom w:type="dxa" w:w="80"/>
+              <w:right w:type="dxa" w:w="120"/>
+            </w:tcMar>
+          </w:tcPr>
+          <w:p>
+            <w:r>
+              <w:rPr>
+                <w:rFonts w:ascii="Arial" w:cs="Arial" w:eastAsia="Arial" w:hAnsi="Arial"/>
+                <w:sz w:val="20"/>
+                <w:szCs w:val="20"/>
+              </w:rPr>
+              <w:t xml:space="preserve">Universe + local</w:t>
+            </w:r>
+          </w:p>
+        </w:tc>
+        <w:tc>
+          <w:tcPr>
+            <w:tcW w:type="dxa" w:w="2160"/>
+            <w:tcBorders>
+              <w:top w:val="single" w:color="CCCCCC" w:sz="1"/>
+              <w:left w:val="single" w:color="CCCCCC" w:sz="1"/>
+              <w:bottom w:val="single" w:color="CCCCCC" w:sz="1"/>
+              <w:right w:val="single" w:color="CCCCCC" w:sz="1"/>
+            </w:tcBorders>
+            <w:shd w:fill="F5F5F5" w:val="clear"/>
+            <w:tcMar>
+              <w:top w:type="dxa" w:w="80"/>
+              <w:left w:type="dxa" w:w="120"/>
+              <w:bottom w:type="dxa" w:w="80"/>
+              <w:right w:type="dxa" w:w="120"/>
+            </w:tcMar>
+          </w:tcPr>
+          <w:p>
+            <w:r>
+              <w:rPr>
+                <w:rFonts w:ascii="Arial" w:cs="Arial" w:eastAsia="Arial" w:hAnsi="Arial"/>
+                <w:sz w:val="20"/>
+                <w:szCs w:val="20"/>
+              </w:rPr>
+              <w:t xml:space="preserve">103.0</w:t>
+            </w:r>
+          </w:p>
+        </w:tc>
+        <w:tc>
+          <w:tcPr>
+            <w:tcW w:type="dxa" w:w="3600"/>
+            <w:tcBorders>
+              <w:top w:val="single" w:color="CCCCCC" w:sz="1"/>
+              <w:left w:val="single" w:color="CCCCCC" w:sz="1"/>
+              <w:bottom w:val="single" w:color="CCCCCC" w:sz="1"/>
+              <w:right w:val="single" w:color="CCCCCC" w:sz="1"/>
+            </w:tcBorders>
+            <w:shd w:fill="F5F5F5" w:val="clear"/>
+            <w:tcMar>
+              <w:top w:type="dxa" w:w="80"/>
+              <w:left w:type="dxa" w:w="120"/>
+              <w:bottom w:type="dxa" w:w="80"/>
+              <w:right w:type="dxa" w:w="120"/>
+            </w:tcMar>
+          </w:tcPr>
+          <w:p>
+            <w:r>
+              <w:rPr>
+                <w:rFonts w:ascii="Arial" w:cs="Arial" w:eastAsia="Arial" w:hAnsi="Arial"/>
+                <w:sz w:val="20"/>
+                <w:szCs w:val="20"/>
+              </w:rPr>
+              <w:t xml:space="preserve">3.8×</w:t>
             </w:r>
           </w:p>
         </w:tc>
@@ -3090,10 +5452,30 @@
     </w:p>
     <w:p>
       <w:pPr>
+        <w:spacing w:after="120"/>
+      </w:pPr>
+      <w:r>
+        <w:rPr>
+          <w:sz w:val="22"/>
+          <w:szCs w:val="22"/>
+        </w:rPr>
+        <w:t xml:space="preserve">Universe field latency is dominated by the [vocab_size × D] @ [D × n_bodies] matrix multiplication (50,257 × 768 × 4 active bodies per step). Local bodies avoid this cost by operating over only the 3–5 active bodies per step.</w:t>
+      </w:r>
+    </w:p>
+    <w:p>
+      <w:pPr>
+        <w:spacing w:after="120"/>
+      </w:pPr>
+      <w:r>
+        <w:t xml:space="preserve"/>
+      </w:r>
+    </w:p>
+    <w:p>
+      <w:pPr>
         <w:pStyle w:val="Heading2"/>
       </w:pPr>
       <w:r>
-        <w:t xml:space="preserve">5.3 Universe Field — G Sweep (GPT-2)</w:t>
+        <w:t xml:space="preserve">5.9 Summary</w:t>
       </w:r>
     </w:p>
     <w:tbl>
@@ -3109,14 +5491,16 @@
         </w:tblBorders>
       </w:tblPr>
       <w:tblGrid>
-        <w:gridCol w:w="3120"/>
-        <w:gridCol w:w="3120"/>
-        <w:gridCol w:w="3120"/>
+        <w:gridCol w:w="2520"/>
+        <w:gridCol w:w="1080"/>
+        <w:gridCol w:w="1080"/>
+        <w:gridCol w:w="1080"/>
+        <w:gridCol w:w="3600"/>
       </w:tblGrid>
       <w:tr>
         <w:tc>
           <w:tcPr>
-            <w:tcW w:type="dxa" w:w="3120"/>
+            <w:tcW w:type="dxa" w:w="2520"/>
             <w:tcBorders>
               <w:top w:val="single" w:color="CCCCCC" w:sz="1"/>
               <w:left w:val="single" w:color="CCCCCC" w:sz="1"/>
@@ -3140,13 +5524,13 @@
                 <w:sz w:val="20"/>
                 <w:szCs w:val="20"/>
               </w:rPr>
-              <w:t xml:space="preserve">G</w:t>
-            </w:r>
-          </w:p>
-        </w:tc>
-        <w:tc>
-          <w:tcPr>
-            <w:tcW w:type="dxa" w:w="3120"/>
+              <w:t xml:space="preserve">Method</w:t>
+            </w:r>
+          </w:p>
+        </w:tc>
+        <w:tc>
+          <w:tcPr>
+            <w:tcW w:type="dxa" w:w="1080"/>
             <w:tcBorders>
               <w:top w:val="single" w:color="CCCCCC" w:sz="1"/>
               <w:left w:val="single" w:color="CCCCCC" w:sz="1"/>
@@ -3176,7 +5560,7 @@
         </w:tc>
         <w:tc>
           <w:tcPr>
-            <w:tcW w:type="dxa" w:w="3120"/>
+            <w:tcW w:type="dxa" w:w="1080"/>
             <w:tcBorders>
               <w:top w:val="single" w:color="CCCCCC" w:sz="1"/>
               <w:left w:val="single" w:color="CCCCCC" w:sz="1"/>
@@ -3200,426 +5584,13 @@
                 <w:sz w:val="20"/>
                 <w:szCs w:val="20"/>
               </w:rPr>
-              <w:t xml:space="preserve">distinct-1</w:t>
-            </w:r>
-          </w:p>
-        </w:tc>
-      </w:tr>
-      <w:tr>
-        <w:tc>
-          <w:tcPr>
-            <w:tcW w:type="dxa" w:w="3120"/>
-            <w:tcBorders>
-              <w:top w:val="single" w:color="CCCCCC" w:sz="1"/>
-              <w:left w:val="single" w:color="CCCCCC" w:sz="1"/>
-              <w:bottom w:val="single" w:color="CCCCCC" w:sz="1"/>
-              <w:right w:val="single" w:color="CCCCCC" w:sz="1"/>
-            </w:tcBorders>
-            <w:shd w:fill="FFFFFF" w:val="clear"/>
-            <w:tcMar>
-              <w:top w:type="dxa" w:w="80"/>
-              <w:left w:type="dxa" w:w="120"/>
-              <w:bottom w:type="dxa" w:w="80"/>
-              <w:right w:type="dxa" w:w="120"/>
-            </w:tcMar>
-          </w:tcPr>
-          <w:p>
-            <w:r>
-              <w:rPr>
-                <w:rFonts w:ascii="Arial" w:cs="Arial" w:eastAsia="Arial" w:hAnsi="Arial"/>
-                <w:sz w:val="20"/>
-                <w:szCs w:val="20"/>
-              </w:rPr>
-              <w:t xml:space="preserve">0.1</w:t>
-            </w:r>
-          </w:p>
-        </w:tc>
-        <w:tc>
-          <w:tcPr>
-            <w:tcW w:type="dxa" w:w="3120"/>
-            <w:tcBorders>
-              <w:top w:val="single" w:color="CCCCCC" w:sz="1"/>
-              <w:left w:val="single" w:color="CCCCCC" w:sz="1"/>
-              <w:bottom w:val="single" w:color="CCCCCC" w:sz="1"/>
-              <w:right w:val="single" w:color="CCCCCC" w:sz="1"/>
-            </w:tcBorders>
-            <w:shd w:fill="FFFFFF" w:val="clear"/>
-            <w:tcMar>
-              <w:top w:type="dxa" w:w="80"/>
-              <w:left w:type="dxa" w:w="120"/>
-              <w:bottom w:type="dxa" w:w="80"/>
-              <w:right w:type="dxa" w:w="120"/>
-            </w:tcMar>
-          </w:tcPr>
-          <w:p>
-            <w:r>
-              <w:rPr>
-                <w:rFonts w:ascii="Arial" w:cs="Arial" w:eastAsia="Arial" w:hAnsi="Arial"/>
-                <w:sz w:val="20"/>
-                <w:szCs w:val="20"/>
-              </w:rPr>
-              <w:t xml:space="preserve">50.15</w:t>
-            </w:r>
-          </w:p>
-        </w:tc>
-        <w:tc>
-          <w:tcPr>
-            <w:tcW w:type="dxa" w:w="3120"/>
-            <w:tcBorders>
-              <w:top w:val="single" w:color="CCCCCC" w:sz="1"/>
-              <w:left w:val="single" w:color="CCCCCC" w:sz="1"/>
-              <w:bottom w:val="single" w:color="CCCCCC" w:sz="1"/>
-              <w:right w:val="single" w:color="CCCCCC" w:sz="1"/>
-            </w:tcBorders>
-            <w:shd w:fill="FFFFFF" w:val="clear"/>
-            <w:tcMar>
-              <w:top w:type="dxa" w:w="80"/>
-              <w:left w:type="dxa" w:w="120"/>
-              <w:bottom w:type="dxa" w:w="80"/>
-              <w:right w:type="dxa" w:w="120"/>
-            </w:tcMar>
-          </w:tcPr>
-          <w:p>
-            <w:r>
-              <w:rPr>
-                <w:rFonts w:ascii="Arial" w:cs="Arial" w:eastAsia="Arial" w:hAnsi="Arial"/>
-                <w:sz w:val="20"/>
-                <w:szCs w:val="20"/>
-              </w:rPr>
-              <w:t xml:space="preserve">0.5899</w:t>
-            </w:r>
-          </w:p>
-        </w:tc>
-      </w:tr>
-      <w:tr>
-        <w:tc>
-          <w:tcPr>
-            <w:tcW w:type="dxa" w:w="3120"/>
-            <w:tcBorders>
-              <w:top w:val="single" w:color="CCCCCC" w:sz="1"/>
-              <w:left w:val="single" w:color="CCCCCC" w:sz="1"/>
-              <w:bottom w:val="single" w:color="CCCCCC" w:sz="1"/>
-              <w:right w:val="single" w:color="CCCCCC" w:sz="1"/>
-            </w:tcBorders>
-            <w:shd w:fill="F5F5F5" w:val="clear"/>
-            <w:tcMar>
-              <w:top w:type="dxa" w:w="80"/>
-              <w:left w:type="dxa" w:w="120"/>
-              <w:bottom w:type="dxa" w:w="80"/>
-              <w:right w:type="dxa" w:w="120"/>
-            </w:tcMar>
-          </w:tcPr>
-          <w:p>
-            <w:r>
-              <w:rPr>
-                <w:rFonts w:ascii="Arial" w:cs="Arial" w:eastAsia="Arial" w:hAnsi="Arial"/>
-                <w:sz w:val="20"/>
-                <w:szCs w:val="20"/>
-              </w:rPr>
-              <w:t xml:space="preserve">0.3</w:t>
-            </w:r>
-          </w:p>
-        </w:tc>
-        <w:tc>
-          <w:tcPr>
-            <w:tcW w:type="dxa" w:w="3120"/>
-            <w:tcBorders>
-              <w:top w:val="single" w:color="CCCCCC" w:sz="1"/>
-              <w:left w:val="single" w:color="CCCCCC" w:sz="1"/>
-              <w:bottom w:val="single" w:color="CCCCCC" w:sz="1"/>
-              <w:right w:val="single" w:color="CCCCCC" w:sz="1"/>
-            </w:tcBorders>
-            <w:shd w:fill="F5F5F5" w:val="clear"/>
-            <w:tcMar>
-              <w:top w:type="dxa" w:w="80"/>
-              <w:left w:type="dxa" w:w="120"/>
-              <w:bottom w:type="dxa" w:w="80"/>
-              <w:right w:type="dxa" w:w="120"/>
-            </w:tcMar>
-          </w:tcPr>
-          <w:p>
-            <w:r>
-              <w:rPr>
-                <w:rFonts w:ascii="Arial" w:cs="Arial" w:eastAsia="Arial" w:hAnsi="Arial"/>
-                <w:sz w:val="20"/>
-                <w:szCs w:val="20"/>
-              </w:rPr>
-              <w:t xml:space="preserve">49.15</w:t>
-            </w:r>
-          </w:p>
-        </w:tc>
-        <w:tc>
-          <w:tcPr>
-            <w:tcW w:type="dxa" w:w="3120"/>
-            <w:tcBorders>
-              <w:top w:val="single" w:color="CCCCCC" w:sz="1"/>
-              <w:left w:val="single" w:color="CCCCCC" w:sz="1"/>
-              <w:bottom w:val="single" w:color="CCCCCC" w:sz="1"/>
-              <w:right w:val="single" w:color="CCCCCC" w:sz="1"/>
-            </w:tcBorders>
-            <w:shd w:fill="F5F5F5" w:val="clear"/>
-            <w:tcMar>
-              <w:top w:type="dxa" w:w="80"/>
-              <w:left w:type="dxa" w:w="120"/>
-              <w:bottom w:type="dxa" w:w="80"/>
-              <w:right w:type="dxa" w:w="120"/>
-            </w:tcMar>
-          </w:tcPr>
-          <w:p>
-            <w:r>
-              <w:rPr>
-                <w:rFonts w:ascii="Arial" w:cs="Arial" w:eastAsia="Arial" w:hAnsi="Arial"/>
-                <w:sz w:val="20"/>
-                <w:szCs w:val="20"/>
-              </w:rPr>
-              <w:t xml:space="preserve">0.5607</w:t>
-            </w:r>
-          </w:p>
-        </w:tc>
-      </w:tr>
-      <w:tr>
-        <w:tc>
-          <w:tcPr>
-            <w:tcW w:type="dxa" w:w="3120"/>
-            <w:tcBorders>
-              <w:top w:val="single" w:color="CCCCCC" w:sz="1"/>
-              <w:left w:val="single" w:color="CCCCCC" w:sz="1"/>
-              <w:bottom w:val="single" w:color="CCCCCC" w:sz="1"/>
-              <w:right w:val="single" w:color="CCCCCC" w:sz="1"/>
-            </w:tcBorders>
-            <w:shd w:fill="FFFFFF" w:val="clear"/>
-            <w:tcMar>
-              <w:top w:type="dxa" w:w="80"/>
-              <w:left w:type="dxa" w:w="120"/>
-              <w:bottom w:type="dxa" w:w="80"/>
-              <w:right w:type="dxa" w:w="120"/>
-            </w:tcMar>
-          </w:tcPr>
-          <w:p>
-            <w:r>
-              <w:rPr>
-                <w:rFonts w:ascii="Arial" w:cs="Arial" w:eastAsia="Arial" w:hAnsi="Arial"/>
-                <w:sz w:val="20"/>
-                <w:szCs w:val="20"/>
-              </w:rPr>
-              <w:t xml:space="preserve">1.0</w:t>
-            </w:r>
-          </w:p>
-        </w:tc>
-        <w:tc>
-          <w:tcPr>
-            <w:tcW w:type="dxa" w:w="3120"/>
-            <w:tcBorders>
-              <w:top w:val="single" w:color="CCCCCC" w:sz="1"/>
-              <w:left w:val="single" w:color="CCCCCC" w:sz="1"/>
-              <w:bottom w:val="single" w:color="CCCCCC" w:sz="1"/>
-              <w:right w:val="single" w:color="CCCCCC" w:sz="1"/>
-            </w:tcBorders>
-            <w:shd w:fill="FFFFFF" w:val="clear"/>
-            <w:tcMar>
-              <w:top w:type="dxa" w:w="80"/>
-              <w:left w:type="dxa" w:w="120"/>
-              <w:bottom w:type="dxa" w:w="80"/>
-              <w:right w:type="dxa" w:w="120"/>
-            </w:tcMar>
-          </w:tcPr>
-          <w:p>
-            <w:r>
-              <w:rPr>
-                <w:rFonts w:ascii="Arial" w:cs="Arial" w:eastAsia="Arial" w:hAnsi="Arial"/>
-                <w:sz w:val="20"/>
-                <w:szCs w:val="20"/>
-              </w:rPr>
-              <w:t xml:space="preserve">37.08</w:t>
-            </w:r>
-          </w:p>
-        </w:tc>
-        <w:tc>
-          <w:tcPr>
-            <w:tcW w:type="dxa" w:w="3120"/>
-            <w:tcBorders>
-              <w:top w:val="single" w:color="CCCCCC" w:sz="1"/>
-              <w:left w:val="single" w:color="CCCCCC" w:sz="1"/>
-              <w:bottom w:val="single" w:color="CCCCCC" w:sz="1"/>
-              <w:right w:val="single" w:color="CCCCCC" w:sz="1"/>
-            </w:tcBorders>
-            <w:shd w:fill="FFFFFF" w:val="clear"/>
-            <w:tcMar>
-              <w:top w:type="dxa" w:w="80"/>
-              <w:left w:type="dxa" w:w="120"/>
-              <w:bottom w:type="dxa" w:w="80"/>
-              <w:right w:type="dxa" w:w="120"/>
-            </w:tcMar>
-          </w:tcPr>
-          <w:p>
-            <w:r>
-              <w:rPr>
-                <w:rFonts w:ascii="Arial" w:cs="Arial" w:eastAsia="Arial" w:hAnsi="Arial"/>
-                <w:sz w:val="20"/>
-                <w:szCs w:val="20"/>
-              </w:rPr>
-              <w:t xml:space="preserve">0.5736</w:t>
-            </w:r>
-          </w:p>
-        </w:tc>
-      </w:tr>
-      <w:tr>
-        <w:tc>
-          <w:tcPr>
-            <w:tcW w:type="dxa" w:w="3120"/>
-            <w:tcBorders>
-              <w:top w:val="single" w:color="CCCCCC" w:sz="1"/>
-              <w:left w:val="single" w:color="CCCCCC" w:sz="1"/>
-              <w:bottom w:val="single" w:color="CCCCCC" w:sz="1"/>
-              <w:right w:val="single" w:color="CCCCCC" w:sz="1"/>
-            </w:tcBorders>
-            <w:shd w:fill="F5F5F5" w:val="clear"/>
-            <w:tcMar>
-              <w:top w:type="dxa" w:w="80"/>
-              <w:left w:type="dxa" w:w="120"/>
-              <w:bottom w:type="dxa" w:w="80"/>
-              <w:right w:type="dxa" w:w="120"/>
-            </w:tcMar>
-          </w:tcPr>
-          <w:p>
-            <w:r>
-              <w:rPr>
-                <w:rFonts w:ascii="Arial" w:cs="Arial" w:eastAsia="Arial" w:hAnsi="Arial"/>
-                <w:sz w:val="20"/>
-                <w:szCs w:val="20"/>
-              </w:rPr>
-              <w:t xml:space="preserve">3.0</w:t>
-            </w:r>
-          </w:p>
-        </w:tc>
-        <w:tc>
-          <w:tcPr>
-            <w:tcW w:type="dxa" w:w="3120"/>
-            <w:tcBorders>
-              <w:top w:val="single" w:color="CCCCCC" w:sz="1"/>
-              <w:left w:val="single" w:color="CCCCCC" w:sz="1"/>
-              <w:bottom w:val="single" w:color="CCCCCC" w:sz="1"/>
-              <w:right w:val="single" w:color="CCCCCC" w:sz="1"/>
-            </w:tcBorders>
-            <w:shd w:fill="F5F5F5" w:val="clear"/>
-            <w:tcMar>
-              <w:top w:type="dxa" w:w="80"/>
-              <w:left w:type="dxa" w:w="120"/>
-              <w:bottom w:type="dxa" w:w="80"/>
-              <w:right w:type="dxa" w:w="120"/>
-            </w:tcMar>
-          </w:tcPr>
-          <w:p>
-            <w:r>
-              <w:rPr>
-                <w:rFonts w:ascii="Arial" w:cs="Arial" w:eastAsia="Arial" w:hAnsi="Arial"/>
-                <w:sz w:val="20"/>
-                <w:szCs w:val="20"/>
-              </w:rPr>
-              <w:t xml:space="preserve">50.54</w:t>
-            </w:r>
-          </w:p>
-        </w:tc>
-        <w:tc>
-          <w:tcPr>
-            <w:tcW w:type="dxa" w:w="3120"/>
-            <w:tcBorders>
-              <w:top w:val="single" w:color="CCCCCC" w:sz="1"/>
-              <w:left w:val="single" w:color="CCCCCC" w:sz="1"/>
-              <w:bottom w:val="single" w:color="CCCCCC" w:sz="1"/>
-              <w:right w:val="single" w:color="CCCCCC" w:sz="1"/>
-            </w:tcBorders>
-            <w:shd w:fill="F5F5F5" w:val="clear"/>
-            <w:tcMar>
-              <w:top w:type="dxa" w:w="80"/>
-              <w:left w:type="dxa" w:w="120"/>
-              <w:bottom w:type="dxa" w:w="80"/>
-              <w:right w:type="dxa" w:w="120"/>
-            </w:tcMar>
-          </w:tcPr>
-          <w:p>
-            <w:r>
-              <w:rPr>
-                <w:rFonts w:ascii="Arial" w:cs="Arial" w:eastAsia="Arial" w:hAnsi="Arial"/>
-                <w:sz w:val="20"/>
-                <w:szCs w:val="20"/>
-              </w:rPr>
-              <w:t xml:space="preserve">0.6001</w:t>
-            </w:r>
-          </w:p>
-        </w:tc>
-      </w:tr>
-    </w:tbl>
-    <w:p>
-      <w:pPr>
-        <w:spacing w:after="120"/>
-      </w:pPr>
-      <w:r>
-        <w:t xml:space="preserve"/>
-      </w:r>
-    </w:p>
-    <w:p>
-      <w:pPr>
-        <w:spacing w:after="120"/>
-      </w:pPr>
-      <w:r>
-        <w:rPr>
-          <w:sz w:val="22"/>
-          <w:szCs w:val="22"/>
-        </w:rPr>
-        <w:t xml:space="preserve">All universe configurations substantially improve distinct-1 over the temperature baseline (0.44). G = 1.0 achieves the best perplexity-diversity tradeoff; G = 3.0 maximizes diversity at additional perplexity cost. The relationship between G and perplexity is non-monotonic, reflecting the complex interaction between force magnitude, IDF weighting, and the model's base distribution.</w:t>
-      </w:r>
-    </w:p>
-    <w:p>
-      <w:pPr>
-        <w:pStyle w:val="Heading2"/>
-      </w:pPr>
-      <w:r>
-        <w:t xml:space="preserve">5.4 Universe + Local Bodies — Effect of r_min</w:t>
-      </w:r>
-    </w:p>
-    <w:p>
-      <w:pPr>
-        <w:spacing w:after="120"/>
-      </w:pPr>
-      <w:r>
-        <w:rPr>
-          <w:sz w:val="22"/>
-          <w:szCs w:val="22"/>
-        </w:rPr>
-        <w:t xml:space="preserve">An early implementation used r_min = 1e-6 for local body force computation. Results showed complete diversity collapse:</w:t>
-      </w:r>
-    </w:p>
-    <w:p>
-      <w:pPr>
-        <w:spacing w:after="120"/>
-      </w:pPr>
-      <w:r>
-        <w:t xml:space="preserve"/>
-      </w:r>
-    </w:p>
-    <w:tbl>
-      <w:tblPr>
-        <w:tblW w:type="dxa" w:w="9360"/>
-        <w:tblBorders>
-          <w:top w:val="single" w:color="auto" w:sz="4"/>
-          <w:left w:val="single" w:color="auto" w:sz="4"/>
-          <w:bottom w:val="single" w:color="auto" w:sz="4"/>
-          <w:right w:val="single" w:color="auto" w:sz="4"/>
-          <w:insideH w:val="single" w:color="auto" w:sz="4"/>
-          <w:insideV w:val="single" w:color="auto" w:sz="4"/>
-        </w:tblBorders>
-      </w:tblPr>
-      <w:tblGrid>
-        <w:gridCol w:w="2800"/>
-        <w:gridCol w:w="1440"/>
-        <w:gridCol w:w="1800"/>
-        <w:gridCol w:w="3320"/>
-      </w:tblGrid>
-      <w:tr>
-        <w:tc>
-          <w:tcPr>
-            <w:tcW w:type="dxa" w:w="2800"/>
+              <w:t xml:space="preserve">dist-1</w:t>
+            </w:r>
+          </w:p>
+        </w:tc>
+        <w:tc>
+          <w:tcPr>
+            <w:tcW w:type="dxa" w:w="1080"/>
             <w:tcBorders>
               <w:top w:val="single" w:color="CCCCCC" w:sz="1"/>
               <w:left w:val="single" w:color="CCCCCC" w:sz="1"/>
@@ -3643,13 +5614,13 @@
                 <w:sz w:val="20"/>
                 <w:szCs w:val="20"/>
               </w:rPr>
-              <w:t xml:space="preserve">Mode</w:t>
-            </w:r>
-          </w:p>
-        </w:tc>
-        <w:tc>
-          <w:tcPr>
-            <w:tcW w:type="dxa" w:w="1440"/>
+              <w:t xml:space="preserve">rep-2</w:t>
+            </w:r>
+          </w:p>
+        </w:tc>
+        <w:tc>
+          <w:tcPr>
+            <w:tcW w:type="dxa" w:w="3600"/>
             <w:tcBorders>
               <w:top w:val="single" w:color="CCCCCC" w:sz="1"/>
               <w:left w:val="single" w:color="CCCCCC" w:sz="1"/>
@@ -3673,67 +5644,7 @@
                 <w:sz w:val="20"/>
                 <w:szCs w:val="20"/>
               </w:rPr>
-              <w:t xml:space="preserve">ppl</w:t>
-            </w:r>
-          </w:p>
-        </w:tc>
-        <w:tc>
-          <w:tcPr>
-            <w:tcW w:type="dxa" w:w="1800"/>
-            <w:tcBorders>
-              <w:top w:val="single" w:color="CCCCCC" w:sz="1"/>
-              <w:left w:val="single" w:color="CCCCCC" w:sz="1"/>
-              <w:bottom w:val="single" w:color="CCCCCC" w:sz="1"/>
-              <w:right w:val="single" w:color="CCCCCC" w:sz="1"/>
-            </w:tcBorders>
-            <w:shd w:fill="1F4E79" w:val="clear"/>
-            <w:tcMar>
-              <w:top w:type="dxa" w:w="80"/>
-              <w:left w:type="dxa" w:w="120"/>
-              <w:bottom w:type="dxa" w:w="80"/>
-              <w:right w:type="dxa" w:w="120"/>
-            </w:tcMar>
-          </w:tcPr>
-          <w:p>
-            <w:r>
-              <w:rPr>
-                <w:b/>
-                <w:bCs/>
-                <w:color w:val="FFFFFF"/>
-                <w:sz w:val="20"/>
-                <w:szCs w:val="20"/>
-              </w:rPr>
-              <w:t xml:space="preserve">distinct-1</w:t>
-            </w:r>
-          </w:p>
-        </w:tc>
-        <w:tc>
-          <w:tcPr>
-            <w:tcW w:type="dxa" w:w="3320"/>
-            <w:tcBorders>
-              <w:top w:val="single" w:color="CCCCCC" w:sz="1"/>
-              <w:left w:val="single" w:color="CCCCCC" w:sz="1"/>
-              <w:bottom w:val="single" w:color="CCCCCC" w:sz="1"/>
-              <w:right w:val="single" w:color="CCCCCC" w:sz="1"/>
-            </w:tcBorders>
-            <w:shd w:fill="1F4E79" w:val="clear"/>
-            <w:tcMar>
-              <w:top w:type="dxa" w:w="80"/>
-              <w:left w:type="dxa" w:w="120"/>
-              <w:bottom w:type="dxa" w:w="80"/>
-              <w:right w:type="dxa" w:w="120"/>
-            </w:tcMar>
-          </w:tcPr>
-          <w:p>
-            <w:r>
-              <w:rPr>
-                <w:b/>
-                <w:bCs/>
-                <w:color w:val="FFFFFF"/>
-                <w:sz w:val="20"/>
-                <w:szCs w:val="20"/>
-              </w:rPr>
-              <w:t xml:space="preserve">Note</w:t>
+              <w:t xml:space="preserve">vs temperature</w:t>
             </w:r>
           </w:p>
         </w:tc>
@@ -3741,7 +5652,7 @@
       <w:tr>
         <w:tc>
           <w:tcPr>
-            <w:tcW w:type="dxa" w:w="2800"/>
+            <w:tcW w:type="dxa" w:w="2520"/>
             <w:tcBorders>
               <w:top w:val="single" w:color="CCCCCC" w:sz="1"/>
               <w:left w:val="single" w:color="CCCCCC" w:sz="1"/>
@@ -3763,13 +5674,13 @@
                 <w:sz w:val="20"/>
                 <w:szCs w:val="20"/>
               </w:rPr>
-              <w:t xml:space="preserve">G_local = 1.0, fixed</w:t>
-            </w:r>
-          </w:p>
-        </w:tc>
-        <w:tc>
-          <w:tcPr>
-            <w:tcW w:type="dxa" w:w="1440"/>
+              <w:t xml:space="preserve">Temperature T=0.8</w:t>
+            </w:r>
+          </w:p>
+        </w:tc>
+        <w:tc>
+          <w:tcPr>
+            <w:tcW w:type="dxa" w:w="1080"/>
             <w:tcBorders>
               <w:top w:val="single" w:color="CCCCCC" w:sz="1"/>
               <w:left w:val="single" w:color="CCCCCC" w:sz="1"/>
@@ -3791,13 +5702,13 @@
                 <w:sz w:val="20"/>
                 <w:szCs w:val="20"/>
               </w:rPr>
-              <w:t xml:space="preserve">5.88</w:t>
-            </w:r>
-          </w:p>
-        </w:tc>
-        <w:tc>
-          <w:tcPr>
-            <w:tcW w:type="dxa" w:w="1800"/>
+              <w:t xml:space="preserve">9.84</w:t>
+            </w:r>
+          </w:p>
+        </w:tc>
+        <w:tc>
+          <w:tcPr>
+            <w:tcW w:type="dxa" w:w="1080"/>
             <w:tcBorders>
               <w:top w:val="single" w:color="CCCCCC" w:sz="1"/>
               <w:left w:val="single" w:color="CCCCCC" w:sz="1"/>
@@ -3819,13 +5730,13 @@
                 <w:sz w:val="20"/>
                 <w:szCs w:val="20"/>
               </w:rPr>
-              <w:t xml:space="preserve">0.1965</w:t>
-            </w:r>
-          </w:p>
-        </w:tc>
-        <w:tc>
-          <w:tcPr>
-            <w:tcW w:type="dxa" w:w="3320"/>
+              <w:t xml:space="preserve">0.411</w:t>
+            </w:r>
+          </w:p>
+        </w:tc>
+        <w:tc>
+          <w:tcPr>
+            <w:tcW w:type="dxa" w:w="1080"/>
             <w:tcBorders>
               <w:top w:val="single" w:color="CCCCCC" w:sz="1"/>
               <w:left w:val="single" w:color="CCCCCC" w:sz="1"/>
@@ -3847,7 +5758,35 @@
                 <w:sz w:val="20"/>
                 <w:szCs w:val="20"/>
               </w:rPr>
-              <w:t xml:space="preserve">collapse</w:t>
+              <w:t xml:space="preserve">0.187</w:t>
+            </w:r>
+          </w:p>
+        </w:tc>
+        <w:tc>
+          <w:tcPr>
+            <w:tcW w:type="dxa" w:w="3600"/>
+            <w:tcBorders>
+              <w:top w:val="single" w:color="CCCCCC" w:sz="1"/>
+              <w:left w:val="single" w:color="CCCCCC" w:sz="1"/>
+              <w:bottom w:val="single" w:color="CCCCCC" w:sz="1"/>
+              <w:right w:val="single" w:color="CCCCCC" w:sz="1"/>
+            </w:tcBorders>
+            <w:shd w:fill="FFFFFF" w:val="clear"/>
+            <w:tcMar>
+              <w:top w:type="dxa" w:w="80"/>
+              <w:left w:type="dxa" w:w="120"/>
+              <w:bottom w:type="dxa" w:w="80"/>
+              <w:right w:type="dxa" w:w="120"/>
+            </w:tcMar>
+          </w:tcPr>
+          <w:p>
+            <w:r>
+              <w:rPr>
+                <w:rFonts w:ascii="Arial" w:cs="Arial" w:eastAsia="Arial" w:hAnsi="Arial"/>
+                <w:sz w:val="20"/>
+                <w:szCs w:val="20"/>
+              </w:rPr>
+              <w:t xml:space="preserve">baseline</w:t>
             </w:r>
           </w:p>
         </w:tc>
@@ -3855,7 +5794,7 @@
       <w:tr>
         <w:tc>
           <w:tcPr>
-            <w:tcW w:type="dxa" w:w="2800"/>
+            <w:tcW w:type="dxa" w:w="2520"/>
             <w:tcBorders>
               <w:top w:val="single" w:color="CCCCCC" w:sz="1"/>
               <w:left w:val="single" w:color="CCCCCC" w:sz="1"/>
@@ -3877,13 +5816,13 @@
                 <w:sz w:val="20"/>
                 <w:szCs w:val="20"/>
               </w:rPr>
-              <w:t xml:space="preserve">G_local = 0.1, fixed</w:t>
-            </w:r>
-          </w:p>
-        </w:tc>
-        <w:tc>
-          <w:tcPr>
-            <w:tcW w:type="dxa" w:w="1440"/>
+              <w:t xml:space="preserve">Typical (p=0.95)</w:t>
+            </w:r>
+          </w:p>
+        </w:tc>
+        <w:tc>
+          <w:tcPr>
+            <w:tcW w:type="dxa" w:w="1080"/>
             <w:tcBorders>
               <w:top w:val="single" w:color="CCCCCC" w:sz="1"/>
               <w:left w:val="single" w:color="CCCCCC" w:sz="1"/>
@@ -3905,13 +5844,13 @@
                 <w:sz w:val="20"/>
                 <w:szCs w:val="20"/>
               </w:rPr>
-              <w:t xml:space="preserve">5.89</w:t>
-            </w:r>
-          </w:p>
-        </w:tc>
-        <w:tc>
-          <w:tcPr>
-            <w:tcW w:type="dxa" w:w="1800"/>
+              <w:t xml:space="preserve">11.64</w:t>
+            </w:r>
+          </w:p>
+        </w:tc>
+        <w:tc>
+          <w:tcPr>
+            <w:tcW w:type="dxa" w:w="1080"/>
             <w:tcBorders>
               <w:top w:val="single" w:color="CCCCCC" w:sz="1"/>
               <w:left w:val="single" w:color="CCCCCC" w:sz="1"/>
@@ -3933,13 +5872,13 @@
                 <w:sz w:val="20"/>
                 <w:szCs w:val="20"/>
               </w:rPr>
-              <w:t xml:space="preserve">0.1893</w:t>
-            </w:r>
-          </w:p>
-        </w:tc>
-        <w:tc>
-          <w:tcPr>
-            <w:tcW w:type="dxa" w:w="3320"/>
+              <w:t xml:space="preserve">0.427</w:t>
+            </w:r>
+          </w:p>
+        </w:tc>
+        <w:tc>
+          <w:tcPr>
+            <w:tcW w:type="dxa" w:w="1080"/>
             <w:tcBorders>
               <w:top w:val="single" w:color="CCCCCC" w:sz="1"/>
               <w:left w:val="single" w:color="CCCCCC" w:sz="1"/>
@@ -3961,7 +5900,35 @@
                 <w:sz w:val="20"/>
                 <w:szCs w:val="20"/>
               </w:rPr>
-              <w:t xml:space="preserve">collapse at any G</w:t>
+              <w:t xml:space="preserve">0.141</w:t>
+            </w:r>
+          </w:p>
+        </w:tc>
+        <w:tc>
+          <w:tcPr>
+            <w:tcW w:type="dxa" w:w="3600"/>
+            <w:tcBorders>
+              <w:top w:val="single" w:color="CCCCCC" w:sz="1"/>
+              <w:left w:val="single" w:color="CCCCCC" w:sz="1"/>
+              <w:bottom w:val="single" w:color="CCCCCC" w:sz="1"/>
+              <w:right w:val="single" w:color="CCCCCC" w:sz="1"/>
+            </w:tcBorders>
+            <w:shd w:fill="F5F5F5" w:val="clear"/>
+            <w:tcMar>
+              <w:top w:type="dxa" w:w="80"/>
+              <w:left w:type="dxa" w:w="120"/>
+              <w:bottom w:type="dxa" w:w="80"/>
+              <w:right w:type="dxa" w:w="120"/>
+            </w:tcMar>
+          </w:tcPr>
+          <w:p>
+            <w:r>
+              <w:rPr>
+                <w:rFonts w:ascii="Arial" w:cs="Arial" w:eastAsia="Arial" w:hAnsi="Arial"/>
+                <w:sz w:val="20"/>
+                <w:szCs w:val="20"/>
+              </w:rPr>
+              <w:t xml:space="preserve">+4% d1, −24% rep</w:t>
             </w:r>
           </w:p>
         </w:tc>
@@ -3969,7 +5936,7 @@
       <w:tr>
         <w:tc>
           <w:tcPr>
-            <w:tcW w:type="dxa" w:w="2800"/>
+            <w:tcW w:type="dxa" w:w="2520"/>
             <w:tcBorders>
               <w:top w:val="single" w:color="CCCCCC" w:sz="1"/>
               <w:left w:val="single" w:color="CCCCCC" w:sz="1"/>
@@ -3991,13 +5958,13 @@
                 <w:sz w:val="20"/>
                 <w:szCs w:val="20"/>
               </w:rPr>
-              <w:t xml:space="preserve">AdaptiveG</w:t>
-            </w:r>
-          </w:p>
-        </w:tc>
-        <w:tc>
-          <w:tcPr>
-            <w:tcW w:type="dxa" w:w="1440"/>
+              <w:t xml:space="preserve">Local bodies</w:t>
+            </w:r>
+          </w:p>
+        </w:tc>
+        <w:tc>
+          <w:tcPr>
+            <w:tcW w:type="dxa" w:w="1080"/>
             <w:tcBorders>
               <w:top w:val="single" w:color="CCCCCC" w:sz="1"/>
               <w:left w:val="single" w:color="CCCCCC" w:sz="1"/>
@@ -4019,13 +5986,13 @@
                 <w:sz w:val="20"/>
                 <w:szCs w:val="20"/>
               </w:rPr>
-              <w:t xml:space="preserve">7.05</w:t>
-            </w:r>
-          </w:p>
-        </w:tc>
-        <w:tc>
-          <w:tcPr>
-            <w:tcW w:type="dxa" w:w="1800"/>
+              <w:t xml:space="preserve">13.42</w:t>
+            </w:r>
+          </w:p>
+        </w:tc>
+        <w:tc>
+          <w:tcPr>
+            <w:tcW w:type="dxa" w:w="1080"/>
             <w:tcBorders>
               <w:top w:val="single" w:color="CCCCCC" w:sz="1"/>
               <w:left w:val="single" w:color="CCCCCC" w:sz="1"/>
@@ -4047,13 +6014,13 @@
                 <w:sz w:val="20"/>
                 <w:szCs w:val="20"/>
               </w:rPr>
-              <w:t xml:space="preserve">0.2463</w:t>
-            </w:r>
-          </w:p>
-        </w:tc>
-        <w:tc>
-          <w:tcPr>
-            <w:tcW w:type="dxa" w:w="3320"/>
+              <w:t xml:space="preserve">0.457</w:t>
+            </w:r>
+          </w:p>
+        </w:tc>
+        <w:tc>
+          <w:tcPr>
+            <w:tcW w:type="dxa" w:w="1080"/>
             <w:tcBorders>
               <w:top w:val="single" w:color="CCCCCC" w:sz="1"/>
               <w:left w:val="single" w:color="CCCCCC" w:sz="1"/>
@@ -4075,7 +6042,319 @@
                 <w:sz w:val="20"/>
                 <w:szCs w:val="20"/>
               </w:rPr>
-              <w:t xml:space="preserve">partial recovery</w:t>
+              <w:t xml:space="preserve">0.174</w:t>
+            </w:r>
+          </w:p>
+        </w:tc>
+        <w:tc>
+          <w:tcPr>
+            <w:tcW w:type="dxa" w:w="3600"/>
+            <w:tcBorders>
+              <w:top w:val="single" w:color="CCCCCC" w:sz="1"/>
+              <w:left w:val="single" w:color="CCCCCC" w:sz="1"/>
+              <w:bottom w:val="single" w:color="CCCCCC" w:sz="1"/>
+              <w:right w:val="single" w:color="CCCCCC" w:sz="1"/>
+            </w:tcBorders>
+            <w:shd w:fill="FFFFFF" w:val="clear"/>
+            <w:tcMar>
+              <w:top w:type="dxa" w:w="80"/>
+              <w:left w:type="dxa" w:w="120"/>
+              <w:bottom w:type="dxa" w:w="80"/>
+              <w:right w:type="dxa" w:w="120"/>
+            </w:tcMar>
+          </w:tcPr>
+          <w:p>
+            <w:r>
+              <w:rPr>
+                <w:rFonts w:ascii="Arial" w:cs="Arial" w:eastAsia="Arial" w:hAnsi="Arial"/>
+                <w:sz w:val="20"/>
+                <w:szCs w:val="20"/>
+              </w:rPr>
+              <w:t xml:space="preserve">+11% d1, −7% rep</w:t>
+            </w:r>
+          </w:p>
+        </w:tc>
+      </w:tr>
+      <w:tr>
+        <w:tc>
+          <w:tcPr>
+            <w:tcW w:type="dxa" w:w="2520"/>
+            <w:tcBorders>
+              <w:top w:val="single" w:color="CCCCCC" w:sz="1"/>
+              <w:left w:val="single" w:color="CCCCCC" w:sz="1"/>
+              <w:bottom w:val="single" w:color="CCCCCC" w:sz="1"/>
+              <w:right w:val="single" w:color="CCCCCC" w:sz="1"/>
+            </w:tcBorders>
+            <w:shd w:fill="F5F5F5" w:val="clear"/>
+            <w:tcMar>
+              <w:top w:type="dxa" w:w="80"/>
+              <w:left w:type="dxa" w:w="120"/>
+              <w:bottom w:type="dxa" w:w="80"/>
+              <w:right w:type="dxa" w:w="120"/>
+            </w:tcMar>
+          </w:tcPr>
+          <w:p>
+            <w:r>
+              <w:rPr>
+                <w:rFonts w:ascii="Arial" w:cs="Arial" w:eastAsia="Arial" w:hAnsi="Arial"/>
+                <w:sz w:val="20"/>
+                <w:szCs w:val="20"/>
+              </w:rPr>
+              <w:t xml:space="preserve">Universe (real)</w:t>
+            </w:r>
+          </w:p>
+        </w:tc>
+        <w:tc>
+          <w:tcPr>
+            <w:tcW w:type="dxa" w:w="1080"/>
+            <w:tcBorders>
+              <w:top w:val="single" w:color="CCCCCC" w:sz="1"/>
+              <w:left w:val="single" w:color="CCCCCC" w:sz="1"/>
+              <w:bottom w:val="single" w:color="CCCCCC" w:sz="1"/>
+              <w:right w:val="single" w:color="CCCCCC" w:sz="1"/>
+            </w:tcBorders>
+            <w:shd w:fill="F5F5F5" w:val="clear"/>
+            <w:tcMar>
+              <w:top w:type="dxa" w:w="80"/>
+              <w:left w:type="dxa" w:w="120"/>
+              <w:bottom w:type="dxa" w:w="80"/>
+              <w:right w:type="dxa" w:w="120"/>
+            </w:tcMar>
+          </w:tcPr>
+          <w:p>
+            <w:r>
+              <w:rPr>
+                <w:rFonts w:ascii="Arial" w:cs="Arial" w:eastAsia="Arial" w:hAnsi="Arial"/>
+                <w:sz w:val="20"/>
+                <w:szCs w:val="20"/>
+              </w:rPr>
+              <w:t xml:space="preserve">14.74</w:t>
+            </w:r>
+          </w:p>
+        </w:tc>
+        <w:tc>
+          <w:tcPr>
+            <w:tcW w:type="dxa" w:w="1080"/>
+            <w:tcBorders>
+              <w:top w:val="single" w:color="CCCCCC" w:sz="1"/>
+              <w:left w:val="single" w:color="CCCCCC" w:sz="1"/>
+              <w:bottom w:val="single" w:color="CCCCCC" w:sz="1"/>
+              <w:right w:val="single" w:color="CCCCCC" w:sz="1"/>
+            </w:tcBorders>
+            <w:shd w:fill="F5F5F5" w:val="clear"/>
+            <w:tcMar>
+              <w:top w:type="dxa" w:w="80"/>
+              <w:left w:type="dxa" w:w="120"/>
+              <w:bottom w:type="dxa" w:w="80"/>
+              <w:right w:type="dxa" w:w="120"/>
+            </w:tcMar>
+          </w:tcPr>
+          <w:p>
+            <w:r>
+              <w:rPr>
+                <w:rFonts w:ascii="Arial" w:cs="Arial" w:eastAsia="Arial" w:hAnsi="Arial"/>
+                <w:sz w:val="20"/>
+                <w:szCs w:val="20"/>
+              </w:rPr>
+              <w:t xml:space="preserve">0.493</w:t>
+            </w:r>
+          </w:p>
+        </w:tc>
+        <w:tc>
+          <w:tcPr>
+            <w:tcW w:type="dxa" w:w="1080"/>
+            <w:tcBorders>
+              <w:top w:val="single" w:color="CCCCCC" w:sz="1"/>
+              <w:left w:val="single" w:color="CCCCCC" w:sz="1"/>
+              <w:bottom w:val="single" w:color="CCCCCC" w:sz="1"/>
+              <w:right w:val="single" w:color="CCCCCC" w:sz="1"/>
+            </w:tcBorders>
+            <w:shd w:fill="F5F5F5" w:val="clear"/>
+            <w:tcMar>
+              <w:top w:type="dxa" w:w="80"/>
+              <w:left w:type="dxa" w:w="120"/>
+              <w:bottom w:type="dxa" w:w="80"/>
+              <w:right w:type="dxa" w:w="120"/>
+            </w:tcMar>
+          </w:tcPr>
+          <w:p>
+            <w:r>
+              <w:rPr>
+                <w:rFonts w:ascii="Arial" w:cs="Arial" w:eastAsia="Arial" w:hAnsi="Arial"/>
+                <w:sz w:val="20"/>
+                <w:szCs w:val="20"/>
+              </w:rPr>
+              <w:t xml:space="preserve">0.108</w:t>
+            </w:r>
+          </w:p>
+        </w:tc>
+        <w:tc>
+          <w:tcPr>
+            <w:tcW w:type="dxa" w:w="3600"/>
+            <w:tcBorders>
+              <w:top w:val="single" w:color="CCCCCC" w:sz="1"/>
+              <w:left w:val="single" w:color="CCCCCC" w:sz="1"/>
+              <w:bottom w:val="single" w:color="CCCCCC" w:sz="1"/>
+              <w:right w:val="single" w:color="CCCCCC" w:sz="1"/>
+            </w:tcBorders>
+            <w:shd w:fill="F5F5F5" w:val="clear"/>
+            <w:tcMar>
+              <w:top w:type="dxa" w:w="80"/>
+              <w:left w:type="dxa" w:w="120"/>
+              <w:bottom w:type="dxa" w:w="80"/>
+              <w:right w:type="dxa" w:w="120"/>
+            </w:tcMar>
+          </w:tcPr>
+          <w:p>
+            <w:r>
+              <w:rPr>
+                <w:rFonts w:ascii="Arial" w:cs="Arial" w:eastAsia="Arial" w:hAnsi="Arial"/>
+                <w:sz w:val="20"/>
+                <w:szCs w:val="20"/>
+              </w:rPr>
+              <w:t xml:space="preserve">+20% d1, −42% rep</w:t>
+            </w:r>
+          </w:p>
+        </w:tc>
+      </w:tr>
+      <w:tr>
+        <w:tc>
+          <w:tcPr>
+            <w:tcW w:type="dxa" w:w="2520"/>
+            <w:tcBorders>
+              <w:top w:val="single" w:color="CCCCCC" w:sz="1"/>
+              <w:left w:val="single" w:color="CCCCCC" w:sz="1"/>
+              <w:bottom w:val="single" w:color="CCCCCC" w:sz="1"/>
+              <w:right w:val="single" w:color="CCCCCC" w:sz="1"/>
+            </w:tcBorders>
+            <w:shd w:fill="FFFFFF" w:val="clear"/>
+            <w:tcMar>
+              <w:top w:type="dxa" w:w="80"/>
+              <w:left w:type="dxa" w:w="120"/>
+              <w:bottom w:type="dxa" w:w="80"/>
+              <w:right w:type="dxa" w:w="120"/>
+            </w:tcMar>
+          </w:tcPr>
+          <w:p>
+            <w:r>
+              <w:rPr>
+                <w:rFonts w:ascii="Arial" w:cs="Arial" w:eastAsia="Arial" w:hAnsi="Arial"/>
+                <w:sz w:val="20"/>
+                <w:szCs w:val="20"/>
+              </w:rPr>
+              <w:t xml:space="preserve">Random centroids</w:t>
+            </w:r>
+          </w:p>
+        </w:tc>
+        <w:tc>
+          <w:tcPr>
+            <w:tcW w:type="dxa" w:w="1080"/>
+            <w:tcBorders>
+              <w:top w:val="single" w:color="CCCCCC" w:sz="1"/>
+              <w:left w:val="single" w:color="CCCCCC" w:sz="1"/>
+              <w:bottom w:val="single" w:color="CCCCCC" w:sz="1"/>
+              <w:right w:val="single" w:color="CCCCCC" w:sz="1"/>
+            </w:tcBorders>
+            <w:shd w:fill="FFFFFF" w:val="clear"/>
+            <w:tcMar>
+              <w:top w:type="dxa" w:w="80"/>
+              <w:left w:type="dxa" w:w="120"/>
+              <w:bottom w:type="dxa" w:w="80"/>
+              <w:right w:type="dxa" w:w="120"/>
+            </w:tcMar>
+          </w:tcPr>
+          <w:p>
+            <w:r>
+              <w:rPr>
+                <w:rFonts w:ascii="Arial" w:cs="Arial" w:eastAsia="Arial" w:hAnsi="Arial"/>
+                <w:sz w:val="20"/>
+                <w:szCs w:val="20"/>
+              </w:rPr>
+              <w:t xml:space="preserve">15.83</w:t>
+            </w:r>
+          </w:p>
+        </w:tc>
+        <w:tc>
+          <w:tcPr>
+            <w:tcW w:type="dxa" w:w="1080"/>
+            <w:tcBorders>
+              <w:top w:val="single" w:color="CCCCCC" w:sz="1"/>
+              <w:left w:val="single" w:color="CCCCCC" w:sz="1"/>
+              <w:bottom w:val="single" w:color="CCCCCC" w:sz="1"/>
+              <w:right w:val="single" w:color="CCCCCC" w:sz="1"/>
+            </w:tcBorders>
+            <w:shd w:fill="FFFFFF" w:val="clear"/>
+            <w:tcMar>
+              <w:top w:type="dxa" w:w="80"/>
+              <w:left w:type="dxa" w:w="120"/>
+              <w:bottom w:type="dxa" w:w="80"/>
+              <w:right w:type="dxa" w:w="120"/>
+            </w:tcMar>
+          </w:tcPr>
+          <w:p>
+            <w:r>
+              <w:rPr>
+                <w:rFonts w:ascii="Arial" w:cs="Arial" w:eastAsia="Arial" w:hAnsi="Arial"/>
+                <w:sz w:val="20"/>
+                <w:szCs w:val="20"/>
+              </w:rPr>
+              <w:t xml:space="preserve">0.505</w:t>
+            </w:r>
+          </w:p>
+        </w:tc>
+        <w:tc>
+          <w:tcPr>
+            <w:tcW w:type="dxa" w:w="1080"/>
+            <w:tcBorders>
+              <w:top w:val="single" w:color="CCCCCC" w:sz="1"/>
+              <w:left w:val="single" w:color="CCCCCC" w:sz="1"/>
+              <w:bottom w:val="single" w:color="CCCCCC" w:sz="1"/>
+              <w:right w:val="single" w:color="CCCCCC" w:sz="1"/>
+            </w:tcBorders>
+            <w:shd w:fill="FFFFFF" w:val="clear"/>
+            <w:tcMar>
+              <w:top w:type="dxa" w:w="80"/>
+              <w:left w:type="dxa" w:w="120"/>
+              <w:bottom w:type="dxa" w:w="80"/>
+              <w:right w:type="dxa" w:w="120"/>
+            </w:tcMar>
+          </w:tcPr>
+          <w:p>
+            <w:r>
+              <w:rPr>
+                <w:rFonts w:ascii="Arial" w:cs="Arial" w:eastAsia="Arial" w:hAnsi="Arial"/>
+                <w:sz w:val="20"/>
+                <w:szCs w:val="20"/>
+              </w:rPr>
+              <w:t xml:space="preserve">0.116</w:t>
+            </w:r>
+          </w:p>
+        </w:tc>
+        <w:tc>
+          <w:tcPr>
+            <w:tcW w:type="dxa" w:w="3600"/>
+            <w:tcBorders>
+              <w:top w:val="single" w:color="CCCCCC" w:sz="1"/>
+              <w:left w:val="single" w:color="CCCCCC" w:sz="1"/>
+              <w:bottom w:val="single" w:color="CCCCCC" w:sz="1"/>
+              <w:right w:val="single" w:color="CCCCCC" w:sz="1"/>
+            </w:tcBorders>
+            <w:shd w:fill="FFFFFF" w:val="clear"/>
+            <w:tcMar>
+              <w:top w:type="dxa" w:w="80"/>
+              <w:left w:type="dxa" w:w="120"/>
+              <w:bottom w:type="dxa" w:w="80"/>
+              <w:right w:type="dxa" w:w="120"/>
+            </w:tcMar>
+          </w:tcPr>
+          <w:p>
+            <w:r>
+              <w:rPr>
+                <w:rFonts w:ascii="Arial" w:cs="Arial" w:eastAsia="Arial" w:hAnsi="Arial"/>
+                <w:sz w:val="20"/>
+                <w:szCs w:val="20"/>
+              </w:rPr>
+              <w:t xml:space="preserve">+23% d1, −38% rep</w:t>
             </w:r>
           </w:p>
         </w:tc>
@@ -4098,644 +6377,23 @@
           <w:sz w:val="22"/>
           <w:szCs w:val="22"/>
         </w:rPr>
-        <w:t xml:space="preserve">Root cause: with r_min = 1e-6, tokens belonging to a local body have r ≈ 0.001, yielding F ∝ G * m / 1e-6 — forces 10⁶ times larger than any universe body force. The local field completely dominated, collapsing sampling to a handful of tokens regardless of G.</w:t>
-      </w:r>
-    </w:p>
-    <w:p>
-      <w:pPr>
-        <w:spacing w:after="120"/>
-      </w:pPr>
-      <w:r>
-        <w:rPr>
-          <w:sz w:val="22"/>
-          <w:szCs w:val="22"/>
-        </w:rPr>
-        <w:t xml:space="preserve">After setting r_min = 0.1 and adding per-body normalization:</w:t>
-      </w:r>
-    </w:p>
-    <w:p>
-      <w:pPr>
-        <w:spacing w:after="120"/>
+        <w:t xml:space="preserve">The gravitational field's perplexity cost (+50% for the real universe vs temperature) is inherent to the mechanism: promoting content-specific tokens with lower base probability. The −42% repetition reduction is the clearest signal of the field's anti-mode-collapse effect.</w:t>
+      </w:r>
+    </w:p>
+    <w:p>
+      <w:pPr>
+        <w:pageBreakBefore/>
       </w:pPr>
       <w:r>
         <w:t xml:space="preserve"/>
       </w:r>
     </w:p>
-    <w:tbl>
-      <w:tblPr>
-        <w:tblW w:type="dxa" w:w="9360"/>
-        <w:tblBorders>
-          <w:top w:val="single" w:color="auto" w:sz="4"/>
-          <w:left w:val="single" w:color="auto" w:sz="4"/>
-          <w:bottom w:val="single" w:color="auto" w:sz="4"/>
-          <w:right w:val="single" w:color="auto" w:sz="4"/>
-          <w:insideH w:val="single" w:color="auto" w:sz="4"/>
-          <w:insideV w:val="single" w:color="auto" w:sz="4"/>
-        </w:tblBorders>
-      </w:tblPr>
-      <w:tblGrid>
-        <w:gridCol w:w="2800"/>
-        <w:gridCol w:w="1440"/>
-        <w:gridCol w:w="1800"/>
-        <w:gridCol w:w="3320"/>
-      </w:tblGrid>
-      <w:tr>
-        <w:tc>
-          <w:tcPr>
-            <w:tcW w:type="dxa" w:w="2800"/>
-            <w:tcBorders>
-              <w:top w:val="single" w:color="CCCCCC" w:sz="1"/>
-              <w:left w:val="single" w:color="CCCCCC" w:sz="1"/>
-              <w:bottom w:val="single" w:color="CCCCCC" w:sz="1"/>
-              <w:right w:val="single" w:color="CCCCCC" w:sz="1"/>
-            </w:tcBorders>
-            <w:shd w:fill="1F4E79" w:val="clear"/>
-            <w:tcMar>
-              <w:top w:type="dxa" w:w="80"/>
-              <w:left w:type="dxa" w:w="120"/>
-              <w:bottom w:type="dxa" w:w="80"/>
-              <w:right w:type="dxa" w:w="120"/>
-            </w:tcMar>
-          </w:tcPr>
-          <w:p>
-            <w:r>
-              <w:rPr>
-                <w:b/>
-                <w:bCs/>
-                <w:color w:val="FFFFFF"/>
-                <w:sz w:val="20"/>
-                <w:szCs w:val="20"/>
-              </w:rPr>
-              <w:t xml:space="preserve">Mode</w:t>
-            </w:r>
-          </w:p>
-        </w:tc>
-        <w:tc>
-          <w:tcPr>
-            <w:tcW w:type="dxa" w:w="1440"/>
-            <w:tcBorders>
-              <w:top w:val="single" w:color="CCCCCC" w:sz="1"/>
-              <w:left w:val="single" w:color="CCCCCC" w:sz="1"/>
-              <w:bottom w:val="single" w:color="CCCCCC" w:sz="1"/>
-              <w:right w:val="single" w:color="CCCCCC" w:sz="1"/>
-            </w:tcBorders>
-            <w:shd w:fill="1F4E79" w:val="clear"/>
-            <w:tcMar>
-              <w:top w:type="dxa" w:w="80"/>
-              <w:left w:type="dxa" w:w="120"/>
-              <w:bottom w:type="dxa" w:w="80"/>
-              <w:right w:type="dxa" w:w="120"/>
-            </w:tcMar>
-          </w:tcPr>
-          <w:p>
-            <w:r>
-              <w:rPr>
-                <w:b/>
-                <w:bCs/>
-                <w:color w:val="FFFFFF"/>
-                <w:sz w:val="20"/>
-                <w:szCs w:val="20"/>
-              </w:rPr>
-              <w:t xml:space="preserve">ppl</w:t>
-            </w:r>
-          </w:p>
-        </w:tc>
-        <w:tc>
-          <w:tcPr>
-            <w:tcW w:type="dxa" w:w="1800"/>
-            <w:tcBorders>
-              <w:top w:val="single" w:color="CCCCCC" w:sz="1"/>
-              <w:left w:val="single" w:color="CCCCCC" w:sz="1"/>
-              <w:bottom w:val="single" w:color="CCCCCC" w:sz="1"/>
-              <w:right w:val="single" w:color="CCCCCC" w:sz="1"/>
-            </w:tcBorders>
-            <w:shd w:fill="1F4E79" w:val="clear"/>
-            <w:tcMar>
-              <w:top w:type="dxa" w:w="80"/>
-              <w:left w:type="dxa" w:w="120"/>
-              <w:bottom w:type="dxa" w:w="80"/>
-              <w:right w:type="dxa" w:w="120"/>
-            </w:tcMar>
-          </w:tcPr>
-          <w:p>
-            <w:r>
-              <w:rPr>
-                <w:b/>
-                <w:bCs/>
-                <w:color w:val="FFFFFF"/>
-                <w:sz w:val="20"/>
-                <w:szCs w:val="20"/>
-              </w:rPr>
-              <w:t xml:space="preserve">distinct-1</w:t>
-            </w:r>
-          </w:p>
-        </w:tc>
-        <w:tc>
-          <w:tcPr>
-            <w:tcW w:type="dxa" w:w="3320"/>
-            <w:tcBorders>
-              <w:top w:val="single" w:color="CCCCCC" w:sz="1"/>
-              <w:left w:val="single" w:color="CCCCCC" w:sz="1"/>
-              <w:bottom w:val="single" w:color="CCCCCC" w:sz="1"/>
-              <w:right w:val="single" w:color="CCCCCC" w:sz="1"/>
-            </w:tcBorders>
-            <w:shd w:fill="1F4E79" w:val="clear"/>
-            <w:tcMar>
-              <w:top w:type="dxa" w:w="80"/>
-              <w:left w:type="dxa" w:w="120"/>
-              <w:bottom w:type="dxa" w:w="80"/>
-              <w:right w:type="dxa" w:w="120"/>
-            </w:tcMar>
-          </w:tcPr>
-          <w:p>
-            <w:r>
-              <w:rPr>
-                <w:b/>
-                <w:bCs/>
-                <w:color w:val="FFFFFF"/>
-                <w:sz w:val="20"/>
-                <w:szCs w:val="20"/>
-              </w:rPr>
-              <w:t xml:space="preserve">Active bodies</w:t>
-            </w:r>
-          </w:p>
-        </w:tc>
-      </w:tr>
-      <w:tr>
-        <w:tc>
-          <w:tcPr>
-            <w:tcW w:type="dxa" w:w="2800"/>
-            <w:tcBorders>
-              <w:top w:val="single" w:color="CCCCCC" w:sz="1"/>
-              <w:left w:val="single" w:color="CCCCCC" w:sz="1"/>
-              <w:bottom w:val="single" w:color="CCCCCC" w:sz="1"/>
-              <w:right w:val="single" w:color="CCCCCC" w:sz="1"/>
-            </w:tcBorders>
-            <w:shd w:fill="FFFFFF" w:val="clear"/>
-            <w:tcMar>
-              <w:top w:type="dxa" w:w="80"/>
-              <w:left w:type="dxa" w:w="120"/>
-              <w:bottom w:type="dxa" w:w="80"/>
-              <w:right w:type="dxa" w:w="120"/>
-            </w:tcMar>
-          </w:tcPr>
-          <w:p>
-            <w:r>
-              <w:rPr>
-                <w:rFonts w:ascii="Arial" w:cs="Arial" w:eastAsia="Arial" w:hAnsi="Arial"/>
-                <w:sz w:val="20"/>
-                <w:szCs w:val="20"/>
-              </w:rPr>
-              <w:t xml:space="preserve">G_local = 1.0, fixed</w:t>
-            </w:r>
-          </w:p>
-        </w:tc>
-        <w:tc>
-          <w:tcPr>
-            <w:tcW w:type="dxa" w:w="1440"/>
-            <w:tcBorders>
-              <w:top w:val="single" w:color="CCCCCC" w:sz="1"/>
-              <w:left w:val="single" w:color="CCCCCC" w:sz="1"/>
-              <w:bottom w:val="single" w:color="CCCCCC" w:sz="1"/>
-              <w:right w:val="single" w:color="CCCCCC" w:sz="1"/>
-            </w:tcBorders>
-            <w:shd w:fill="FFFFFF" w:val="clear"/>
-            <w:tcMar>
-              <w:top w:type="dxa" w:w="80"/>
-              <w:left w:type="dxa" w:w="120"/>
-              <w:bottom w:type="dxa" w:w="80"/>
-              <w:right w:type="dxa" w:w="120"/>
-            </w:tcMar>
-          </w:tcPr>
-          <w:p>
-            <w:r>
-              <w:rPr>
-                <w:rFonts w:ascii="Arial" w:cs="Arial" w:eastAsia="Arial" w:hAnsi="Arial"/>
-                <w:sz w:val="20"/>
-                <w:szCs w:val="20"/>
-              </w:rPr>
-              <w:t xml:space="preserve">42.36</w:t>
-            </w:r>
-          </w:p>
-        </w:tc>
-        <w:tc>
-          <w:tcPr>
-            <w:tcW w:type="dxa" w:w="1800"/>
-            <w:tcBorders>
-              <w:top w:val="single" w:color="CCCCCC" w:sz="1"/>
-              <w:left w:val="single" w:color="CCCCCC" w:sz="1"/>
-              <w:bottom w:val="single" w:color="CCCCCC" w:sz="1"/>
-              <w:right w:val="single" w:color="CCCCCC" w:sz="1"/>
-            </w:tcBorders>
-            <w:shd w:fill="FFFFFF" w:val="clear"/>
-            <w:tcMar>
-              <w:top w:type="dxa" w:w="80"/>
-              <w:left w:type="dxa" w:w="120"/>
-              <w:bottom w:type="dxa" w:w="80"/>
-              <w:right w:type="dxa" w:w="120"/>
-            </w:tcMar>
-          </w:tcPr>
-          <w:p>
-            <w:r>
-              <w:rPr>
-                <w:rFonts w:ascii="Arial" w:cs="Arial" w:eastAsia="Arial" w:hAnsi="Arial"/>
-                <w:sz w:val="20"/>
-                <w:szCs w:val="20"/>
-              </w:rPr>
-              <w:t xml:space="preserve">0.5061</w:t>
-            </w:r>
-          </w:p>
-        </w:tc>
-        <w:tc>
-          <w:tcPr>
-            <w:tcW w:type="dxa" w:w="3320"/>
-            <w:tcBorders>
-              <w:top w:val="single" w:color="CCCCCC" w:sz="1"/>
-              <w:left w:val="single" w:color="CCCCCC" w:sz="1"/>
-              <w:bottom w:val="single" w:color="CCCCCC" w:sz="1"/>
-              <w:right w:val="single" w:color="CCCCCC" w:sz="1"/>
-            </w:tcBorders>
-            <w:shd w:fill="FFFFFF" w:val="clear"/>
-            <w:tcMar>
-              <w:top w:type="dxa" w:w="80"/>
-              <w:left w:type="dxa" w:w="120"/>
-              <w:bottom w:type="dxa" w:w="80"/>
-              <w:right w:type="dxa" w:w="120"/>
-            </w:tcMar>
-          </w:tcPr>
-          <w:p>
-            <w:r>
-              <w:rPr>
-                <w:rFonts w:ascii="Arial" w:cs="Arial" w:eastAsia="Arial" w:hAnsi="Arial"/>
-                <w:sz w:val="20"/>
-                <w:szCs w:val="20"/>
-              </w:rPr>
-              <w:t xml:space="preserve">2.8</w:t>
-            </w:r>
-          </w:p>
-        </w:tc>
-      </w:tr>
-      <w:tr>
-        <w:tc>
-          <w:tcPr>
-            <w:tcW w:type="dxa" w:w="2800"/>
-            <w:tcBorders>
-              <w:top w:val="single" w:color="CCCCCC" w:sz="1"/>
-              <w:left w:val="single" w:color="CCCCCC" w:sz="1"/>
-              <w:bottom w:val="single" w:color="CCCCCC" w:sz="1"/>
-              <w:right w:val="single" w:color="CCCCCC" w:sz="1"/>
-            </w:tcBorders>
-            <w:shd w:fill="F5F5F5" w:val="clear"/>
-            <w:tcMar>
-              <w:top w:type="dxa" w:w="80"/>
-              <w:left w:type="dxa" w:w="120"/>
-              <w:bottom w:type="dxa" w:w="80"/>
-              <w:right w:type="dxa" w:w="120"/>
-            </w:tcMar>
-          </w:tcPr>
-          <w:p>
-            <w:r>
-              <w:rPr>
-                <w:rFonts w:ascii="Arial" w:cs="Arial" w:eastAsia="Arial" w:hAnsi="Arial"/>
-                <w:sz w:val="20"/>
-                <w:szCs w:val="20"/>
-              </w:rPr>
-              <w:t xml:space="preserve">AdaptiveG (G_eff ≈ 0.82)</w:t>
-            </w:r>
-          </w:p>
-        </w:tc>
-        <w:tc>
-          <w:tcPr>
-            <w:tcW w:type="dxa" w:w="1440"/>
-            <w:tcBorders>
-              <w:top w:val="single" w:color="CCCCCC" w:sz="1"/>
-              <w:left w:val="single" w:color="CCCCCC" w:sz="1"/>
-              <w:bottom w:val="single" w:color="CCCCCC" w:sz="1"/>
-              <w:right w:val="single" w:color="CCCCCC" w:sz="1"/>
-            </w:tcBorders>
-            <w:shd w:fill="F5F5F5" w:val="clear"/>
-            <w:tcMar>
-              <w:top w:type="dxa" w:w="80"/>
-              <w:left w:type="dxa" w:w="120"/>
-              <w:bottom w:type="dxa" w:w="80"/>
-              <w:right w:type="dxa" w:w="120"/>
-            </w:tcMar>
-          </w:tcPr>
-          <w:p>
-            <w:r>
-              <w:rPr>
-                <w:rFonts w:ascii="Arial" w:cs="Arial" w:eastAsia="Arial" w:hAnsi="Arial"/>
-                <w:sz w:val="20"/>
-                <w:szCs w:val="20"/>
-              </w:rPr>
-              <w:t xml:space="preserve">44.0</w:t>
-            </w:r>
-          </w:p>
-        </w:tc>
-        <w:tc>
-          <w:tcPr>
-            <w:tcW w:type="dxa" w:w="1800"/>
-            <w:tcBorders>
-              <w:top w:val="single" w:color="CCCCCC" w:sz="1"/>
-              <w:left w:val="single" w:color="CCCCCC" w:sz="1"/>
-              <w:bottom w:val="single" w:color="CCCCCC" w:sz="1"/>
-              <w:right w:val="single" w:color="CCCCCC" w:sz="1"/>
-            </w:tcBorders>
-            <w:shd w:fill="F5F5F5" w:val="clear"/>
-            <w:tcMar>
-              <w:top w:type="dxa" w:w="80"/>
-              <w:left w:type="dxa" w:w="120"/>
-              <w:bottom w:type="dxa" w:w="80"/>
-              <w:right w:type="dxa" w:w="120"/>
-            </w:tcMar>
-          </w:tcPr>
-          <w:p>
-            <w:r>
-              <w:rPr>
-                <w:rFonts w:ascii="Arial" w:cs="Arial" w:eastAsia="Arial" w:hAnsi="Arial"/>
-                <w:sz w:val="20"/>
-                <w:szCs w:val="20"/>
-              </w:rPr>
-              <w:t xml:space="preserve">0.5467</w:t>
-            </w:r>
-          </w:p>
-        </w:tc>
-        <w:tc>
-          <w:tcPr>
-            <w:tcW w:type="dxa" w:w="3320"/>
-            <w:tcBorders>
-              <w:top w:val="single" w:color="CCCCCC" w:sz="1"/>
-              <w:left w:val="single" w:color="CCCCCC" w:sz="1"/>
-              <w:bottom w:val="single" w:color="CCCCCC" w:sz="1"/>
-              <w:right w:val="single" w:color="CCCCCC" w:sz="1"/>
-            </w:tcBorders>
-            <w:shd w:fill="F5F5F5" w:val="clear"/>
-            <w:tcMar>
-              <w:top w:type="dxa" w:w="80"/>
-              <w:left w:type="dxa" w:w="120"/>
-              <w:bottom w:type="dxa" w:w="80"/>
-              <w:right w:type="dxa" w:w="120"/>
-            </w:tcMar>
-          </w:tcPr>
-          <w:p>
-            <w:r>
-              <w:rPr>
-                <w:rFonts w:ascii="Arial" w:cs="Arial" w:eastAsia="Arial" w:hAnsi="Arial"/>
-                <w:sz w:val="20"/>
-                <w:szCs w:val="20"/>
-              </w:rPr>
-              <w:t xml:space="preserve">—</w:t>
-            </w:r>
-          </w:p>
-        </w:tc>
-      </w:tr>
-      <w:tr>
-        <w:tc>
-          <w:tcPr>
-            <w:tcW w:type="dxa" w:w="2800"/>
-            <w:tcBorders>
-              <w:top w:val="single" w:color="CCCCCC" w:sz="1"/>
-              <w:left w:val="single" w:color="CCCCCC" w:sz="1"/>
-              <w:bottom w:val="single" w:color="CCCCCC" w:sz="1"/>
-              <w:right w:val="single" w:color="CCCCCC" w:sz="1"/>
-            </w:tcBorders>
-            <w:shd w:fill="FFFFFF" w:val="clear"/>
-            <w:tcMar>
-              <w:top w:type="dxa" w:w="80"/>
-              <w:left w:type="dxa" w:w="120"/>
-              <w:bottom w:type="dxa" w:w="80"/>
-              <w:right w:type="dxa" w:w="120"/>
-            </w:tcMar>
-          </w:tcPr>
-          <w:p>
-            <w:r>
-              <w:rPr>
-                <w:rFonts w:ascii="Arial" w:cs="Arial" w:eastAsia="Arial" w:hAnsi="Arial"/>
-                <w:sz w:val="20"/>
-                <w:szCs w:val="20"/>
-              </w:rPr>
-              <w:t xml:space="preserve">No IDF</w:t>
-            </w:r>
-          </w:p>
-        </w:tc>
-        <w:tc>
-          <w:tcPr>
-            <w:tcW w:type="dxa" w:w="1440"/>
-            <w:tcBorders>
-              <w:top w:val="single" w:color="CCCCCC" w:sz="1"/>
-              <w:left w:val="single" w:color="CCCCCC" w:sz="1"/>
-              <w:bottom w:val="single" w:color="CCCCCC" w:sz="1"/>
-              <w:right w:val="single" w:color="CCCCCC" w:sz="1"/>
-            </w:tcBorders>
-            <w:shd w:fill="FFFFFF" w:val="clear"/>
-            <w:tcMar>
-              <w:top w:type="dxa" w:w="80"/>
-              <w:left w:type="dxa" w:w="120"/>
-              <w:bottom w:type="dxa" w:w="80"/>
-              <w:right w:type="dxa" w:w="120"/>
-            </w:tcMar>
-          </w:tcPr>
-          <w:p>
-            <w:r>
-              <w:rPr>
-                <w:rFonts w:ascii="Arial" w:cs="Arial" w:eastAsia="Arial" w:hAnsi="Arial"/>
-                <w:sz w:val="20"/>
-                <w:szCs w:val="20"/>
-              </w:rPr>
-              <w:t xml:space="preserve">40.66</w:t>
-            </w:r>
-          </w:p>
-        </w:tc>
-        <w:tc>
-          <w:tcPr>
-            <w:tcW w:type="dxa" w:w="1800"/>
-            <w:tcBorders>
-              <w:top w:val="single" w:color="CCCCCC" w:sz="1"/>
-              <w:left w:val="single" w:color="CCCCCC" w:sz="1"/>
-              <w:bottom w:val="single" w:color="CCCCCC" w:sz="1"/>
-              <w:right w:val="single" w:color="CCCCCC" w:sz="1"/>
-            </w:tcBorders>
-            <w:shd w:fill="FFFFFF" w:val="clear"/>
-            <w:tcMar>
-              <w:top w:type="dxa" w:w="80"/>
-              <w:left w:type="dxa" w:w="120"/>
-              <w:bottom w:type="dxa" w:w="80"/>
-              <w:right w:type="dxa" w:w="120"/>
-            </w:tcMar>
-          </w:tcPr>
-          <w:p>
-            <w:r>
-              <w:rPr>
-                <w:rFonts w:ascii="Arial" w:cs="Arial" w:eastAsia="Arial" w:hAnsi="Arial"/>
-                <w:sz w:val="20"/>
-                <w:szCs w:val="20"/>
-              </w:rPr>
-              <w:t xml:space="preserve">0.5498</w:t>
-            </w:r>
-          </w:p>
-        </w:tc>
-        <w:tc>
-          <w:tcPr>
-            <w:tcW w:type="dxa" w:w="3320"/>
-            <w:tcBorders>
-              <w:top w:val="single" w:color="CCCCCC" w:sz="1"/>
-              <w:left w:val="single" w:color="CCCCCC" w:sz="1"/>
-              <w:bottom w:val="single" w:color="CCCCCC" w:sz="1"/>
-              <w:right w:val="single" w:color="CCCCCC" w:sz="1"/>
-            </w:tcBorders>
-            <w:shd w:fill="FFFFFF" w:val="clear"/>
-            <w:tcMar>
-              <w:top w:type="dxa" w:w="80"/>
-              <w:left w:type="dxa" w:w="120"/>
-              <w:bottom w:type="dxa" w:w="80"/>
-              <w:right w:type="dxa" w:w="120"/>
-            </w:tcMar>
-          </w:tcPr>
-          <w:p>
-            <w:r>
-              <w:rPr>
-                <w:rFonts w:ascii="Arial" w:cs="Arial" w:eastAsia="Arial" w:hAnsi="Arial"/>
-                <w:sz w:val="20"/>
-                <w:szCs w:val="20"/>
-              </w:rPr>
-              <w:t xml:space="preserve">—</w:t>
-            </w:r>
-          </w:p>
-        </w:tc>
-      </w:tr>
-      <w:tr>
-        <w:tc>
-          <w:tcPr>
-            <w:tcW w:type="dxa" w:w="2800"/>
-            <w:tcBorders>
-              <w:top w:val="single" w:color="CCCCCC" w:sz="1"/>
-              <w:left w:val="single" w:color="CCCCCC" w:sz="1"/>
-              <w:bottom w:val="single" w:color="CCCCCC" w:sz="1"/>
-              <w:right w:val="single" w:color="CCCCCC" w:sz="1"/>
-            </w:tcBorders>
-            <w:shd w:fill="F5F5F5" w:val="clear"/>
-            <w:tcMar>
-              <w:top w:type="dxa" w:w="80"/>
-              <w:left w:type="dxa" w:w="120"/>
-              <w:bottom w:type="dxa" w:w="80"/>
-              <w:right w:type="dxa" w:w="120"/>
-            </w:tcMar>
-          </w:tcPr>
-          <w:p>
-            <w:r>
-              <w:rPr>
-                <w:rFonts w:ascii="Arial" w:cs="Arial" w:eastAsia="Arial" w:hAnsi="Arial"/>
-                <w:sz w:val="20"/>
-                <w:szCs w:val="20"/>
-              </w:rPr>
-              <w:t xml:space="preserve">Uniform universe mass</w:t>
-            </w:r>
-          </w:p>
-        </w:tc>
-        <w:tc>
-          <w:tcPr>
-            <w:tcW w:type="dxa" w:w="1440"/>
-            <w:tcBorders>
-              <w:top w:val="single" w:color="CCCCCC" w:sz="1"/>
-              <w:left w:val="single" w:color="CCCCCC" w:sz="1"/>
-              <w:bottom w:val="single" w:color="CCCCCC" w:sz="1"/>
-              <w:right w:val="single" w:color="CCCCCC" w:sz="1"/>
-            </w:tcBorders>
-            <w:shd w:fill="F5F5F5" w:val="clear"/>
-            <w:tcMar>
-              <w:top w:type="dxa" w:w="80"/>
-              <w:left w:type="dxa" w:w="120"/>
-              <w:bottom w:type="dxa" w:w="80"/>
-              <w:right w:type="dxa" w:w="120"/>
-            </w:tcMar>
-          </w:tcPr>
-          <w:p>
-            <w:r>
-              <w:rPr>
-                <w:rFonts w:ascii="Arial" w:cs="Arial" w:eastAsia="Arial" w:hAnsi="Arial"/>
-                <w:sz w:val="20"/>
-                <w:szCs w:val="20"/>
-              </w:rPr>
-              <w:t xml:space="preserve">43.9</w:t>
-            </w:r>
-          </w:p>
-        </w:tc>
-        <w:tc>
-          <w:tcPr>
-            <w:tcW w:type="dxa" w:w="1800"/>
-            <w:tcBorders>
-              <w:top w:val="single" w:color="CCCCCC" w:sz="1"/>
-              <w:left w:val="single" w:color="CCCCCC" w:sz="1"/>
-              <w:bottom w:val="single" w:color="CCCCCC" w:sz="1"/>
-              <w:right w:val="single" w:color="CCCCCC" w:sz="1"/>
-            </w:tcBorders>
-            <w:shd w:fill="F5F5F5" w:val="clear"/>
-            <w:tcMar>
-              <w:top w:type="dxa" w:w="80"/>
-              <w:left w:type="dxa" w:w="120"/>
-              <w:bottom w:type="dxa" w:w="80"/>
-              <w:right w:type="dxa" w:w="120"/>
-            </w:tcMar>
-          </w:tcPr>
-          <w:p>
-            <w:r>
-              <w:rPr>
-                <w:rFonts w:ascii="Arial" w:cs="Arial" w:eastAsia="Arial" w:hAnsi="Arial"/>
-                <w:sz w:val="20"/>
-                <w:szCs w:val="20"/>
-              </w:rPr>
-              <w:t xml:space="preserve">0.526</w:t>
-            </w:r>
-          </w:p>
-        </w:tc>
-        <w:tc>
-          <w:tcPr>
-            <w:tcW w:type="dxa" w:w="3320"/>
-            <w:tcBorders>
-              <w:top w:val="single" w:color="CCCCCC" w:sz="1"/>
-              <w:left w:val="single" w:color="CCCCCC" w:sz="1"/>
-              <w:bottom w:val="single" w:color="CCCCCC" w:sz="1"/>
-              <w:right w:val="single" w:color="CCCCCC" w:sz="1"/>
-            </w:tcBorders>
-            <w:shd w:fill="F5F5F5" w:val="clear"/>
-            <w:tcMar>
-              <w:top w:type="dxa" w:w="80"/>
-              <w:left w:type="dxa" w:w="120"/>
-              <w:bottom w:type="dxa" w:w="80"/>
-              <w:right w:type="dxa" w:w="120"/>
-            </w:tcMar>
-          </w:tcPr>
-          <w:p>
-            <w:r>
-              <w:rPr>
-                <w:rFonts w:ascii="Arial" w:cs="Arial" w:eastAsia="Arial" w:hAnsi="Arial"/>
-                <w:sz w:val="20"/>
-                <w:szCs w:val="20"/>
-              </w:rPr>
-              <w:t xml:space="preserve">—</w:t>
-            </w:r>
-          </w:p>
-        </w:tc>
-      </w:tr>
-    </w:tbl>
-    <w:p>
-      <w:pPr>
-        <w:spacing w:after="120"/>
-      </w:pPr>
-      <w:r>
-        <w:t xml:space="preserve"/>
-      </w:r>
-    </w:p>
-    <w:p>
-      <w:pPr>
-        <w:spacing w:after="120"/>
-      </w:pPr>
-      <w:r>
-        <w:rPr>
-          <w:sz w:val="22"/>
-          <w:szCs w:val="22"/>
-        </w:rPr>
-        <w:t xml:space="preserve">Removing IDF weighting slightly reduces perplexity but also slightly reduces diversity, confirming that IDF serves its intended purpose: the added diversity comes from steering toward rarer, more specific tokens, which the model inherently assigns lower probability.</w:t>
+    <w:p>
+      <w:pPr>
+        <w:pStyle w:val="Heading1"/>
+      </w:pPr>
+      <w:r>
+        <w:t xml:space="preserve">6. Discussion</w:t>
       </w:r>
     </w:p>
     <w:p>
@@ -4743,450 +6401,31 @@
         <w:pStyle w:val="Heading2"/>
       </w:pPr>
       <w:r>
-        <w:t xml:space="preserve">5.5 GPT-2 Medium — Torch Port</w:t>
-      </w:r>
-    </w:p>
-    <w:p>
-      <w:pPr>
-        <w:spacing w:after="120"/>
-      </w:pPr>
-      <w:r>
-        <w:rPr>
-          <w:sz w:val="22"/>
-          <w:szCs w:val="22"/>
-        </w:rPr>
-        <w:t xml:space="preserve">GPT-2 Medium (768-dimensional embeddings) initially ran at 637 ms/token for local body force computation due to serial numpy dot products over each active body. Porting the inner loop to a single batched matrix multiplication on GPU:</w:t>
-      </w:r>
-    </w:p>
-    <w:p>
-      <w:pPr>
-        <w:spacing w:after="120"/>
-      </w:pPr>
-      <w:r>
-        <w:t xml:space="preserve"/>
-      </w:r>
-    </w:p>
-    <w:p>
-      <w:pPr>
-        <w:pBdr>
-          <w:left w:val="single" w:color="AAAAAA" w:sz="6"/>
-        </w:pBdr>
-        <w:shd w:fill="F0F0F0" w:val="clear"/>
-        <w:spacing w:after="80" w:before="80"/>
-        <w:ind w:left="360"/>
-      </w:pPr>
-      <w:r>
-        <w:rPr>
-          <w:rFonts w:ascii="Courier New" w:cs="Courier New" w:eastAsia="Courier New" w:hAnsi="Courier New"/>
-          <w:sz w:val="18"/>
-          <w:szCs w:val="18"/>
-        </w:rPr>
-        <w:t xml:space="preserve">cos_sims = E_norm @ C_norm.T   # [vocab_size, n_bodies]</w:t>
-      </w:r>
-    </w:p>
-    <w:p>
-      <w:pPr>
-        <w:spacing w:after="120"/>
-      </w:pPr>
-      <w:r>
-        <w:t xml:space="preserve"/>
-      </w:r>
-    </w:p>
-    <w:p>
-      <w:pPr>
-        <w:spacing w:after="120"/>
-      </w:pPr>
-      <w:r>
-        <w:rPr>
-          <w:sz w:val="22"/>
-          <w:szCs w:val="22"/>
-        </w:rPr>
-        <w:t xml:space="preserve">reduced this to 124 ms/token — a 5× speedup — while also yielding a slight perplexity improvement, likely from float32 precision on GPU.</w:t>
-      </w:r>
-    </w:p>
-    <w:p>
-      <w:pPr>
-        <w:spacing w:after="120"/>
-      </w:pPr>
-      <w:r>
-        <w:t xml:space="preserve"/>
-      </w:r>
-    </w:p>
-    <w:tbl>
-      <w:tblPr>
-        <w:tblW w:type="dxa" w:w="9360"/>
-        <w:tblBorders>
-          <w:top w:val="single" w:color="auto" w:sz="4"/>
-          <w:left w:val="single" w:color="auto" w:sz="4"/>
-          <w:bottom w:val="single" w:color="auto" w:sz="4"/>
-          <w:right w:val="single" w:color="auto" w:sz="4"/>
-          <w:insideH w:val="single" w:color="auto" w:sz="4"/>
-          <w:insideV w:val="single" w:color="auto" w:sz="4"/>
-        </w:tblBorders>
-      </w:tblPr>
-      <w:tblGrid>
-        <w:gridCol w:w="3360"/>
-        <w:gridCol w:w="1440"/>
-        <w:gridCol w:w="1800"/>
-        <w:gridCol w:w="2760"/>
-      </w:tblGrid>
-      <w:tr>
-        <w:tc>
-          <w:tcPr>
-            <w:tcW w:type="dxa" w:w="3360"/>
-            <w:tcBorders>
-              <w:top w:val="single" w:color="CCCCCC" w:sz="1"/>
-              <w:left w:val="single" w:color="CCCCCC" w:sz="1"/>
-              <w:bottom w:val="single" w:color="CCCCCC" w:sz="1"/>
-              <w:right w:val="single" w:color="CCCCCC" w:sz="1"/>
-            </w:tcBorders>
-            <w:shd w:fill="1F4E79" w:val="clear"/>
-            <w:tcMar>
-              <w:top w:type="dxa" w:w="80"/>
-              <w:left w:type="dxa" w:w="120"/>
-              <w:bottom w:type="dxa" w:w="80"/>
-              <w:right w:type="dxa" w:w="120"/>
-            </w:tcMar>
-          </w:tcPr>
-          <w:p>
-            <w:r>
-              <w:rPr>
-                <w:b/>
-                <w:bCs/>
-                <w:color w:val="FFFFFF"/>
-                <w:sz w:val="20"/>
-                <w:szCs w:val="20"/>
-              </w:rPr>
-              <w:t xml:space="preserve">Stage</w:t>
-            </w:r>
-          </w:p>
-        </w:tc>
-        <w:tc>
-          <w:tcPr>
-            <w:tcW w:type="dxa" w:w="1440"/>
-            <w:tcBorders>
-              <w:top w:val="single" w:color="CCCCCC" w:sz="1"/>
-              <w:left w:val="single" w:color="CCCCCC" w:sz="1"/>
-              <w:bottom w:val="single" w:color="CCCCCC" w:sz="1"/>
-              <w:right w:val="single" w:color="CCCCCC" w:sz="1"/>
-            </w:tcBorders>
-            <w:shd w:fill="1F4E79" w:val="clear"/>
-            <w:tcMar>
-              <w:top w:type="dxa" w:w="80"/>
-              <w:left w:type="dxa" w:w="120"/>
-              <w:bottom w:type="dxa" w:w="80"/>
-              <w:right w:type="dxa" w:w="120"/>
-            </w:tcMar>
-          </w:tcPr>
-          <w:p>
-            <w:r>
-              <w:rPr>
-                <w:b/>
-                <w:bCs/>
-                <w:color w:val="FFFFFF"/>
-                <w:sz w:val="20"/>
-                <w:szCs w:val="20"/>
-              </w:rPr>
-              <w:t xml:space="preserve">ppl</w:t>
-            </w:r>
-          </w:p>
-        </w:tc>
-        <w:tc>
-          <w:tcPr>
-            <w:tcW w:type="dxa" w:w="1800"/>
-            <w:tcBorders>
-              <w:top w:val="single" w:color="CCCCCC" w:sz="1"/>
-              <w:left w:val="single" w:color="CCCCCC" w:sz="1"/>
-              <w:bottom w:val="single" w:color="CCCCCC" w:sz="1"/>
-              <w:right w:val="single" w:color="CCCCCC" w:sz="1"/>
-            </w:tcBorders>
-            <w:shd w:fill="1F4E79" w:val="clear"/>
-            <w:tcMar>
-              <w:top w:type="dxa" w:w="80"/>
-              <w:left w:type="dxa" w:w="120"/>
-              <w:bottom w:type="dxa" w:w="80"/>
-              <w:right w:type="dxa" w:w="120"/>
-            </w:tcMar>
-          </w:tcPr>
-          <w:p>
-            <w:r>
-              <w:rPr>
-                <w:b/>
-                <w:bCs/>
-                <w:color w:val="FFFFFF"/>
-                <w:sz w:val="20"/>
-                <w:szCs w:val="20"/>
-              </w:rPr>
-              <w:t xml:space="preserve">distinct-1</w:t>
-            </w:r>
-          </w:p>
-        </w:tc>
-        <w:tc>
-          <w:tcPr>
-            <w:tcW w:type="dxa" w:w="2760"/>
-            <w:tcBorders>
-              <w:top w:val="single" w:color="CCCCCC" w:sz="1"/>
-              <w:left w:val="single" w:color="CCCCCC" w:sz="1"/>
-              <w:bottom w:val="single" w:color="CCCCCC" w:sz="1"/>
-              <w:right w:val="single" w:color="CCCCCC" w:sz="1"/>
-            </w:tcBorders>
-            <w:shd w:fill="1F4E79" w:val="clear"/>
-            <w:tcMar>
-              <w:top w:type="dxa" w:w="80"/>
-              <w:left w:type="dxa" w:w="120"/>
-              <w:bottom w:type="dxa" w:w="80"/>
-              <w:right w:type="dxa" w:w="120"/>
-            </w:tcMar>
-          </w:tcPr>
-          <w:p>
-            <w:r>
-              <w:rPr>
-                <w:b/>
-                <w:bCs/>
-                <w:color w:val="FFFFFF"/>
-                <w:sz w:val="20"/>
-                <w:szCs w:val="20"/>
-              </w:rPr>
-              <w:t xml:space="preserve">ms/token</w:t>
-            </w:r>
-          </w:p>
-        </w:tc>
-      </w:tr>
-      <w:tr>
-        <w:tc>
-          <w:tcPr>
-            <w:tcW w:type="dxa" w:w="3360"/>
-            <w:tcBorders>
-              <w:top w:val="single" w:color="CCCCCC" w:sz="1"/>
-              <w:left w:val="single" w:color="CCCCCC" w:sz="1"/>
-              <w:bottom w:val="single" w:color="CCCCCC" w:sz="1"/>
-              <w:right w:val="single" w:color="CCCCCC" w:sz="1"/>
-            </w:tcBorders>
-            <w:shd w:fill="FFFFFF" w:val="clear"/>
-            <w:tcMar>
-              <w:top w:type="dxa" w:w="80"/>
-              <w:left w:type="dxa" w:w="120"/>
-              <w:bottom w:type="dxa" w:w="80"/>
-              <w:right w:type="dxa" w:w="120"/>
-            </w:tcMar>
-          </w:tcPr>
-          <w:p>
-            <w:r>
-              <w:rPr>
-                <w:rFonts w:ascii="Arial" w:cs="Arial" w:eastAsia="Arial" w:hAnsi="Arial"/>
-                <w:sz w:val="20"/>
-                <w:szCs w:val="20"/>
-              </w:rPr>
-              <w:t xml:space="preserve">Before torch port</w:t>
-            </w:r>
-          </w:p>
-        </w:tc>
-        <w:tc>
-          <w:tcPr>
-            <w:tcW w:type="dxa" w:w="1440"/>
-            <w:tcBorders>
-              <w:top w:val="single" w:color="CCCCCC" w:sz="1"/>
-              <w:left w:val="single" w:color="CCCCCC" w:sz="1"/>
-              <w:bottom w:val="single" w:color="CCCCCC" w:sz="1"/>
-              <w:right w:val="single" w:color="CCCCCC" w:sz="1"/>
-            </w:tcBorders>
-            <w:shd w:fill="FFFFFF" w:val="clear"/>
-            <w:tcMar>
-              <w:top w:type="dxa" w:w="80"/>
-              <w:left w:type="dxa" w:w="120"/>
-              <w:bottom w:type="dxa" w:w="80"/>
-              <w:right w:type="dxa" w:w="120"/>
-            </w:tcMar>
-          </w:tcPr>
-          <w:p>
-            <w:r>
-              <w:rPr>
-                <w:rFonts w:ascii="Arial" w:cs="Arial" w:eastAsia="Arial" w:hAnsi="Arial"/>
-                <w:sz w:val="20"/>
-                <w:szCs w:val="20"/>
-              </w:rPr>
-              <w:t xml:space="preserve">32.07</w:t>
-            </w:r>
-          </w:p>
-        </w:tc>
-        <w:tc>
-          <w:tcPr>
-            <w:tcW w:type="dxa" w:w="1800"/>
-            <w:tcBorders>
-              <w:top w:val="single" w:color="CCCCCC" w:sz="1"/>
-              <w:left w:val="single" w:color="CCCCCC" w:sz="1"/>
-              <w:bottom w:val="single" w:color="CCCCCC" w:sz="1"/>
-              <w:right w:val="single" w:color="CCCCCC" w:sz="1"/>
-            </w:tcBorders>
-            <w:shd w:fill="FFFFFF" w:val="clear"/>
-            <w:tcMar>
-              <w:top w:type="dxa" w:w="80"/>
-              <w:left w:type="dxa" w:w="120"/>
-              <w:bottom w:type="dxa" w:w="80"/>
-              <w:right w:type="dxa" w:w="120"/>
-            </w:tcMar>
-          </w:tcPr>
-          <w:p>
-            <w:r>
-              <w:rPr>
-                <w:rFonts w:ascii="Arial" w:cs="Arial" w:eastAsia="Arial" w:hAnsi="Arial"/>
-                <w:sz w:val="20"/>
-                <w:szCs w:val="20"/>
-              </w:rPr>
-              <w:t xml:space="preserve">0.495</w:t>
-            </w:r>
-          </w:p>
-        </w:tc>
-        <w:tc>
-          <w:tcPr>
-            <w:tcW w:type="dxa" w:w="2760"/>
-            <w:tcBorders>
-              <w:top w:val="single" w:color="CCCCCC" w:sz="1"/>
-              <w:left w:val="single" w:color="CCCCCC" w:sz="1"/>
-              <w:bottom w:val="single" w:color="CCCCCC" w:sz="1"/>
-              <w:right w:val="single" w:color="CCCCCC" w:sz="1"/>
-            </w:tcBorders>
-            <w:shd w:fill="FFFFFF" w:val="clear"/>
-            <w:tcMar>
-              <w:top w:type="dxa" w:w="80"/>
-              <w:left w:type="dxa" w:w="120"/>
-              <w:bottom w:type="dxa" w:w="80"/>
-              <w:right w:type="dxa" w:w="120"/>
-            </w:tcMar>
-          </w:tcPr>
-          <w:p>
-            <w:r>
-              <w:rPr>
-                <w:rFonts w:ascii="Arial" w:cs="Arial" w:eastAsia="Arial" w:hAnsi="Arial"/>
-                <w:sz w:val="20"/>
-                <w:szCs w:val="20"/>
-              </w:rPr>
-              <w:t xml:space="preserve">637</w:t>
-            </w:r>
-          </w:p>
-        </w:tc>
-      </w:tr>
-      <w:tr>
-        <w:tc>
-          <w:tcPr>
-            <w:tcW w:type="dxa" w:w="3360"/>
-            <w:tcBorders>
-              <w:top w:val="single" w:color="CCCCCC" w:sz="1"/>
-              <w:left w:val="single" w:color="CCCCCC" w:sz="1"/>
-              <w:bottom w:val="single" w:color="CCCCCC" w:sz="1"/>
-              <w:right w:val="single" w:color="CCCCCC" w:sz="1"/>
-            </w:tcBorders>
-            <w:shd w:fill="F5F5F5" w:val="clear"/>
-            <w:tcMar>
-              <w:top w:type="dxa" w:w="80"/>
-              <w:left w:type="dxa" w:w="120"/>
-              <w:bottom w:type="dxa" w:w="80"/>
-              <w:right w:type="dxa" w:w="120"/>
-            </w:tcMar>
-          </w:tcPr>
-          <w:p>
-            <w:r>
-              <w:rPr>
-                <w:rFonts w:ascii="Arial" w:cs="Arial" w:eastAsia="Arial" w:hAnsi="Arial"/>
-                <w:sz w:val="20"/>
-                <w:szCs w:val="20"/>
-              </w:rPr>
-              <w:t xml:space="preserve">After torch port</w:t>
-            </w:r>
-          </w:p>
-        </w:tc>
-        <w:tc>
-          <w:tcPr>
-            <w:tcW w:type="dxa" w:w="1440"/>
-            <w:tcBorders>
-              <w:top w:val="single" w:color="CCCCCC" w:sz="1"/>
-              <w:left w:val="single" w:color="CCCCCC" w:sz="1"/>
-              <w:bottom w:val="single" w:color="CCCCCC" w:sz="1"/>
-              <w:right w:val="single" w:color="CCCCCC" w:sz="1"/>
-            </w:tcBorders>
-            <w:shd w:fill="F5F5F5" w:val="clear"/>
-            <w:tcMar>
-              <w:top w:type="dxa" w:w="80"/>
-              <w:left w:type="dxa" w:w="120"/>
-              <w:bottom w:type="dxa" w:w="80"/>
-              <w:right w:type="dxa" w:w="120"/>
-            </w:tcMar>
-          </w:tcPr>
-          <w:p>
-            <w:r>
-              <w:rPr>
-                <w:rFonts w:ascii="Arial" w:cs="Arial" w:eastAsia="Arial" w:hAnsi="Arial"/>
-                <w:sz w:val="20"/>
-                <w:szCs w:val="20"/>
-              </w:rPr>
-              <w:t xml:space="preserve">30.72</w:t>
-            </w:r>
-          </w:p>
-        </w:tc>
-        <w:tc>
-          <w:tcPr>
-            <w:tcW w:type="dxa" w:w="1800"/>
-            <w:tcBorders>
-              <w:top w:val="single" w:color="CCCCCC" w:sz="1"/>
-              <w:left w:val="single" w:color="CCCCCC" w:sz="1"/>
-              <w:bottom w:val="single" w:color="CCCCCC" w:sz="1"/>
-              <w:right w:val="single" w:color="CCCCCC" w:sz="1"/>
-            </w:tcBorders>
-            <w:shd w:fill="F5F5F5" w:val="clear"/>
-            <w:tcMar>
-              <w:top w:type="dxa" w:w="80"/>
-              <w:left w:type="dxa" w:w="120"/>
-              <w:bottom w:type="dxa" w:w="80"/>
-              <w:right w:type="dxa" w:w="120"/>
-            </w:tcMar>
-          </w:tcPr>
-          <w:p>
-            <w:r>
-              <w:rPr>
-                <w:rFonts w:ascii="Arial" w:cs="Arial" w:eastAsia="Arial" w:hAnsi="Arial"/>
-                <w:sz w:val="20"/>
-                <w:szCs w:val="20"/>
-              </w:rPr>
-              <w:t xml:space="preserve">0.534</w:t>
-            </w:r>
-          </w:p>
-        </w:tc>
-        <w:tc>
-          <w:tcPr>
-            <w:tcW w:type="dxa" w:w="2760"/>
-            <w:tcBorders>
-              <w:top w:val="single" w:color="CCCCCC" w:sz="1"/>
-              <w:left w:val="single" w:color="CCCCCC" w:sz="1"/>
-              <w:bottom w:val="single" w:color="CCCCCC" w:sz="1"/>
-              <w:right w:val="single" w:color="CCCCCC" w:sz="1"/>
-            </w:tcBorders>
-            <w:shd w:fill="F5F5F5" w:val="clear"/>
-            <w:tcMar>
-              <w:top w:type="dxa" w:w="80"/>
-              <w:left w:type="dxa" w:w="120"/>
-              <w:bottom w:type="dxa" w:w="80"/>
-              <w:right w:type="dxa" w:w="120"/>
-            </w:tcMar>
-          </w:tcPr>
-          <w:p>
-            <w:r>
-              <w:rPr>
-                <w:rFonts w:ascii="Arial" w:cs="Arial" w:eastAsia="Arial" w:hAnsi="Arial"/>
-                <w:sz w:val="20"/>
-                <w:szCs w:val="20"/>
-              </w:rPr>
-              <w:t xml:space="preserve">124</w:t>
-            </w:r>
-          </w:p>
-        </w:tc>
-      </w:tr>
-    </w:tbl>
-    <w:p>
-      <w:pPr>
-        <w:spacing w:after="120"/>
-      </w:pPr>
-      <w:r>
-        <w:t xml:space="preserve"/>
+        <w:t xml:space="preserve">6.1 The Perplexity-Diversity Tradeoff</w:t>
+      </w:r>
+    </w:p>
+    <w:p>
+      <w:pPr>
+        <w:spacing w:after="120"/>
+      </w:pPr>
+      <w:r>
+        <w:rPr>
+          <w:sz w:val="22"/>
+          <w:szCs w:val="22"/>
+        </w:rPr>
+        <w:t xml:space="preserve">The elevated perplexity of gravitational sampling relative to temperature requires interpretation. Perplexity measures how surprised the model is by its own output. Temperature sampling at T = 0.8 produces output that closely follows the model's highest-probability predictions — output that is, by construction, what the model considers most likely. The low perplexity reflects this tautology.</w:t>
+      </w:r>
+    </w:p>
+    <w:p>
+      <w:pPr>
+        <w:spacing w:after="120"/>
+      </w:pPr>
+      <w:r>
+        <w:rPr>
+          <w:sz w:val="22"/>
+          <w:szCs w:val="22"/>
+        </w:rPr>
+        <w:t xml:space="preserve">Gravitational sampling promotes tokens the model considers less likely but that are semantically relevant to the context. These tokens, by definition, elevate perplexity. The question is whether this shift produces output that is more useful or more interesting — a question that perplexity alone cannot answer. Distinct-1 and rep-2 capture one dimension (lexical diversity and repetition); human evaluation and task-specific metrics (MAUVE, BLEU on downstream tasks) would be needed for a fuller picture.</w:t>
       </w:r>
     </w:p>
     <w:p>
@@ -5194,290 +6433,31 @@
         <w:pStyle w:val="Heading2"/>
       </w:pPr>
       <w:r>
-        <w:t xml:space="preserve">5.6 Regression Test</w:t>
-      </w:r>
-    </w:p>
-    <w:p>
-      <w:pPr>
-        <w:spacing w:after="120"/>
-      </w:pPr>
-      <w:r>
-        <w:rPr>
-          <w:sz w:val="22"/>
-          <w:szCs w:val="22"/>
-        </w:rPr>
-        <w:t xml:space="preserve">Following all changes — G split, cross-session collision detection, timezone-aware datetimes — a full regression benchmark confirmed no regressions:</w:t>
-      </w:r>
-    </w:p>
-    <w:p>
-      <w:pPr>
-        <w:spacing w:after="120"/>
-      </w:pPr>
-      <w:r>
-        <w:t xml:space="preserve"/>
-      </w:r>
-    </w:p>
-    <w:tbl>
-      <w:tblPr>
-        <w:tblW w:type="dxa" w:w="9360"/>
-        <w:tblBorders>
-          <w:top w:val="single" w:color="auto" w:sz="4"/>
-          <w:left w:val="single" w:color="auto" w:sz="4"/>
-          <w:bottom w:val="single" w:color="auto" w:sz="4"/>
-          <w:right w:val="single" w:color="auto" w:sz="4"/>
-          <w:insideH w:val="single" w:color="auto" w:sz="4"/>
-          <w:insideV w:val="single" w:color="auto" w:sz="4"/>
-        </w:tblBorders>
-      </w:tblPr>
-      <w:tblGrid>
-        <w:gridCol w:w="2640"/>
-        <w:gridCol w:w="2160"/>
-        <w:gridCol w:w="2160"/>
-        <w:gridCol w:w="2400"/>
-      </w:tblGrid>
-      <w:tr>
-        <w:tc>
-          <w:tcPr>
-            <w:tcW w:type="dxa" w:w="2640"/>
-            <w:tcBorders>
-              <w:top w:val="single" w:color="CCCCCC" w:sz="1"/>
-              <w:left w:val="single" w:color="CCCCCC" w:sz="1"/>
-              <w:bottom w:val="single" w:color="CCCCCC" w:sz="1"/>
-              <w:right w:val="single" w:color="CCCCCC" w:sz="1"/>
-            </w:tcBorders>
-            <w:shd w:fill="1F4E79" w:val="clear"/>
-            <w:tcMar>
-              <w:top w:type="dxa" w:w="80"/>
-              <w:left w:type="dxa" w:w="120"/>
-              <w:bottom w:type="dxa" w:w="80"/>
-              <w:right w:type="dxa" w:w="120"/>
-            </w:tcMar>
-          </w:tcPr>
-          <w:p>
-            <w:r>
-              <w:rPr>
-                <w:b/>
-                <w:bCs/>
-                <w:color w:val="FFFFFF"/>
-                <w:sz w:val="20"/>
-                <w:szCs w:val="20"/>
-              </w:rPr>
-              <w:t xml:space="preserve">Model</w:t>
-            </w:r>
-          </w:p>
-        </w:tc>
-        <w:tc>
-          <w:tcPr>
-            <w:tcW w:type="dxa" w:w="2160"/>
-            <w:tcBorders>
-              <w:top w:val="single" w:color="CCCCCC" w:sz="1"/>
-              <w:left w:val="single" w:color="CCCCCC" w:sz="1"/>
-              <w:bottom w:val="single" w:color="CCCCCC" w:sz="1"/>
-              <w:right w:val="single" w:color="CCCCCC" w:sz="1"/>
-            </w:tcBorders>
-            <w:shd w:fill="1F4E79" w:val="clear"/>
-            <w:tcMar>
-              <w:top w:type="dxa" w:w="80"/>
-              <w:left w:type="dxa" w:w="120"/>
-              <w:bottom w:type="dxa" w:w="80"/>
-              <w:right w:type="dxa" w:w="120"/>
-            </w:tcMar>
-          </w:tcPr>
-          <w:p>
-            <w:r>
-              <w:rPr>
-                <w:b/>
-                <w:bCs/>
-                <w:color w:val="FFFFFF"/>
-                <w:sz w:val="20"/>
-                <w:szCs w:val="20"/>
-              </w:rPr>
-              <w:t xml:space="preserve">distinct-1</w:t>
-            </w:r>
-          </w:p>
-        </w:tc>
-        <w:tc>
-          <w:tcPr>
-            <w:tcW w:type="dxa" w:w="2160"/>
-            <w:tcBorders>
-              <w:top w:val="single" w:color="CCCCCC" w:sz="1"/>
-              <w:left w:val="single" w:color="CCCCCC" w:sz="1"/>
-              <w:bottom w:val="single" w:color="CCCCCC" w:sz="1"/>
-              <w:right w:val="single" w:color="CCCCCC" w:sz="1"/>
-            </w:tcBorders>
-            <w:shd w:fill="1F4E79" w:val="clear"/>
-            <w:tcMar>
-              <w:top w:type="dxa" w:w="80"/>
-              <w:left w:type="dxa" w:w="120"/>
-              <w:bottom w:type="dxa" w:w="80"/>
-              <w:right w:type="dxa" w:w="120"/>
-            </w:tcMar>
-          </w:tcPr>
-          <w:p>
-            <w:r>
-              <w:rPr>
-                <w:b/>
-                <w:bCs/>
-                <w:color w:val="FFFFFF"/>
-                <w:sz w:val="20"/>
-                <w:szCs w:val="20"/>
-              </w:rPr>
-              <w:t xml:space="preserve">ppl</w:t>
-            </w:r>
-          </w:p>
-        </w:tc>
-        <w:tc>
-          <w:tcPr>
-            <w:tcW w:type="dxa" w:w="2400"/>
-            <w:tcBorders>
-              <w:top w:val="single" w:color="CCCCCC" w:sz="1"/>
-              <w:left w:val="single" w:color="CCCCCC" w:sz="1"/>
-              <w:bottom w:val="single" w:color="CCCCCC" w:sz="1"/>
-              <w:right w:val="single" w:color="CCCCCC" w:sz="1"/>
-            </w:tcBorders>
-            <w:shd w:fill="1F4E79" w:val="clear"/>
-            <w:tcMar>
-              <w:top w:type="dxa" w:w="80"/>
-              <w:left w:type="dxa" w:w="120"/>
-              <w:bottom w:type="dxa" w:w="80"/>
-              <w:right w:type="dxa" w:w="120"/>
-            </w:tcMar>
-          </w:tcPr>
-          <w:p>
-            <w:r>
-              <w:rPr>
-                <w:b/>
-                <w:bCs/>
-                <w:color w:val="FFFFFF"/>
-                <w:sz w:val="20"/>
-                <w:szCs w:val="20"/>
-              </w:rPr>
-              <w:t xml:space="preserve">ms/token</w:t>
-            </w:r>
-          </w:p>
-        </w:tc>
-      </w:tr>
-      <w:tr>
-        <w:tc>
-          <w:tcPr>
-            <w:tcW w:type="dxa" w:w="2640"/>
-            <w:tcBorders>
-              <w:top w:val="single" w:color="CCCCCC" w:sz="1"/>
-              <w:left w:val="single" w:color="CCCCCC" w:sz="1"/>
-              <w:bottom w:val="single" w:color="CCCCCC" w:sz="1"/>
-              <w:right w:val="single" w:color="CCCCCC" w:sz="1"/>
-            </w:tcBorders>
-            <w:shd w:fill="FFFFFF" w:val="clear"/>
-            <w:tcMar>
-              <w:top w:type="dxa" w:w="80"/>
-              <w:left w:type="dxa" w:w="120"/>
-              <w:bottom w:type="dxa" w:w="80"/>
-              <w:right w:type="dxa" w:w="120"/>
-            </w:tcMar>
-          </w:tcPr>
-          <w:p>
-            <w:r>
-              <w:rPr>
-                <w:rFonts w:ascii="Arial" w:cs="Arial" w:eastAsia="Arial" w:hAnsi="Arial"/>
-                <w:sz w:val="20"/>
-                <w:szCs w:val="20"/>
-              </w:rPr>
-              <w:t xml:space="preserve">GPT-2 Medium</w:t>
-            </w:r>
-          </w:p>
-        </w:tc>
-        <w:tc>
-          <w:tcPr>
-            <w:tcW w:type="dxa" w:w="2160"/>
-            <w:tcBorders>
-              <w:top w:val="single" w:color="CCCCCC" w:sz="1"/>
-              <w:left w:val="single" w:color="CCCCCC" w:sz="1"/>
-              <w:bottom w:val="single" w:color="CCCCCC" w:sz="1"/>
-              <w:right w:val="single" w:color="CCCCCC" w:sz="1"/>
-            </w:tcBorders>
-            <w:shd w:fill="FFFFFF" w:val="clear"/>
-            <w:tcMar>
-              <w:top w:type="dxa" w:w="80"/>
-              <w:left w:type="dxa" w:w="120"/>
-              <w:bottom w:type="dxa" w:w="80"/>
-              <w:right w:type="dxa" w:w="120"/>
-            </w:tcMar>
-          </w:tcPr>
-          <w:p>
-            <w:r>
-              <w:rPr>
-                <w:rFonts w:ascii="Arial" w:cs="Arial" w:eastAsia="Arial" w:hAnsi="Arial"/>
-                <w:sz w:val="20"/>
-                <w:szCs w:val="20"/>
-              </w:rPr>
-              <w:t xml:space="preserve">0.5275</w:t>
-            </w:r>
-          </w:p>
-        </w:tc>
-        <w:tc>
-          <w:tcPr>
-            <w:tcW w:type="dxa" w:w="2160"/>
-            <w:tcBorders>
-              <w:top w:val="single" w:color="CCCCCC" w:sz="1"/>
-              <w:left w:val="single" w:color="CCCCCC" w:sz="1"/>
-              <w:bottom w:val="single" w:color="CCCCCC" w:sz="1"/>
-              <w:right w:val="single" w:color="CCCCCC" w:sz="1"/>
-            </w:tcBorders>
-            <w:shd w:fill="FFFFFF" w:val="clear"/>
-            <w:tcMar>
-              <w:top w:type="dxa" w:w="80"/>
-              <w:left w:type="dxa" w:w="120"/>
-              <w:bottom w:type="dxa" w:w="80"/>
-              <w:right w:type="dxa" w:w="120"/>
-            </w:tcMar>
-          </w:tcPr>
-          <w:p>
-            <w:r>
-              <w:rPr>
-                <w:rFonts w:ascii="Arial" w:cs="Arial" w:eastAsia="Arial" w:hAnsi="Arial"/>
-                <w:sz w:val="20"/>
-                <w:szCs w:val="20"/>
-              </w:rPr>
-              <w:t xml:space="preserve">34.33</w:t>
-            </w:r>
-          </w:p>
-        </w:tc>
-        <w:tc>
-          <w:tcPr>
-            <w:tcW w:type="dxa" w:w="2400"/>
-            <w:tcBorders>
-              <w:top w:val="single" w:color="CCCCCC" w:sz="1"/>
-              <w:left w:val="single" w:color="CCCCCC" w:sz="1"/>
-              <w:bottom w:val="single" w:color="CCCCCC" w:sz="1"/>
-              <w:right w:val="single" w:color="CCCCCC" w:sz="1"/>
-            </w:tcBorders>
-            <w:shd w:fill="FFFFFF" w:val="clear"/>
-            <w:tcMar>
-              <w:top w:type="dxa" w:w="80"/>
-              <w:left w:type="dxa" w:w="120"/>
-              <w:bottom w:type="dxa" w:w="80"/>
-              <w:right w:type="dxa" w:w="120"/>
-            </w:tcMar>
-          </w:tcPr>
-          <w:p>
-            <w:r>
-              <w:rPr>
-                <w:rFonts w:ascii="Arial" w:cs="Arial" w:eastAsia="Arial" w:hAnsi="Arial"/>
-                <w:sz w:val="20"/>
-                <w:szCs w:val="20"/>
-              </w:rPr>
-              <w:t xml:space="preserve">124.1</w:t>
-            </w:r>
-          </w:p>
-        </w:tc>
-      </w:tr>
-    </w:tbl>
-    <w:p>
-      <w:pPr>
-        <w:spacing w:after="120"/>
-      </w:pPr>
-      <w:r>
-        <w:t xml:space="preserve"/>
+        <w:t xml:space="preserve">6.2 Semantic Geometry as Coherence, Not Diversity</w:t>
+      </w:r>
+    </w:p>
+    <w:p>
+      <w:pPr>
+        <w:spacing w:after="120"/>
+      </w:pPr>
+      <w:r>
+        <w:rPr>
+          <w:sz w:val="22"/>
+          <w:szCs w:val="22"/>
+        </w:rPr>
+        <w:t xml:space="preserve">The ablation reveals a nuanced finding: the real semantic universe achieves lower diversity than random centroids (dist-1: 0.493 vs 0.505) but also lower perplexity (14.74 vs 15.83). This is the signature of topical coherence enforcement. Semantic centroids cluster contextually-expected tokens; concentrating force on these clusters nudges the model toward tokens it already considers plausible in the current topic, reducing both perplexity and raw lexical diversity simultaneously.</w:t>
+      </w:r>
+    </w:p>
+    <w:p>
+      <w:pPr>
+        <w:spacing w:after="120"/>
+      </w:pPr>
+      <w:r>
+        <w:rPr>
+          <w:sz w:val="22"/>
+          <w:szCs w:val="22"/>
+        </w:rPr>
+        <w:t xml:space="preserve">Random centroids push toward arbitrary embedding regions — tokens the model would not naturally visit — injecting diversity that is lexically broad but semantically unconstrained. The semantic universe is not a diversity maximizer; it is a topical coherence enforcer. This reframes the system's purpose: contextbodies steers generation toward topically relevant rare tokens, not merely toward any rare token.</w:t>
       </w:r>
     </w:p>
     <w:p>
@@ -5485,526 +6465,31 @@
         <w:pStyle w:val="Heading2"/>
       </w:pPr>
       <w:r>
-        <w:t xml:space="preserve">5.7 Perplexity-Diversity Tradeoff Summary</w:t>
-      </w:r>
-    </w:p>
-    <w:tbl>
-      <w:tblPr>
-        <w:tblW w:type="dxa" w:w="9360"/>
-        <w:tblBorders>
-          <w:top w:val="single" w:color="auto" w:sz="4"/>
-          <w:left w:val="single" w:color="auto" w:sz="4"/>
-          <w:bottom w:val="single" w:color="auto" w:sz="4"/>
-          <w:right w:val="single" w:color="auto" w:sz="4"/>
-          <w:insideH w:val="single" w:color="auto" w:sz="4"/>
-          <w:insideV w:val="single" w:color="auto" w:sz="4"/>
-        </w:tblBorders>
-      </w:tblPr>
-      <w:tblGrid>
-        <w:gridCol w:w="3360"/>
-        <w:gridCol w:w="1440"/>
-        <w:gridCol w:w="1800"/>
-        <w:gridCol w:w="2760"/>
-      </w:tblGrid>
-      <w:tr>
-        <w:tc>
-          <w:tcPr>
-            <w:tcW w:type="dxa" w:w="3360"/>
-            <w:tcBorders>
-              <w:top w:val="single" w:color="CCCCCC" w:sz="1"/>
-              <w:left w:val="single" w:color="CCCCCC" w:sz="1"/>
-              <w:bottom w:val="single" w:color="CCCCCC" w:sz="1"/>
-              <w:right w:val="single" w:color="CCCCCC" w:sz="1"/>
-            </w:tcBorders>
-            <w:shd w:fill="1F4E79" w:val="clear"/>
-            <w:tcMar>
-              <w:top w:type="dxa" w:w="80"/>
-              <w:left w:type="dxa" w:w="120"/>
-              <w:bottom w:type="dxa" w:w="80"/>
-              <w:right w:type="dxa" w:w="120"/>
-            </w:tcMar>
-          </w:tcPr>
-          <w:p>
-            <w:r>
-              <w:rPr>
-                <w:b/>
-                <w:bCs/>
-                <w:color w:val="FFFFFF"/>
-                <w:sz w:val="20"/>
-                <w:szCs w:val="20"/>
-              </w:rPr>
-              <w:t xml:space="preserve">Method</w:t>
-            </w:r>
-          </w:p>
-        </w:tc>
-        <w:tc>
-          <w:tcPr>
-            <w:tcW w:type="dxa" w:w="1440"/>
-            <w:tcBorders>
-              <w:top w:val="single" w:color="CCCCCC" w:sz="1"/>
-              <w:left w:val="single" w:color="CCCCCC" w:sz="1"/>
-              <w:bottom w:val="single" w:color="CCCCCC" w:sz="1"/>
-              <w:right w:val="single" w:color="CCCCCC" w:sz="1"/>
-            </w:tcBorders>
-            <w:shd w:fill="1F4E79" w:val="clear"/>
-            <w:tcMar>
-              <w:top w:type="dxa" w:w="80"/>
-              <w:left w:type="dxa" w:w="120"/>
-              <w:bottom w:type="dxa" w:w="80"/>
-              <w:right w:type="dxa" w:w="120"/>
-            </w:tcMar>
-          </w:tcPr>
-          <w:p>
-            <w:r>
-              <w:rPr>
-                <w:b/>
-                <w:bCs/>
-                <w:color w:val="FFFFFF"/>
-                <w:sz w:val="20"/>
-                <w:szCs w:val="20"/>
-              </w:rPr>
-              <w:t xml:space="preserve">ppl</w:t>
-            </w:r>
-          </w:p>
-        </w:tc>
-        <w:tc>
-          <w:tcPr>
-            <w:tcW w:type="dxa" w:w="1800"/>
-            <w:tcBorders>
-              <w:top w:val="single" w:color="CCCCCC" w:sz="1"/>
-              <w:left w:val="single" w:color="CCCCCC" w:sz="1"/>
-              <w:bottom w:val="single" w:color="CCCCCC" w:sz="1"/>
-              <w:right w:val="single" w:color="CCCCCC" w:sz="1"/>
-            </w:tcBorders>
-            <w:shd w:fill="1F4E79" w:val="clear"/>
-            <w:tcMar>
-              <w:top w:type="dxa" w:w="80"/>
-              <w:left w:type="dxa" w:w="120"/>
-              <w:bottom w:type="dxa" w:w="80"/>
-              <w:right w:type="dxa" w:w="120"/>
-            </w:tcMar>
-          </w:tcPr>
-          <w:p>
-            <w:r>
-              <w:rPr>
-                <w:b/>
-                <w:bCs/>
-                <w:color w:val="FFFFFF"/>
-                <w:sz w:val="20"/>
-                <w:szCs w:val="20"/>
-              </w:rPr>
-              <w:t xml:space="preserve">distinct-1</w:t>
-            </w:r>
-          </w:p>
-        </w:tc>
-        <w:tc>
-          <w:tcPr>
-            <w:tcW w:type="dxa" w:w="2760"/>
-            <w:tcBorders>
-              <w:top w:val="single" w:color="CCCCCC" w:sz="1"/>
-              <w:left w:val="single" w:color="CCCCCC" w:sz="1"/>
-              <w:bottom w:val="single" w:color="CCCCCC" w:sz="1"/>
-              <w:right w:val="single" w:color="CCCCCC" w:sz="1"/>
-            </w:tcBorders>
-            <w:shd w:fill="1F4E79" w:val="clear"/>
-            <w:tcMar>
-              <w:top w:type="dxa" w:w="80"/>
-              <w:left w:type="dxa" w:w="120"/>
-              <w:bottom w:type="dxa" w:w="80"/>
-              <w:right w:type="dxa" w:w="120"/>
-            </w:tcMar>
-          </w:tcPr>
-          <w:p>
-            <w:r>
-              <w:rPr>
-                <w:b/>
-                <w:bCs/>
-                <w:color w:val="FFFFFF"/>
-                <w:sz w:val="20"/>
-                <w:szCs w:val="20"/>
-              </w:rPr>
-              <w:t xml:space="preserve">distinct-1 gain</w:t>
-            </w:r>
-          </w:p>
-        </w:tc>
-      </w:tr>
-      <w:tr>
-        <w:tc>
-          <w:tcPr>
-            <w:tcW w:type="dxa" w:w="3360"/>
-            <w:tcBorders>
-              <w:top w:val="single" w:color="CCCCCC" w:sz="1"/>
-              <w:left w:val="single" w:color="CCCCCC" w:sz="1"/>
-              <w:bottom w:val="single" w:color="CCCCCC" w:sz="1"/>
-              <w:right w:val="single" w:color="CCCCCC" w:sz="1"/>
-            </w:tcBorders>
-            <w:shd w:fill="FFFFFF" w:val="clear"/>
-            <w:tcMar>
-              <w:top w:type="dxa" w:w="80"/>
-              <w:left w:type="dxa" w:w="120"/>
-              <w:bottom w:type="dxa" w:w="80"/>
-              <w:right w:type="dxa" w:w="120"/>
-            </w:tcMar>
-          </w:tcPr>
-          <w:p>
-            <w:r>
-              <w:rPr>
-                <w:rFonts w:ascii="Arial" w:cs="Arial" w:eastAsia="Arial" w:hAnsi="Arial"/>
-                <w:sz w:val="20"/>
-                <w:szCs w:val="20"/>
-              </w:rPr>
-              <w:t xml:space="preserve">Temperature T = 0.8 (baseline)</w:t>
-            </w:r>
-          </w:p>
-        </w:tc>
-        <w:tc>
-          <w:tcPr>
-            <w:tcW w:type="dxa" w:w="1440"/>
-            <w:tcBorders>
-              <w:top w:val="single" w:color="CCCCCC" w:sz="1"/>
-              <w:left w:val="single" w:color="CCCCCC" w:sz="1"/>
-              <w:bottom w:val="single" w:color="CCCCCC" w:sz="1"/>
-              <w:right w:val="single" w:color="CCCCCC" w:sz="1"/>
-            </w:tcBorders>
-            <w:shd w:fill="FFFFFF" w:val="clear"/>
-            <w:tcMar>
-              <w:top w:type="dxa" w:w="80"/>
-              <w:left w:type="dxa" w:w="120"/>
-              <w:bottom w:type="dxa" w:w="80"/>
-              <w:right w:type="dxa" w:w="120"/>
-            </w:tcMar>
-          </w:tcPr>
-          <w:p>
-            <w:r>
-              <w:rPr>
-                <w:rFonts w:ascii="Arial" w:cs="Arial" w:eastAsia="Arial" w:hAnsi="Arial"/>
-                <w:sz w:val="20"/>
-                <w:szCs w:val="20"/>
-              </w:rPr>
-              <w:t xml:space="preserve">~9</w:t>
-            </w:r>
-          </w:p>
-        </w:tc>
-        <w:tc>
-          <w:tcPr>
-            <w:tcW w:type="dxa" w:w="1800"/>
-            <w:tcBorders>
-              <w:top w:val="single" w:color="CCCCCC" w:sz="1"/>
-              <w:left w:val="single" w:color="CCCCCC" w:sz="1"/>
-              <w:bottom w:val="single" w:color="CCCCCC" w:sz="1"/>
-              <w:right w:val="single" w:color="CCCCCC" w:sz="1"/>
-            </w:tcBorders>
-            <w:shd w:fill="FFFFFF" w:val="clear"/>
-            <w:tcMar>
-              <w:top w:type="dxa" w:w="80"/>
-              <w:left w:type="dxa" w:w="120"/>
-              <w:bottom w:type="dxa" w:w="80"/>
-              <w:right w:type="dxa" w:w="120"/>
-            </w:tcMar>
-          </w:tcPr>
-          <w:p>
-            <w:r>
-              <w:rPr>
-                <w:rFonts w:ascii="Arial" w:cs="Arial" w:eastAsia="Arial" w:hAnsi="Arial"/>
-                <w:sz w:val="20"/>
-                <w:szCs w:val="20"/>
-              </w:rPr>
-              <w:t xml:space="preserve">0.44</w:t>
-            </w:r>
-          </w:p>
-        </w:tc>
-        <w:tc>
-          <w:tcPr>
-            <w:tcW w:type="dxa" w:w="2760"/>
-            <w:tcBorders>
-              <w:top w:val="single" w:color="CCCCCC" w:sz="1"/>
-              <w:left w:val="single" w:color="CCCCCC" w:sz="1"/>
-              <w:bottom w:val="single" w:color="CCCCCC" w:sz="1"/>
-              <w:right w:val="single" w:color="CCCCCC" w:sz="1"/>
-            </w:tcBorders>
-            <w:shd w:fill="FFFFFF" w:val="clear"/>
-            <w:tcMar>
-              <w:top w:type="dxa" w:w="80"/>
-              <w:left w:type="dxa" w:w="120"/>
-              <w:bottom w:type="dxa" w:w="80"/>
-              <w:right w:type="dxa" w:w="120"/>
-            </w:tcMar>
-          </w:tcPr>
-          <w:p>
-            <w:r>
-              <w:rPr>
-                <w:rFonts w:ascii="Arial" w:cs="Arial" w:eastAsia="Arial" w:hAnsi="Arial"/>
-                <w:sz w:val="20"/>
-                <w:szCs w:val="20"/>
-              </w:rPr>
-              <w:t xml:space="preserve">—</w:t>
-            </w:r>
-          </w:p>
-        </w:tc>
-      </w:tr>
-      <w:tr>
-        <w:tc>
-          <w:tcPr>
-            <w:tcW w:type="dxa" w:w="3360"/>
-            <w:tcBorders>
-              <w:top w:val="single" w:color="CCCCCC" w:sz="1"/>
-              <w:left w:val="single" w:color="CCCCCC" w:sz="1"/>
-              <w:bottom w:val="single" w:color="CCCCCC" w:sz="1"/>
-              <w:right w:val="single" w:color="CCCCCC" w:sz="1"/>
-            </w:tcBorders>
-            <w:shd w:fill="F5F5F5" w:val="clear"/>
-            <w:tcMar>
-              <w:top w:type="dxa" w:w="80"/>
-              <w:left w:type="dxa" w:w="120"/>
-              <w:bottom w:type="dxa" w:w="80"/>
-              <w:right w:type="dxa" w:w="120"/>
-            </w:tcMar>
-          </w:tcPr>
-          <w:p>
-            <w:r>
-              <w:rPr>
-                <w:rFonts w:ascii="Arial" w:cs="Arial" w:eastAsia="Arial" w:hAnsi="Arial"/>
-                <w:sz w:val="20"/>
-                <w:szCs w:val="20"/>
-              </w:rPr>
-              <w:t xml:space="preserve">Universe + local, GPT-2</w:t>
-            </w:r>
-          </w:p>
-        </w:tc>
-        <w:tc>
-          <w:tcPr>
-            <w:tcW w:type="dxa" w:w="1440"/>
-            <w:tcBorders>
-              <w:top w:val="single" w:color="CCCCCC" w:sz="1"/>
-              <w:left w:val="single" w:color="CCCCCC" w:sz="1"/>
-              <w:bottom w:val="single" w:color="CCCCCC" w:sz="1"/>
-              <w:right w:val="single" w:color="CCCCCC" w:sz="1"/>
-            </w:tcBorders>
-            <w:shd w:fill="F5F5F5" w:val="clear"/>
-            <w:tcMar>
-              <w:top w:type="dxa" w:w="80"/>
-              <w:left w:type="dxa" w:w="120"/>
-              <w:bottom w:type="dxa" w:w="80"/>
-              <w:right w:type="dxa" w:w="120"/>
-            </w:tcMar>
-          </w:tcPr>
-          <w:p>
-            <w:r>
-              <w:rPr>
-                <w:rFonts w:ascii="Arial" w:cs="Arial" w:eastAsia="Arial" w:hAnsi="Arial"/>
-                <w:sz w:val="20"/>
-                <w:szCs w:val="20"/>
-              </w:rPr>
-              <w:t xml:space="preserve">~42</w:t>
-            </w:r>
-          </w:p>
-        </w:tc>
-        <w:tc>
-          <w:tcPr>
-            <w:tcW w:type="dxa" w:w="1800"/>
-            <w:tcBorders>
-              <w:top w:val="single" w:color="CCCCCC" w:sz="1"/>
-              <w:left w:val="single" w:color="CCCCCC" w:sz="1"/>
-              <w:bottom w:val="single" w:color="CCCCCC" w:sz="1"/>
-              <w:right w:val="single" w:color="CCCCCC" w:sz="1"/>
-            </w:tcBorders>
-            <w:shd w:fill="F5F5F5" w:val="clear"/>
-            <w:tcMar>
-              <w:top w:type="dxa" w:w="80"/>
-              <w:left w:type="dxa" w:w="120"/>
-              <w:bottom w:type="dxa" w:w="80"/>
-              <w:right w:type="dxa" w:w="120"/>
-            </w:tcMar>
-          </w:tcPr>
-          <w:p>
-            <w:r>
-              <w:rPr>
-                <w:rFonts w:ascii="Arial" w:cs="Arial" w:eastAsia="Arial" w:hAnsi="Arial"/>
-                <w:sz w:val="20"/>
-                <w:szCs w:val="20"/>
-              </w:rPr>
-              <w:t xml:space="preserve">0.51–0.55</w:t>
-            </w:r>
-          </w:p>
-        </w:tc>
-        <w:tc>
-          <w:tcPr>
-            <w:tcW w:type="dxa" w:w="2760"/>
-            <w:tcBorders>
-              <w:top w:val="single" w:color="CCCCCC" w:sz="1"/>
-              <w:left w:val="single" w:color="CCCCCC" w:sz="1"/>
-              <w:bottom w:val="single" w:color="CCCCCC" w:sz="1"/>
-              <w:right w:val="single" w:color="CCCCCC" w:sz="1"/>
-            </w:tcBorders>
-            <w:shd w:fill="F5F5F5" w:val="clear"/>
-            <w:tcMar>
-              <w:top w:type="dxa" w:w="80"/>
-              <w:left w:type="dxa" w:w="120"/>
-              <w:bottom w:type="dxa" w:w="80"/>
-              <w:right w:type="dxa" w:w="120"/>
-            </w:tcMar>
-          </w:tcPr>
-          <w:p>
-            <w:r>
-              <w:rPr>
-                <w:rFonts w:ascii="Arial" w:cs="Arial" w:eastAsia="Arial" w:hAnsi="Arial"/>
-                <w:sz w:val="20"/>
-                <w:szCs w:val="20"/>
-              </w:rPr>
-              <w:t xml:space="preserve">+25–27%</w:t>
-            </w:r>
-          </w:p>
-        </w:tc>
-      </w:tr>
-      <w:tr>
-        <w:tc>
-          <w:tcPr>
-            <w:tcW w:type="dxa" w:w="3360"/>
-            <w:tcBorders>
-              <w:top w:val="single" w:color="CCCCCC" w:sz="1"/>
-              <w:left w:val="single" w:color="CCCCCC" w:sz="1"/>
-              <w:bottom w:val="single" w:color="CCCCCC" w:sz="1"/>
-              <w:right w:val="single" w:color="CCCCCC" w:sz="1"/>
-            </w:tcBorders>
-            <w:shd w:fill="FFFFFF" w:val="clear"/>
-            <w:tcMar>
-              <w:top w:type="dxa" w:w="80"/>
-              <w:left w:type="dxa" w:w="120"/>
-              <w:bottom w:type="dxa" w:w="80"/>
-              <w:right w:type="dxa" w:w="120"/>
-            </w:tcMar>
-          </w:tcPr>
-          <w:p>
-            <w:r>
-              <w:rPr>
-                <w:rFonts w:ascii="Arial" w:cs="Arial" w:eastAsia="Arial" w:hAnsi="Arial"/>
-                <w:sz w:val="20"/>
-                <w:szCs w:val="20"/>
-              </w:rPr>
-              <w:t xml:space="preserve">Universe + local, GPT-2 Medium</w:t>
-            </w:r>
-          </w:p>
-        </w:tc>
-        <w:tc>
-          <w:tcPr>
-            <w:tcW w:type="dxa" w:w="1440"/>
-            <w:tcBorders>
-              <w:top w:val="single" w:color="CCCCCC" w:sz="1"/>
-              <w:left w:val="single" w:color="CCCCCC" w:sz="1"/>
-              <w:bottom w:val="single" w:color="CCCCCC" w:sz="1"/>
-              <w:right w:val="single" w:color="CCCCCC" w:sz="1"/>
-            </w:tcBorders>
-            <w:shd w:fill="FFFFFF" w:val="clear"/>
-            <w:tcMar>
-              <w:top w:type="dxa" w:w="80"/>
-              <w:left w:type="dxa" w:w="120"/>
-              <w:bottom w:type="dxa" w:w="80"/>
-              <w:right w:type="dxa" w:w="120"/>
-            </w:tcMar>
-          </w:tcPr>
-          <w:p>
-            <w:r>
-              <w:rPr>
-                <w:rFonts w:ascii="Arial" w:cs="Arial" w:eastAsia="Arial" w:hAnsi="Arial"/>
-                <w:sz w:val="20"/>
-                <w:szCs w:val="20"/>
-              </w:rPr>
-              <w:t xml:space="preserve">~31–34</w:t>
-            </w:r>
-          </w:p>
-        </w:tc>
-        <w:tc>
-          <w:tcPr>
-            <w:tcW w:type="dxa" w:w="1800"/>
-            <w:tcBorders>
-              <w:top w:val="single" w:color="CCCCCC" w:sz="1"/>
-              <w:left w:val="single" w:color="CCCCCC" w:sz="1"/>
-              <w:bottom w:val="single" w:color="CCCCCC" w:sz="1"/>
-              <w:right w:val="single" w:color="CCCCCC" w:sz="1"/>
-            </w:tcBorders>
-            <w:shd w:fill="FFFFFF" w:val="clear"/>
-            <w:tcMar>
-              <w:top w:type="dxa" w:w="80"/>
-              <w:left w:type="dxa" w:w="120"/>
-              <w:bottom w:type="dxa" w:w="80"/>
-              <w:right w:type="dxa" w:w="120"/>
-            </w:tcMar>
-          </w:tcPr>
-          <w:p>
-            <w:r>
-              <w:rPr>
-                <w:rFonts w:ascii="Arial" w:cs="Arial" w:eastAsia="Arial" w:hAnsi="Arial"/>
-                <w:sz w:val="20"/>
-                <w:szCs w:val="20"/>
-              </w:rPr>
-              <w:t xml:space="preserve">0.51–0.54</w:t>
-            </w:r>
-          </w:p>
-        </w:tc>
-        <w:tc>
-          <w:tcPr>
-            <w:tcW w:type="dxa" w:w="2760"/>
-            <w:tcBorders>
-              <w:top w:val="single" w:color="CCCCCC" w:sz="1"/>
-              <w:left w:val="single" w:color="CCCCCC" w:sz="1"/>
-              <w:bottom w:val="single" w:color="CCCCCC" w:sz="1"/>
-              <w:right w:val="single" w:color="CCCCCC" w:sz="1"/>
-            </w:tcBorders>
-            <w:shd w:fill="FFFFFF" w:val="clear"/>
-            <w:tcMar>
-              <w:top w:type="dxa" w:w="80"/>
-              <w:left w:type="dxa" w:w="120"/>
-              <w:bottom w:type="dxa" w:w="80"/>
-              <w:right w:type="dxa" w:w="120"/>
-            </w:tcMar>
-          </w:tcPr>
-          <w:p>
-            <w:r>
-              <w:rPr>
-                <w:rFonts w:ascii="Arial" w:cs="Arial" w:eastAsia="Arial" w:hAnsi="Arial"/>
-                <w:sz w:val="20"/>
-                <w:szCs w:val="20"/>
-              </w:rPr>
-              <w:t xml:space="preserve">+20–23%</w:t>
-            </w:r>
-          </w:p>
-        </w:tc>
-      </w:tr>
-    </w:tbl>
-    <w:p>
-      <w:pPr>
-        <w:spacing w:after="120"/>
-      </w:pPr>
-      <w:r>
-        <w:t xml:space="preserve"/>
-      </w:r>
-    </w:p>
-    <w:p>
-      <w:pPr>
-        <w:spacing w:after="120"/>
-      </w:pPr>
-      <w:r>
-        <w:rPr>
-          <w:sz w:val="22"/>
-          <w:szCs w:val="22"/>
-        </w:rPr>
-        <w:t xml:space="preserve">The perplexity cost is structural: gravitational sampling deliberately promotes tokens with lower base probability (high IDF weight, semantically specific), which by definition increases measured perplexity. This is a correct tradeoff, not a failure mode. The perplexity gap narrows with model scale — GPT-2: ×5, GPT-2 Medium: ×3.4 — suggesting the approach becomes more favorable on larger models where the base distribution is already more peaked and specific tokens are closer to the probability mass.</w:t>
-      </w:r>
-    </w:p>
-    <w:p>
-      <w:pPr>
-        <w:pageBreakBefore/>
-      </w:pPr>
-      <w:r>
-        <w:t xml:space="preserve"/>
-      </w:r>
-    </w:p>
-    <w:p>
-      <w:pPr>
-        <w:pStyle w:val="Heading1"/>
-      </w:pPr>
-      <w:r>
-        <w:t xml:space="preserve">6. Discussion</w:t>
+        <w:t xml:space="preserve">6.3 Top-k Body Selection and Force Concentration</w:t>
+      </w:r>
+    </w:p>
+    <w:p>
+      <w:pPr>
+        <w:spacing w:after="120"/>
+      </w:pPr>
+      <w:r>
+        <w:rPr>
+          <w:sz w:val="22"/>
+          <w:szCs w:val="22"/>
+        </w:rPr>
+        <w:t xml:space="preserve">A key implementation finding: with all 256 universe bodies contributing simultaneously, the force field across the vocabulary is nearly uniform. Every token has some cosine similarity to at least one of 256 broadly-distributed centroids, producing a nearly flat boost that scales uniformly with G. In this regime, real and random conditions are indistinguishable.</w:t>
+      </w:r>
+    </w:p>
+    <w:p>
+      <w:pPr>
+        <w:spacing w:after="120"/>
+      </w:pPr>
+      <w:r>
+        <w:rPr>
+          <w:sz w:val="22"/>
+          <w:szCs w:val="22"/>
+        </w:rPr>
+        <w:t xml:space="preserve">Restricting force computation to the top-k most contextually-aligned bodies (k=4 in reported experiments) concentrates force on semantically relevant regions and creates meaningful force differentials. This reveals a design principle: the semantic geometry of the universe only matters when force is selective. A field that touches everything weakly is equivalent to noise; a field that touches a few things strongly is geometrically meaningful.</w:t>
       </w:r>
     </w:p>
     <w:p>
@@ -6012,31 +6497,19 @@
         <w:pStyle w:val="Heading2"/>
       </w:pPr>
       <w:r>
-        <w:t xml:space="preserve">6.1 The Perplexity-Diversity Tradeoff</w:t>
-      </w:r>
-    </w:p>
-    <w:p>
-      <w:pPr>
-        <w:spacing w:after="120"/>
-      </w:pPr>
-      <w:r>
-        <w:rPr>
-          <w:sz w:val="22"/>
-          <w:szCs w:val="22"/>
-        </w:rPr>
-        <w:t xml:space="preserve">The elevated perplexity of gravitational sampling relative to temperature requires interpretation. Perplexity measures how surprised the model is by its own output. Temperature sampling at T = 0.8 produces output that closely follows the model's highest-probability predictions — output that is, by construction, what the model considers most likely. The low perplexity reflects this tautology.</w:t>
-      </w:r>
-    </w:p>
-    <w:p>
-      <w:pPr>
-        <w:spacing w:after="120"/>
-      </w:pPr>
-      <w:r>
-        <w:rPr>
-          <w:sz w:val="22"/>
-          <w:szCs w:val="22"/>
-        </w:rPr>
-        <w:t xml:space="preserve">Gravitational sampling promotes tokens the model considers less likely but that are semantically relevant to the context. These tokens, by definition, elevate perplexity. The question is whether this shift produces output that is more useful or more interesting — a question that perplexity alone cannot answer. Distinct-1 captures one dimension (lexical diversity); human evaluation and task-specific metrics (MAUVE, BLEU on downstream tasks) would be needed for a fuller picture.</w:t>
+        <w:t xml:space="preserve">6.4 Why Multiplicative Reweighting</w:t>
+      </w:r>
+    </w:p>
+    <w:p>
+      <w:pPr>
+        <w:spacing w:after="120"/>
+      </w:pPr>
+      <w:r>
+        <w:rPr>
+          <w:sz w:val="22"/>
+          <w:szCs w:val="22"/>
+        </w:rPr>
+        <w:t xml:space="preserve">The choice to multiply rather than add forces to the model's distribution has implications beyond coherence preservation. Multiplicative reweighting means gravity scales with base probability: a token the model already considers likely receives a proportionally larger boost from a nearby body than a token the model considers unlikely. This creates a natural interaction between the model's prior knowledge and the gravitational field — gravity amplifies the model's own tendencies toward a topic rather than imposing them from outside.</w:t>
       </w:r>
     </w:p>
     <w:p>
@@ -6044,19 +6517,19 @@
         <w:pStyle w:val="Heading2"/>
       </w:pPr>
       <w:r>
-        <w:t xml:space="preserve">6.2 Why Multiplicative Reweighting</w:t>
-      </w:r>
-    </w:p>
-    <w:p>
-      <w:pPr>
-        <w:spacing w:after="120"/>
-      </w:pPr>
-      <w:r>
-        <w:rPr>
-          <w:sz w:val="22"/>
-          <w:szCs w:val="22"/>
-        </w:rPr>
-        <w:t xml:space="preserve">The choice to multiply rather than add forces to the model's distribution has implications beyond coherence preservation. Multiplicative reweighting means gravity scales with base probability: a token the model already considers likely receives a proportionally larger boost from a nearby body than an identical token the model considers unlikely. This creates a natural interaction between the model's prior knowledge and the gravitational field — gravity amplifies the model's own tendencies toward a topic rather than imposing them from outside.</w:t>
+        <w:t xml:space="preserve">6.5 Complementarity with Existing Methods</w:t>
+      </w:r>
+    </w:p>
+    <w:p>
+      <w:pPr>
+        <w:spacing w:after="120"/>
+      </w:pPr>
+      <w:r>
+        <w:rPr>
+          <w:sz w:val="22"/>
+          <w:szCs w:val="22"/>
+        </w:rPr>
+        <w:t xml:space="preserve">Gravitational sampling and standard sampling methods address orthogonal concerns and can be combined. Top-p restricts the candidate vocabulary to the highest-probability nucleus; gravitational sampling reshapes the distribution within that nucleus based on semantic relevance. The ablation confirms complementarity: top-p achieves lowest perplexity (6.67) at the cost of diversity; gravitational sampling achieves highest diversity at the cost of perplexity. A production system can apply both — top-p for incoherence prevention, gravity for topical steering.</w:t>
       </w:r>
     </w:p>
     <w:p>
@@ -6064,19 +6537,19 @@
         <w:pStyle w:val="Heading2"/>
       </w:pPr>
       <w:r>
-        <w:t xml:space="preserve">6.3 Complementarity with Existing Methods</w:t>
-      </w:r>
-    </w:p>
-    <w:p>
-      <w:pPr>
-        <w:spacing w:after="120"/>
-      </w:pPr>
-      <w:r>
-        <w:rPr>
-          <w:sz w:val="22"/>
-          <w:szCs w:val="22"/>
-        </w:rPr>
-        <w:t xml:space="preserve">Gravitational sampling and standard sampling methods address orthogonal concerns and can be combined. Top-p restricts the candidate vocabulary to the highest-probability nucleus; gravitational sampling then reshapes the distribution within that nucleus based on semantic relevance. The two are not competing approaches — top-p handles incoherence prevention; gravity handles topical steering. For applications requiring both (e.g., long-form domain-specific generation), applying both is reasonable.</w:t>
+        <w:t xml:space="preserve">6.6 AdaptiveG and the Escape Rate</w:t>
+      </w:r>
+    </w:p>
+    <w:p>
+      <w:pPr>
+        <w:spacing w:after="120"/>
+      </w:pPr>
+      <w:r>
+        <w:rPr>
+          <w:sz w:val="22"/>
+          <w:szCs w:val="22"/>
+        </w:rPr>
+        <w:t xml:space="preserve">The escape rate feedback mechanism in AdaptiveG proved more nuanced than anticipated. In universe-only mode, the escape rate is structurally 1.0 because local bodies are not active — all tokens are technically unbound. In local bodies mode, escape rate falls to 0.13, indicating strong gravitational binding. I recommend using fixed G_universe in universe-only mode and reserving AdaptiveG for local bodies mode, where escape rate is directly controlled by G.</w:t>
       </w:r>
     </w:p>
     <w:p>
@@ -6084,39 +6557,7 @@
         <w:pStyle w:val="Heading2"/>
       </w:pPr>
       <w:r>
-        <w:t xml:space="preserve">6.4 AdaptiveG and the Escape Rate</w:t>
-      </w:r>
-    </w:p>
-    <w:p>
-      <w:pPr>
-        <w:spacing w:after="120"/>
-      </w:pPr>
-      <w:r>
-        <w:rPr>
-          <w:sz w:val="22"/>
-          <w:szCs w:val="22"/>
-        </w:rPr>
-        <w:t xml:space="preserve">The escape rate feedback mechanism in AdaptiveG proved more nuanced than anticipated. In universe-only mode, the escape rate is structurally bounded at approximately 0.15 due to IDF-threshold interaction: the tokens that escape do so because IDF suppresses their effective gravitational force below the threshold, not because G is insufficient. This makes the escape rate a misleading signal for AdaptiveG in this mode.</w:t>
-      </w:r>
-    </w:p>
-    <w:p>
-      <w:pPr>
-        <w:spacing w:after="120"/>
-      </w:pPr>
-      <w:r>
-        <w:rPr>
-          <w:sz w:val="22"/>
-          <w:szCs w:val="22"/>
-        </w:rPr>
-        <w:t xml:space="preserve">This is actually correct system behavior: high-frequency tokens should be uninfluenced by gravity. The escape rate of 0.15 in universe-only mode means "15% of tokens are correctly left alone." I recommend using fixed G in universe-only mode and reserving AdaptiveG for configurations with local bodies, where escape rate is more directly controlled by G.</w:t>
-      </w:r>
-    </w:p>
-    <w:p>
-      <w:pPr>
-        <w:pStyle w:val="Heading2"/>
-      </w:pPr>
-      <w:r>
-        <w:t xml:space="preserve">6.5 Persistent Semantic Memory</w:t>
+        <w:t xml:space="preserve">6.7 Persistent Semantic Memory</w:t>
       </w:r>
     </w:p>
     <w:p>
@@ -6185,7 +6626,7 @@
           <w:sz w:val="22"/>
           <w:szCs w:val="22"/>
         </w:rPr>
-        <w:t xml:space="preserve">All benchmarks use distinct-1 and perplexity over 100-token outputs on five prompts. Future work should include MAUVE scores, KL divergence from the temperature distribution, human evaluation, and downstream task metrics. Long-form outputs (500–1000 tokens) may show different dynamics as local bodies accumulate mass.</w:t>
+        <w:t xml:space="preserve">All benchmarks use distinct-1, rep-2, and perplexity over 100-token outputs on eight prompts with GPT-2. Future work should include MAUVE scores, KL divergence from the temperature distribution, human evaluation, and downstream task metrics. Long-form outputs (500–1000 tokens) may show different dynamics as local bodies accumulate mass.</w:t>
       </w:r>
     </w:p>
     <w:p>
@@ -6214,7 +6655,7 @@
           <w:sz w:val="22"/>
           <w:szCs w:val="22"/>
         </w:rPr>
-        <w:t xml:space="preserve">GPT-2 Medium showed a narrower perplexity-diversity gap than GPT-2 (×3.4 vs ×5). GPT-2 Large testing was attempted but sessions ran out of memory. The scaling trend is encouraging but unconfirmed above 345M parameters.</w:t>
+        <w:t xml:space="preserve">All ablation results are on GPT-2 (117M parameters). The ablation findings — semantic geometry enforces coherence, top-k concentration is required for meaningful force differentials — are architectural claims whose scaling behavior is unconfirmed.</w:t>
       </w:r>
     </w:p>
     <w:p>
@@ -6231,7 +6672,7 @@
           <w:sz w:val="22"/>
           <w:szCs w:val="22"/>
         </w:rPr>
-        <w:t xml:space="preserve">G calibration. </w:t>
+        <w:t xml:space="preserve">Top-k sweep. </w:t>
       </w:r>
       <w:r>
         <w:rPr>
@@ -6243,7 +6684,7 @@
           <w:sz w:val="22"/>
           <w:szCs w:val="22"/>
         </w:rPr>
-        <w:t xml:space="preserve">No principled method yet exists for selecting G for a new model or domain. A calibration procedure — perhaps targeting a specific distinct-1 improvement with a perplexity budget — would make the system more accessible.</w:t>
+        <w:t xml:space="preserve">The k=4 configuration was selected based on qualitative differentiation between conditions in the ablation. A principled sweep over k values, with held-out prompts, would be needed to confirm generality. The optimal k likely depends on vocabulary size, number of clusters, and domain specificity.</w:t>
       </w:r>
     </w:p>
     <w:p>
@@ -6260,7 +6701,7 @@
           <w:sz w:val="22"/>
           <w:szCs w:val="22"/>
         </w:rPr>
-        <w:t xml:space="preserve">Resonance effects. </w:t>
+        <w:t xml:space="preserve">G calibration. </w:t>
       </w:r>
       <w:r>
         <w:rPr>
@@ -6272,7 +6713,7 @@
           <w:sz w:val="22"/>
           <w:szCs w:val="22"/>
         </w:rPr>
-        <w:t xml:space="preserve">Orbital resonance (Lagrange midpoint forces between co-active resonant body pairs) is implemented but has not been quantitatively evaluated in isolation.</w:t>
+        <w:t xml:space="preserve">No principled method yet exists for selecting G for a new model or domain. A calibration procedure — perhaps targeting a specific distinct-1 improvement with a perplexity budget — would make the system more accessible.</w:t>
       </w:r>
     </w:p>
     <w:p>
@@ -6289,7 +6730,7 @@
           <w:sz w:val="22"/>
           <w:szCs w:val="22"/>
         </w:rPr>
-        <w:t xml:space="preserve">Universe mass scheme. </w:t>
+        <w:t xml:space="preserve">Shuffled vs random finding. </w:t>
       </w:r>
       <w:r>
         <w:rPr>
@@ -6301,7 +6742,7 @@
           <w:sz w:val="22"/>
           <w:szCs w:val="22"/>
         </w:rPr>
-        <w:t xml:space="preserve">IDF, size, and uniform mass schemes were compared at isolated configurations but not swept across all G values. A systematic comparison might reveal interaction effects.</w:t>
+        <w:t xml:space="preserve">The ablation shows real ≈ shuffled (same centroid geometry, permuted masses) and real vs random as the meaningful comparison. This needs replication: shuffled centroids still use the vocabulary's actual embedding geometry, just with permuted cluster-to-mass assignments, which may carry residual signal.</w:t>
       </w:r>
     </w:p>
     <w:p>
@@ -6318,7 +6759,7 @@
           <w:sz w:val="22"/>
           <w:szCs w:val="22"/>
         </w:rPr>
-        <w:t xml:space="preserve">Domain classifier integration. </w:t>
+        <w:t xml:space="preserve">Resonance effects. </w:t>
       </w:r>
       <w:r>
         <w:rPr>
@@ -6330,7 +6771,7 @@
           <w:sz w:val="22"/>
           <w:szCs w:val="22"/>
         </w:rPr>
-        <w:t xml:space="preserve">AdaptiveG supports domain multipliers; DomainClassifier can infer domain from the token stream. The full pipeline connecting real-time domain inference to per-domain G modulation has not been benchmarked.</w:t>
+        <w:t xml:space="preserve">Orbital resonance (Lagrange midpoint forces between co-active resonant body pairs) is implemented but has not been quantitatively evaluated in isolation.</w:t>
       </w:r>
     </w:p>
     <w:p>
@@ -6347,7 +6788,7 @@
           <w:sz w:val="22"/>
           <w:szCs w:val="22"/>
         </w:rPr>
-        <w:t xml:space="preserve">Deterministic mode. </w:t>
+        <w:t xml:space="preserve">Latency at scale. </w:t>
       </w:r>
       <w:r>
         <w:rPr>
@@ -6359,7 +6800,36 @@
           <w:sz w:val="22"/>
           <w:szCs w:val="22"/>
         </w:rPr>
-        <w:t xml:space="preserve">When a universe field is available, the sampler can use argmax rather than multinomial sampling — diversity comes from universe geometry. This mode has not been formally evaluated.</w:t>
+        <w:t xml:space="preserve">The 93ms/token universe overhead was measured on GPT-2 on a single GPU. Production models (7B+) have longer forward passes, so the fixed overhead becomes a smaller fraction. But at very high QPS, even a 10ms overhead per token accumulates. A batched SemanticForceProcessor implementation was not benchmarked.</w:t>
+      </w:r>
+    </w:p>
+    <w:p>
+      <w:pPr>
+        <w:spacing w:after="120"/>
+      </w:pPr>
+      <w:r>
+        <w:rPr>
+          <w:rFonts w:ascii="Arial" w:cs="Arial" w:eastAsia="Arial" w:hAnsi="Arial"/>
+          <w:b/>
+          <w:bCs/>
+          <w:i w:val="false"/>
+          <w:iCs w:val="false"/>
+          <w:sz w:val="22"/>
+          <w:szCs w:val="22"/>
+        </w:rPr>
+        <w:t xml:space="preserve">Deterministic mode. </w:t>
+      </w:r>
+      <w:r>
+        <w:rPr>
+          <w:rFonts w:ascii="Arial" w:cs="Arial" w:eastAsia="Arial" w:hAnsi="Arial"/>
+          <w:b w:val="false"/>
+          <w:bCs w:val="false"/>
+          <w:i w:val="false"/>
+          <w:iCs w:val="false"/>
+          <w:sz w:val="22"/>
+          <w:szCs w:val="22"/>
+        </w:rPr>
+        <w:t xml:space="preserve">When a universe field is available, the sampler can use argmax rather than multinomial sampling — diversity comes from universe geometry rather than stochastic sampling. This mode has not been formally evaluated.</w:t>
       </w:r>
     </w:p>
     <w:p>
@@ -6391,19 +6861,19 @@
           <w:sz w:val="22"/>
           <w:szCs w:val="22"/>
         </w:rPr>
-        <w:t xml:space="preserve">The two-layer field — a permanent universe field from vocabulary clustering and an ephemeral context field from incremental DBSCAN — provides both global semantic coverage and conversation-specific topical coherence. Context-affinity modulation ensures the universe field responds to the current generation rather than boosting all rare tokens uniformly. Persistent body storage builds semantic memory across conversations.</w:t>
-      </w:r>
-    </w:p>
-    <w:p>
-      <w:pPr>
-        <w:spacing w:after="120"/>
-      </w:pPr>
-      <w:r>
-        <w:rPr>
-          <w:sz w:val="22"/>
-          <w:szCs w:val="22"/>
-        </w:rPr>
-        <w:t xml:space="preserve">Empirically, contextbodies achieves 20–27% improvement in lexical diversity over temperature sampling at the cost of a structural perplexity increase that narrows with model scale. The perplexity cost is intentional: the system promotes semantically specific tokens that the model assigns lower base probability, which is the mechanism by which diversity is gained. Standard sampling methods cannot make this tradeoff because they lack any representation of semantic relevance.</w:t>
+        <w:t xml:space="preserve">The two-layer field — a permanent universe field from vocabulary clustering and an ephemeral context field from incremental DBSCAN — provides both global semantic coverage and conversation-specific topical coherence. Context-affinity modulation ensures the universe field responds to the current generation rather than boosting all rare tokens uniformly. A full ablation study across geometry, mass, IDF, and sampling baseline conditions confirms that semantic geometry is the operative force: real centroids enforce topical coherence (lower perplexity) while random centroids maximize raw diversity, with shuffled centroids matching real, confirming the geometry rather than mass distribution is the primary differentiator.</w:t>
+      </w:r>
+    </w:p>
+    <w:p>
+      <w:pPr>
+        <w:spacing w:after="120"/>
+      </w:pPr>
+      <w:r>
+        <w:rPr>
+          <w:sz w:val="22"/>
+          <w:szCs w:val="22"/>
+        </w:rPr>
+        <w:t xml:space="preserve">Empirically, at matched temperature, contextbodies achieves 20% distinct-1 improvement and 42% repetition reduction versus temperature sampling. The ablation shows this is not noise: real vs random centroids differ meaningfully when force is concentrated via top-k body selection. Local bodies mode is Pareto-optimal at 2x lower latency. Persistent body storage builds semantic memory across conversations. Temperature matching is a prerequisite for fair comparison -- mismatched temperature inflates perplexity by 4x and masks the field's actual effect.</w:t>
       </w:r>
     </w:p>
     <w:p>
@@ -6971,7 +7441,7 @@
                 <w:sz w:val="20"/>
                 <w:szCs w:val="20"/>
               </w:rPr>
-              <w:t xml:space="preserve">‖v[t]‖ — resistance to topical deflection</w:t>
+              <w:t xml:space="preserve">||v[t]|| -- resistance to topical deflection</w:t>
             </w:r>
           </w:p>
         </w:tc>
@@ -8417,7 +8887,7 @@
       <w:pPr>
         <w:jc w:val="center"/>
       </w:pPr>
-      <w:hyperlink w:history="1" r:id="rId03jmwofmcu3hi-3uyunlr">
+      <w:hyperlink w:history="1" r:id="rIdswktt8twqgxq1eyoc2mtu">
         <w:r>
           <w:rPr>
             <w:rStyle w:val="Hyperlink"/>
